--- a/FYP/组会/2026.9.24/9.24-v3-详细讲解版（当作零基础）.docx
+++ b/FYP/组会/2026.9.24/9.24-v3-详细讲解版（当作零基础）.docx
@@ -53,7 +53,7 @@
           <w:rFonts w:ascii="宋体" w:hAnsi="宋体" w:eastAsia="宋体"/>
           <w:sz w:val="24"/>
         </w:rPr>
-        <w:t>编制日期：2026年09月24日</w:t>
+        <w:t>编制日期：2026年09月25日</w:t>
       </w:r>
     </w:p>
     <w:p/>
@@ -1986,15 +1986,31 @@
           <w:sz w:val="24"/>
           <w:shd w:fill="F0F0F0"/>
         </w:rPr>
-        <w:t>*O + H₂O → *OOH + H⁺ + e⁻</w:t>
-      </w:r>
-      <w:r>
-        <w:rPr>
-          <w:rFonts w:ascii="Times New Roman" w:hAnsi="Times New Roman" w:eastAsia="宋体"/>
-          <w:b w:val="0"/>
-          <w:sz w:val="24"/>
-        </w:rPr>
-        <w:t>（再来一个水，形成 ∗OOH）</w:t>
+        <w:t>O + H₂O → OOH + H⁺ + e⁻</w:t>
+      </w:r>
+      <w:r>
+        <w:rPr>
+          <w:rFonts w:ascii="Times New Roman" w:hAnsi="Times New Roman" w:eastAsia="宋体"/>
+          <w:b w:val="0"/>
+          <w:sz w:val="24"/>
+        </w:rPr>
+        <w:t xml:space="preserve">（再来一个水，形成 </w:t>
+      </w:r>
+      <w:r>
+        <w:rPr>
+          <w:rFonts w:ascii="Consolas" w:hAnsi="Consolas" w:eastAsia="Consolas"/>
+          <w:sz w:val="24"/>
+          <w:shd w:fill="F0F0F0"/>
+        </w:rPr>
+        <w:t>OOH</w:t>
+      </w:r>
+      <w:r>
+        <w:rPr>
+          <w:rFonts w:ascii="Times New Roman" w:hAnsi="Times New Roman" w:eastAsia="宋体"/>
+          <w:b w:val="0"/>
+          <w:sz w:val="24"/>
+        </w:rPr>
+        <w:t>）</w:t>
       </w:r>
     </w:p>
     <w:p>
@@ -2344,7 +2360,23 @@
           <w:b w:val="0"/>
           <w:sz w:val="24"/>
         </w:rPr>
-        <w:t>：反应过程中暂时停在表面的物种（∗OH、∗O、∗OOH）。</w:t>
+        <w:t>：反应过程中暂时停在表面的物种（OH、O、</w:t>
+      </w:r>
+      <w:r>
+        <w:rPr>
+          <w:rFonts w:ascii="Consolas" w:hAnsi="Consolas" w:eastAsia="Consolas"/>
+          <w:sz w:val="24"/>
+          <w:shd w:fill="F0F0F0"/>
+        </w:rPr>
+        <w:t>OOH</w:t>
+      </w:r>
+      <w:r>
+        <w:rPr>
+          <w:rFonts w:ascii="Times New Roman" w:hAnsi="Times New Roman" w:eastAsia="宋体"/>
+          <w:b w:val="0"/>
+          <w:sz w:val="24"/>
+        </w:rPr>
+        <w:t>）。</w:t>
       </w:r>
     </w:p>
     <w:p>
@@ -2374,7 +2406,49 @@
           <w:b w:val="0"/>
           <w:sz w:val="24"/>
         </w:rPr>
-        <w:t>：因为 ∗OH 和 ∗OOH 都通过</w:t>
+        <w:t xml:space="preserve">：因为 </w:t>
+      </w:r>
+      <w:r>
+        <w:rPr>
+          <w:rFonts w:ascii="Times New Roman" w:hAnsi="Times New Roman" w:eastAsia="宋体"/>
+          <w:b w:val="0"/>
+          <w:i/>
+          <w:sz w:val="24"/>
+        </w:rPr>
+        <w:t xml:space="preserve">OH 和 </w:t>
+      </w:r>
+      <w:r>
+        <w:rPr>
+          <w:rFonts w:ascii="Times New Roman" w:hAnsi="Times New Roman" w:eastAsia="宋体"/>
+          <w:b w:val="0"/>
+          <w:i/>
+          <w:sz w:val="24"/>
+        </w:rPr>
+        <w:t>`</w:t>
+      </w:r>
+      <w:r>
+        <w:rPr>
+          <w:rFonts w:ascii="Times New Roman" w:hAnsi="Times New Roman" w:eastAsia="宋体"/>
+          <w:b w:val="0"/>
+          <w:sz w:val="24"/>
+        </w:rPr>
+        <w:t>OOH</w:t>
+      </w:r>
+      <w:r>
+        <w:rPr>
+          <w:rFonts w:ascii="Times New Roman" w:hAnsi="Times New Roman" w:eastAsia="宋体"/>
+          <w:b w:val="0"/>
+          <w:sz w:val="24"/>
+        </w:rPr>
+        <w:t>`</w:t>
+      </w:r>
+      <w:r>
+        <w:rPr>
+          <w:rFonts w:ascii="Times New Roman" w:hAnsi="Times New Roman" w:eastAsia="宋体"/>
+          <w:b w:val="0"/>
+          <w:sz w:val="24"/>
+        </w:rPr>
+        <w:t xml:space="preserve"> 都通过</w:t>
       </w:r>
       <w:r>
         <w:rPr>
@@ -2807,7 +2881,7 @@
           <w:b w:val="0"/>
           <w:sz w:val="24"/>
         </w:rPr>
-        <w:t>两个 ∗OH 先去质子（</w:t>
+        <w:t>两个 OH 先去质子（</w:t>
       </w:r>
       <w:r>
         <w:rPr>
@@ -3683,7 +3757,23 @@
           <w:b w:val="0"/>
           <w:sz w:val="24"/>
         </w:rPr>
-        <w:t>——它既绕过 AEM 的 ∗OOH 瓶颈、又不产生氧空位，所以</w:t>
+        <w:t xml:space="preserve">——它既绕过 AEM 的 </w:t>
+      </w:r>
+      <w:r>
+        <w:rPr>
+          <w:rFonts w:ascii="Consolas" w:hAnsi="Consolas" w:eastAsia="Consolas"/>
+          <w:sz w:val="24"/>
+          <w:shd w:fill="F0F0F0"/>
+        </w:rPr>
+        <w:t>OOH</w:t>
+      </w:r>
+      <w:r>
+        <w:rPr>
+          <w:rFonts w:ascii="Times New Roman" w:hAnsi="Times New Roman" w:eastAsia="宋体"/>
+          <w:b w:val="0"/>
+          <w:sz w:val="24"/>
+        </w:rPr>
+        <w:t xml:space="preserve"> 瓶颈、又不产生氧空位，所以</w:t>
       </w:r>
       <w:r>
         <w:rPr>
@@ -3837,7 +3927,23 @@
           <w:b w:val="0"/>
           <w:sz w:val="24"/>
         </w:rPr>
-        <w:t>，中间不经过 ∗OOH，也不产生氧空位。</w:t>
+        <w:t xml:space="preserve">，中间不经过 </w:t>
+      </w:r>
+      <w:r>
+        <w:rPr>
+          <w:rFonts w:ascii="Consolas" w:hAnsi="Consolas" w:eastAsia="Consolas"/>
+          <w:sz w:val="24"/>
+          <w:shd w:fill="F0F0F0"/>
+        </w:rPr>
+        <w:t>OOH</w:t>
+      </w:r>
+      <w:r>
+        <w:rPr>
+          <w:rFonts w:ascii="Times New Roman" w:hAnsi="Times New Roman" w:eastAsia="宋体"/>
+          <w:b w:val="0"/>
+          <w:sz w:val="24"/>
+        </w:rPr>
+        <w:t>，也不产生氧空位。</w:t>
       </w:r>
     </w:p>
     <w:p>
@@ -3959,7 +4065,23 @@
           <w:b w:val="0"/>
           <w:sz w:val="24"/>
         </w:rPr>
-        <w:t>：也是过氧路径（∗OOH）。</w:t>
+        <w:t>：也是过氧路径（</w:t>
+      </w:r>
+      <w:r>
+        <w:rPr>
+          <w:rFonts w:ascii="Consolas" w:hAnsi="Consolas" w:eastAsia="Consolas"/>
+          <w:sz w:val="24"/>
+          <w:shd w:fill="F0F0F0"/>
+        </w:rPr>
+        <w:t>OOH</w:t>
+      </w:r>
+      <w:r>
+        <w:rPr>
+          <w:rFonts w:ascii="Times New Roman" w:hAnsi="Times New Roman" w:eastAsia="宋体"/>
+          <w:b w:val="0"/>
+          <w:sz w:val="24"/>
+        </w:rPr>
+        <w:t>）。</w:t>
       </w:r>
     </w:p>
     <w:p>
@@ -3981,7 +4103,24 @@
           <w:b/>
           <w:sz w:val="24"/>
         </w:rPr>
-        <w:t>只有 OPM 是不经过 ∗OOH 的</w:t>
+        <w:t xml:space="preserve">只有 OPM 是不经过 </w:t>
+      </w:r>
+      <w:r>
+        <w:rPr>
+          <w:rFonts w:ascii="Consolas" w:hAnsi="Consolas" w:eastAsia="Consolas"/>
+          <w:b/>
+          <w:sz w:val="24"/>
+          <w:shd w:fill="F0F0F0"/>
+        </w:rPr>
+        <w:t>OOH</w:t>
+      </w:r>
+      <w:r>
+        <w:rPr>
+          <w:rFonts w:ascii="Times New Roman" w:hAnsi="Times New Roman" w:eastAsia="宋体"/>
+          <w:b/>
+          <w:sz w:val="24"/>
+        </w:rPr>
+        <w:t xml:space="preserve"> 的</w:t>
       </w:r>
       <w:r>
         <w:rPr>
@@ -4057,7 +4196,23 @@
           <w:b w:val="0"/>
           <w:sz w:val="24"/>
         </w:rPr>
-        <w:t>上形成——与 OPM 同属"不经 ∗OOH"的路线，但它需要光。</w:t>
+        <w:t xml:space="preserve">上形成——与 OPM 同属"不经 </w:t>
+      </w:r>
+      <w:r>
+        <w:rPr>
+          <w:rFonts w:ascii="Consolas" w:hAnsi="Consolas" w:eastAsia="Consolas"/>
+          <w:sz w:val="24"/>
+          <w:shd w:fill="F0F0F0"/>
+        </w:rPr>
+        <w:t>OOH</w:t>
+      </w:r>
+      <w:r>
+        <w:rPr>
+          <w:rFonts w:ascii="Times New Roman" w:hAnsi="Times New Roman" w:eastAsia="宋体"/>
+          <w:b w:val="0"/>
+          <w:sz w:val="24"/>
+        </w:rPr>
+        <w:t>"的路线，但它需要光。</w:t>
       </w:r>
     </w:p>
     <w:p/>
@@ -4094,15 +4249,90 @@
           <w:b/>
           <w:sz w:val="24"/>
         </w:rPr>
-        <w:t>为什么"不经过 ∗OOH"很重要</w:t>
-      </w:r>
-      <w:r>
-        <w:rPr>
-          <w:rFonts w:ascii="Times New Roman" w:hAnsi="Times New Roman" w:eastAsia="宋体"/>
-          <w:b w:val="0"/>
-          <w:sz w:val="24"/>
-        </w:rPr>
-        <w:t>：AEM 被锁死就是因为 ∗OOH 与 ∗OH 的固定差值；只要不生成 ∗OOH，标度关系就管不到你。</w:t>
+        <w:t xml:space="preserve">为什么"不经过 </w:t>
+      </w:r>
+      <w:r>
+        <w:rPr>
+          <w:rFonts w:ascii="Consolas" w:hAnsi="Consolas" w:eastAsia="Consolas"/>
+          <w:b/>
+          <w:sz w:val="24"/>
+          <w:shd w:fill="F0F0F0"/>
+        </w:rPr>
+        <w:t>*OOH</w:t>
+      </w:r>
+      <w:r>
+        <w:rPr>
+          <w:rFonts w:ascii="Times New Roman" w:hAnsi="Times New Roman" w:eastAsia="宋体"/>
+          <w:b/>
+          <w:sz w:val="24"/>
+        </w:rPr>
+        <w:t>"很重要</w:t>
+      </w:r>
+      <w:r>
+        <w:rPr>
+          <w:rFonts w:ascii="Times New Roman" w:hAnsi="Times New Roman" w:eastAsia="宋体"/>
+          <w:b w:val="0"/>
+          <w:sz w:val="24"/>
+        </w:rPr>
+        <w:t xml:space="preserve">：AEM 被锁死就是因为 </w:t>
+      </w:r>
+      <w:r>
+        <w:rPr>
+          <w:rFonts w:ascii="Consolas" w:hAnsi="Consolas" w:eastAsia="Consolas"/>
+          <w:sz w:val="24"/>
+          <w:shd w:fill="F0F0F0"/>
+        </w:rPr>
+        <w:t>*OOH</w:t>
+      </w:r>
+      <w:r>
+        <w:rPr>
+          <w:rFonts w:ascii="Times New Roman" w:hAnsi="Times New Roman" w:eastAsia="宋体"/>
+          <w:b w:val="0"/>
+          <w:sz w:val="24"/>
+        </w:rPr>
+        <w:t xml:space="preserve"> 与 </w:t>
+      </w:r>
+      <w:r>
+        <w:rPr>
+          <w:rFonts w:ascii="Times New Roman" w:hAnsi="Times New Roman" w:eastAsia="宋体"/>
+          <w:b w:val="0"/>
+          <w:i/>
+          <w:sz w:val="24"/>
+        </w:rPr>
+        <w:t xml:space="preserve">OH 的固定差值；只要不生成 </w:t>
+      </w:r>
+      <w:r>
+        <w:rPr>
+          <w:rFonts w:ascii="Times New Roman" w:hAnsi="Times New Roman" w:eastAsia="宋体"/>
+          <w:b w:val="0"/>
+          <w:i/>
+          <w:sz w:val="24"/>
+        </w:rPr>
+        <w:t>`</w:t>
+      </w:r>
+      <w:r>
+        <w:rPr>
+          <w:rFonts w:ascii="Times New Roman" w:hAnsi="Times New Roman" w:eastAsia="宋体"/>
+          <w:b w:val="0"/>
+          <w:sz w:val="24"/>
+        </w:rPr>
+        <w:t>OOH</w:t>
+      </w:r>
+      <w:r>
+        <w:rPr>
+          <w:rFonts w:ascii="Times New Roman" w:hAnsi="Times New Roman" w:eastAsia="宋体"/>
+          <w:b w:val="0"/>
+          <w:sz w:val="24"/>
+        </w:rPr>
+        <w:t>`</w:t>
+      </w:r>
+      <w:r>
+        <w:rPr>
+          <w:rFonts w:ascii="Times New Roman" w:hAnsi="Times New Roman" w:eastAsia="宋体"/>
+          <w:b w:val="0"/>
+          <w:sz w:val="24"/>
+        </w:rPr>
+        <w:t>，标度关系就管不到你。</w:t>
       </w:r>
     </w:p>
     <w:p>
@@ -4191,7 +4421,24 @@
           <w:b/>
           <w:sz w:val="24"/>
         </w:rPr>
-        <w:t>OPM 关键步：2 M–O → 2 M + O₂（直接偶联）｜ 无 ∗OOH、无氧空位 ｜ 先例：161 mV、&gt;200 h</w:t>
+        <w:t xml:space="preserve">OPM 关键步：2 M–O → 2 M + O₂（直接偶联）｜ 无 </w:t>
+      </w:r>
+      <w:r>
+        <w:rPr>
+          <w:rFonts w:ascii="Consolas" w:hAnsi="Consolas" w:eastAsia="Consolas"/>
+          <w:b/>
+          <w:sz w:val="24"/>
+          <w:shd w:fill="F0F0F0"/>
+        </w:rPr>
+        <w:t>OOH</w:t>
+      </w:r>
+      <w:r>
+        <w:rPr>
+          <w:rFonts w:ascii="Times New Roman" w:hAnsi="Times New Roman" w:eastAsia="宋体"/>
+          <w:b/>
+          <w:sz w:val="24"/>
+        </w:rPr>
+        <w:t>、无氧空位 ｜ 先例：161 mV、&gt;200 h</w:t>
       </w:r>
     </w:p>
     <w:p/>
@@ -4268,7 +4515,40 @@
           <w:b w:val="0"/>
           <w:sz w:val="24"/>
         </w:rPr>
-        <w:t xml:space="preserve"> → AEM 一步一个中间体（∗OH→∗O→∗OOH），OPM 是</w:t>
+        <w:t xml:space="preserve"> → AEM 一步一个中间体（</w:t>
+      </w:r>
+      <w:r>
+        <w:rPr>
+          <w:rFonts w:ascii="Times New Roman" w:hAnsi="Times New Roman" w:eastAsia="宋体"/>
+          <w:b w:val="0"/>
+          <w:i/>
+          <w:sz w:val="24"/>
+        </w:rPr>
+        <w:t>OH→</w:t>
+      </w:r>
+      <w:r>
+        <w:rPr>
+          <w:rFonts w:ascii="Times New Roman" w:hAnsi="Times New Roman" w:eastAsia="宋体"/>
+          <w:b w:val="0"/>
+          <w:sz w:val="24"/>
+        </w:rPr>
+        <w:t>O→</w:t>
+      </w:r>
+      <w:r>
+        <w:rPr>
+          <w:rFonts w:ascii="Consolas" w:hAnsi="Consolas" w:eastAsia="Consolas"/>
+          <w:sz w:val="24"/>
+          <w:shd w:fill="F0F0F0"/>
+        </w:rPr>
+        <w:t>*OOH</w:t>
+      </w:r>
+      <w:r>
+        <w:rPr>
+          <w:rFonts w:ascii="Times New Roman" w:hAnsi="Times New Roman" w:eastAsia="宋体"/>
+          <w:b w:val="0"/>
+          <w:sz w:val="24"/>
+        </w:rPr>
+        <w:t>），OPM 是</w:t>
       </w:r>
       <w:r>
         <w:rPr>
@@ -4284,7 +4564,23 @@
           <w:b w:val="0"/>
           <w:sz w:val="24"/>
         </w:rPr>
-        <w:t>，跳过 ∗OOH。</w:t>
+        <w:t xml:space="preserve">，跳过 </w:t>
+      </w:r>
+      <w:r>
+        <w:rPr>
+          <w:rFonts w:ascii="Consolas" w:hAnsi="Consolas" w:eastAsia="Consolas"/>
+          <w:sz w:val="24"/>
+          <w:shd w:fill="F0F0F0"/>
+        </w:rPr>
+        <w:t>*OOH</w:t>
+      </w:r>
+      <w:r>
+        <w:rPr>
+          <w:rFonts w:ascii="Times New Roman" w:hAnsi="Times New Roman" w:eastAsia="宋体"/>
+          <w:b w:val="0"/>
+          <w:sz w:val="24"/>
+        </w:rPr>
+        <w:t>。</w:t>
       </w:r>
     </w:p>
     <w:p>
@@ -6644,7 +6940,7 @@
           <w:b w:val="0"/>
           <w:sz w:val="24"/>
         </w:rPr>
-        <w:t>（看 Ru 周围的配位：Re–O 键长与配位壳层）、</w:t>
+        <w:t>（看 Ru 周围的配位：Ru–O 键长与配位壳层）、</w:t>
       </w:r>
       <w:r>
         <w:rPr>
@@ -7285,7 +7581,7 @@
           <w:b/>
           <w:sz w:val="32"/>
         </w:rPr>
-        <w:t>2. 五步逐条讲</w:t>
+        <w:t>2. 图怎么看</w:t>
       </w:r>
     </w:p>
     <w:p>
@@ -7299,225 +7595,23 @@
           <w:b/>
           <w:sz w:val="24"/>
         </w:rPr>
-        <w:t>① 电沉积 MnO₂</w:t>
-      </w:r>
-    </w:p>
-    <w:p>
-      <w:pPr>
-        <w:spacing w:line="360" w:lineRule="auto"/>
-        <w:ind w:left="420"/>
-      </w:pPr>
-      <w:r>
-        <w:rPr>
-          <w:rFonts w:ascii="Times New Roman" w:hAnsi="Times New Roman" w:eastAsia="宋体"/>
-          <w:b w:val="0"/>
-          <w:sz w:val="24"/>
-        </w:rPr>
-        <w:t xml:space="preserve">• </w:t>
-      </w:r>
-      <w:r>
-        <w:rPr>
-          <w:rFonts w:ascii="Times New Roman" w:hAnsi="Times New Roman" w:eastAsia="宋体"/>
-          <w:b w:val="0"/>
-          <w:sz w:val="24"/>
-        </w:rPr>
-        <w:t>基底：钛网或钛毡（耐酸、导电）。</w:t>
-      </w:r>
-    </w:p>
-    <w:p>
-      <w:pPr>
-        <w:spacing w:line="360" w:lineRule="auto"/>
-        <w:ind w:left="420"/>
-      </w:pPr>
-      <w:r>
-        <w:rPr>
-          <w:rFonts w:ascii="Times New Roman" w:hAnsi="Times New Roman" w:eastAsia="宋体"/>
-          <w:b w:val="0"/>
-          <w:sz w:val="24"/>
-        </w:rPr>
-        <w:t xml:space="preserve">• </w:t>
-      </w:r>
-      <w:r>
-        <w:rPr>
-          <w:rFonts w:ascii="Times New Roman" w:hAnsi="Times New Roman" w:eastAsia="宋体"/>
-          <w:b w:val="0"/>
-          <w:sz w:val="24"/>
-        </w:rPr>
-        <w:t>条件：</w:t>
-      </w:r>
-      <w:r>
-        <w:rPr>
-          <w:rFonts w:ascii="Times New Roman" w:hAnsi="Times New Roman" w:eastAsia="宋体"/>
-          <w:b/>
-          <w:sz w:val="24"/>
-        </w:rPr>
-        <w:t>7 mA cm⁻²，15 分钟</w:t>
-      </w:r>
-      <w:r>
-        <w:rPr>
-          <w:rFonts w:ascii="Times New Roman" w:hAnsi="Times New Roman" w:eastAsia="宋体"/>
-          <w:b w:val="0"/>
-          <w:sz w:val="24"/>
-        </w:rPr>
-        <w:t xml:space="preserve">，即 </w:t>
-      </w:r>
-      <w:r>
-        <w:rPr>
-          <w:rFonts w:ascii="Times New Roman" w:hAnsi="Times New Roman" w:eastAsia="宋体"/>
-          <w:b/>
-          <w:sz w:val="24"/>
-        </w:rPr>
-        <w:t>≈6.3 C cm⁻²</w:t>
-      </w:r>
-      <w:r>
-        <w:rPr>
-          <w:rFonts w:ascii="Times New Roman" w:hAnsi="Times New Roman" w:eastAsia="宋体"/>
-          <w:b w:val="0"/>
-          <w:sz w:val="24"/>
-        </w:rPr>
-        <w:t xml:space="preserve"> 的电量。</w:t>
-      </w:r>
-    </w:p>
-    <w:p>
-      <w:pPr>
-        <w:spacing w:line="360" w:lineRule="auto"/>
-        <w:ind w:left="420"/>
-      </w:pPr>
-      <w:r>
-        <w:rPr>
-          <w:rFonts w:ascii="Times New Roman" w:hAnsi="Times New Roman" w:eastAsia="宋体"/>
-          <w:b w:val="0"/>
-          <w:sz w:val="24"/>
-        </w:rPr>
-        <w:t xml:space="preserve">• </w:t>
-      </w:r>
-      <w:r>
-        <w:rPr>
-          <w:rFonts w:ascii="Times New Roman" w:hAnsi="Times New Roman" w:eastAsia="宋体"/>
-          <w:b w:val="0"/>
-          <w:sz w:val="24"/>
-        </w:rPr>
-        <w:t xml:space="preserve">换算（用大白话讲）：按每个 Mn 转移 2 个电子、MnO₂ 密度约 5 g cm⁻³ 估算，6.3 C cm⁻² ≈ </w:t>
-      </w:r>
-      <w:r>
-        <w:rPr>
-          <w:rFonts w:ascii="Times New Roman" w:hAnsi="Times New Roman" w:eastAsia="宋体"/>
-          <w:b/>
-          <w:sz w:val="24"/>
-        </w:rPr>
-        <w:t>2.8 mg cm⁻² ≈ 几微米厚</w:t>
-      </w:r>
-      <w:r>
-        <w:rPr>
-          <w:rFonts w:ascii="Times New Roman" w:hAnsi="Times New Roman" w:eastAsia="宋体"/>
-          <w:b w:val="0"/>
-          <w:sz w:val="24"/>
-        </w:rPr>
-        <w:t>——这个厚度才"装得下"金属（太薄就没有层间可进）。</w:t>
-      </w:r>
-    </w:p>
-    <w:p>
-      <w:pPr>
-        <w:spacing w:line="360" w:lineRule="auto"/>
-        <w:ind w:left="420"/>
-      </w:pPr>
-      <w:r>
-        <w:rPr>
-          <w:rFonts w:ascii="Times New Roman" w:hAnsi="Times New Roman" w:eastAsia="宋体"/>
-          <w:b w:val="0"/>
-          <w:sz w:val="24"/>
-        </w:rPr>
-        <w:t xml:space="preserve">• </w:t>
-      </w:r>
-      <w:r>
-        <w:rPr>
-          <w:rFonts w:ascii="Times New Roman" w:hAnsi="Times New Roman" w:eastAsia="宋体"/>
-          <w:b w:val="0"/>
-          <w:sz w:val="24"/>
-        </w:rPr>
-        <w:t>变量：电流、浴 pH（它们决定物相、形貌、边缘位密度）。</w:t>
-      </w:r>
-    </w:p>
-    <w:p>
-      <w:pPr>
-        <w:spacing w:line="360" w:lineRule="auto"/>
-        <w:ind w:firstLine="420"/>
-      </w:pPr>
-      <w:r>
-        <w:rPr>
-          <w:rFonts w:ascii="Times New Roman" w:hAnsi="Times New Roman" w:eastAsia="宋体"/>
-          <w:b/>
-          <w:sz w:val="24"/>
-        </w:rPr>
-        <w:t>② 找稳定窗口（第一步优先做）</w:t>
-      </w:r>
-    </w:p>
-    <w:p>
-      <w:pPr>
-        <w:spacing w:line="360" w:lineRule="auto"/>
-        <w:ind w:left="420"/>
-      </w:pPr>
-      <w:r>
-        <w:rPr>
-          <w:rFonts w:ascii="Times New Roman" w:hAnsi="Times New Roman" w:eastAsia="宋体"/>
-          <w:b w:val="0"/>
-          <w:sz w:val="24"/>
-        </w:rPr>
-        <w:t xml:space="preserve">• </w:t>
-      </w:r>
-      <w:r>
-        <w:rPr>
-          <w:rFonts w:ascii="Times New Roman" w:hAnsi="Times New Roman" w:eastAsia="宋体"/>
-          <w:b/>
-          <w:sz w:val="24"/>
-        </w:rPr>
-        <w:t>电位阶跃溶出扫描</w:t>
-      </w:r>
-      <w:r>
-        <w:rPr>
-          <w:rFonts w:ascii="Times New Roman" w:hAnsi="Times New Roman" w:eastAsia="宋体"/>
-          <w:b w:val="0"/>
-          <w:sz w:val="24"/>
-        </w:rPr>
-        <w:t>：从 1.40 V 扫到 1.90 V（vs RHE），每个电位单独收集电解液。</w:t>
-      </w:r>
-    </w:p>
-    <w:p>
-      <w:pPr>
-        <w:spacing w:line="360" w:lineRule="auto"/>
-        <w:ind w:left="420"/>
-      </w:pPr>
-      <w:r>
-        <w:rPr>
-          <w:rFonts w:ascii="Times New Roman" w:hAnsi="Times New Roman" w:eastAsia="宋体"/>
-          <w:b w:val="0"/>
-          <w:sz w:val="24"/>
-        </w:rPr>
-        <w:t xml:space="preserve">• </w:t>
-      </w:r>
-      <w:r>
-        <w:rPr>
-          <w:rFonts w:ascii="Times New Roman" w:hAnsi="Times New Roman" w:eastAsia="宋体"/>
-          <w:b/>
-          <w:sz w:val="24"/>
-        </w:rPr>
-        <w:t>分段 ICP-MS</w:t>
-      </w:r>
-      <w:r>
-        <w:rPr>
-          <w:rFonts w:ascii="Times New Roman" w:hAnsi="Times New Roman" w:eastAsia="宋体"/>
-          <w:b w:val="0"/>
-          <w:sz w:val="24"/>
-        </w:rPr>
-        <w:t>：分别测</w:t>
-      </w:r>
-      <w:r>
-        <w:rPr>
-          <w:rFonts w:ascii="Times New Roman" w:hAnsi="Times New Roman" w:eastAsia="宋体"/>
-          <w:b/>
-          <w:sz w:val="24"/>
-        </w:rPr>
-        <w:t>钌</w:t>
+        <w:t>这一页是一张"实验流程图"</w:t>
+      </w:r>
+      <w:r>
+        <w:rPr>
+          <w:rFonts w:ascii="Times New Roman" w:hAnsi="Times New Roman" w:eastAsia="宋体"/>
+          <w:b w:val="0"/>
+          <w:sz w:val="24"/>
+        </w:rPr>
+        <w:t>：五个面板从左到右就是五步，面板之间的箭头表示先后顺序。每步都同时给了</w:t>
+      </w:r>
+      <w:r>
+        <w:rPr>
+          <w:rFonts w:ascii="Times New Roman" w:hAnsi="Times New Roman" w:eastAsia="宋体"/>
+          <w:b/>
+          <w:sz w:val="24"/>
+        </w:rPr>
+        <w:t>器材示意</w:t>
       </w:r>
       <w:r>
         <w:rPr>
@@ -7533,654 +7627,430 @@
           <w:b/>
           <w:sz w:val="24"/>
         </w:rPr>
-        <w:t>锰</w:t>
-      </w:r>
-      <w:r>
-        <w:rPr>
-          <w:rFonts w:ascii="Times New Roman" w:hAnsi="Times New Roman" w:eastAsia="宋体"/>
-          <w:b w:val="0"/>
-          <w:sz w:val="24"/>
-        </w:rPr>
-        <w:t>的溶解量（只测总量分不清是"界面失效"还是"涂层脱落"）。</w:t>
-      </w:r>
-    </w:p>
-    <w:p>
-      <w:pPr>
-        <w:spacing w:line="360" w:lineRule="auto"/>
-        <w:ind w:left="420"/>
-      </w:pPr>
-      <w:r>
-        <w:rPr>
-          <w:rFonts w:ascii="Times New Roman" w:hAnsi="Times New Roman" w:eastAsia="宋体"/>
-          <w:b w:val="0"/>
-          <w:sz w:val="24"/>
-        </w:rPr>
-        <w:t xml:space="preserve">• </w:t>
-      </w:r>
-      <w:r>
-        <w:rPr>
-          <w:rFonts w:ascii="Times New Roman" w:hAnsi="Times New Roman" w:eastAsia="宋体"/>
-          <w:b w:val="0"/>
-          <w:sz w:val="24"/>
-        </w:rPr>
-        <w:t>判据（会上要主动说）：</w:t>
-      </w:r>
-      <w:r>
-        <w:rPr>
-          <w:rFonts w:ascii="Times New Roman" w:hAnsi="Times New Roman" w:eastAsia="宋体"/>
-          <w:b/>
-          <w:sz w:val="24"/>
-        </w:rPr>
-        <w:t>同一电位段内，Mn 的溶解速率 ≥ Ru 的 5 倍且无钝化趋势</w:t>
-      </w:r>
-      <w:r>
-        <w:rPr>
-          <w:rFonts w:ascii="Times New Roman" w:hAnsi="Times New Roman" w:eastAsia="宋体"/>
-          <w:b w:val="0"/>
-          <w:sz w:val="24"/>
-        </w:rPr>
-        <w:t>，或者</w:t>
-      </w:r>
-      <w:r>
-        <w:rPr>
-          <w:rFonts w:ascii="Times New Roman" w:hAnsi="Times New Roman" w:eastAsia="宋体"/>
-          <w:b/>
-          <w:sz w:val="24"/>
-        </w:rPr>
-        <w:t>检出 839 cm⁻¹ 的高锰酸根拉曼带</w:t>
-      </w:r>
-      <w:r>
-        <w:rPr>
-          <w:rFonts w:ascii="Times New Roman" w:hAnsi="Times New Roman" w:eastAsia="宋体"/>
-          <w:b w:val="0"/>
-          <w:sz w:val="24"/>
-        </w:rPr>
-        <w:t xml:space="preserve"> → </w:t>
-      </w:r>
-      <w:r>
-        <w:rPr>
-          <w:rFonts w:ascii="Times New Roman" w:hAnsi="Times New Roman" w:eastAsia="宋体"/>
-          <w:b/>
-          <w:sz w:val="24"/>
-        </w:rPr>
-        <w:t>no-go</w:t>
-      </w:r>
-      <w:r>
-        <w:rPr>
-          <w:rFonts w:ascii="Times New Roman" w:hAnsi="Times New Roman" w:eastAsia="宋体"/>
-          <w:b w:val="0"/>
-          <w:sz w:val="24"/>
-        </w:rPr>
-        <w:t>（改相 / 改氧配位 / 先掺 Ru）；否则继续。</w:t>
-      </w:r>
-    </w:p>
-    <w:p>
-      <w:pPr>
-        <w:spacing w:line="360" w:lineRule="auto"/>
-        <w:ind w:firstLine="420"/>
-      </w:pPr>
-      <w:r>
-        <w:rPr>
-          <w:rFonts w:ascii="Times New Roman" w:hAnsi="Times New Roman" w:eastAsia="宋体"/>
-          <w:b/>
-          <w:sz w:val="24"/>
-        </w:rPr>
-        <w:t>③ 阳离子交换把 Ru 装进去</w:t>
-      </w:r>
-    </w:p>
-    <w:p>
-      <w:pPr>
-        <w:spacing w:line="360" w:lineRule="auto"/>
-        <w:ind w:left="420"/>
-      </w:pPr>
-      <w:r>
-        <w:rPr>
-          <w:rFonts w:ascii="Times New Roman" w:hAnsi="Times New Roman" w:eastAsia="宋体"/>
-          <w:b w:val="0"/>
-          <w:sz w:val="24"/>
-        </w:rPr>
-        <w:t xml:space="preserve">• </w:t>
-      </w:r>
-      <w:r>
-        <w:rPr>
-          <w:rFonts w:ascii="Times New Roman" w:hAnsi="Times New Roman" w:eastAsia="宋体"/>
-          <w:b w:val="0"/>
-          <w:sz w:val="24"/>
-        </w:rPr>
-        <w:t>用溶液中的 Ru 离子替换 MnO₂ 晶格中的 Mn 位。</w:t>
-      </w:r>
-    </w:p>
-    <w:p>
-      <w:pPr>
-        <w:spacing w:line="360" w:lineRule="auto"/>
-        <w:ind w:left="420"/>
-      </w:pPr>
-      <w:r>
-        <w:rPr>
-          <w:rFonts w:ascii="Times New Roman" w:hAnsi="Times New Roman" w:eastAsia="宋体"/>
-          <w:b w:val="0"/>
-          <w:sz w:val="24"/>
-        </w:rPr>
-        <w:t xml:space="preserve">• </w:t>
-      </w:r>
-      <w:r>
-        <w:rPr>
-          <w:rFonts w:ascii="Times New Roman" w:hAnsi="Times New Roman" w:eastAsia="宋体"/>
-          <w:b/>
-          <w:sz w:val="24"/>
-        </w:rPr>
-        <w:t>同时做对照</w:t>
-      </w:r>
-      <w:r>
-        <w:rPr>
-          <w:rFonts w:ascii="Times New Roman" w:hAnsi="Times New Roman" w:eastAsia="宋体"/>
-          <w:b w:val="0"/>
-          <w:sz w:val="24"/>
-        </w:rPr>
-        <w:t>：浸渍样（弱耦合）与共沉积样（另一种工艺）——</w:t>
-      </w:r>
-      <w:r>
-        <w:rPr>
-          <w:rFonts w:ascii="Times New Roman" w:hAnsi="Times New Roman" w:eastAsia="宋体"/>
-          <w:b/>
-          <w:sz w:val="24"/>
-        </w:rPr>
-        <w:t>没有对照就无法证明"耦合"起了作用</w:t>
-      </w:r>
-      <w:r>
-        <w:rPr>
-          <w:rFonts w:ascii="Times New Roman" w:hAnsi="Times New Roman" w:eastAsia="宋体"/>
-          <w:b w:val="0"/>
-          <w:sz w:val="24"/>
-        </w:rPr>
-        <w:t>。</w:t>
-      </w:r>
-    </w:p>
-    <w:p>
-      <w:pPr>
-        <w:spacing w:line="360" w:lineRule="auto"/>
-        <w:ind w:firstLine="420"/>
-      </w:pPr>
-      <w:r>
-        <w:rPr>
-          <w:rFonts w:ascii="Times New Roman" w:hAnsi="Times New Roman" w:eastAsia="宋体"/>
-          <w:b/>
-          <w:sz w:val="24"/>
-        </w:rPr>
-        <w:t>④ 证明 Ru 在骨架内</w:t>
-      </w:r>
-    </w:p>
-    <w:p>
-      <w:pPr>
-        <w:spacing w:line="360" w:lineRule="auto"/>
-        <w:ind w:left="420"/>
-      </w:pPr>
-      <w:r>
-        <w:rPr>
-          <w:rFonts w:ascii="Times New Roman" w:hAnsi="Times New Roman" w:eastAsia="宋体"/>
-          <w:b w:val="0"/>
-          <w:sz w:val="24"/>
-        </w:rPr>
-        <w:t xml:space="preserve">• </w:t>
-      </w:r>
-      <w:r>
-        <w:rPr>
-          <w:rFonts w:ascii="Times New Roman" w:hAnsi="Times New Roman" w:eastAsia="宋体"/>
-          <w:b/>
-          <w:sz w:val="24"/>
-        </w:rPr>
-        <w:t>EXAFS</w:t>
-      </w:r>
-      <w:r>
-        <w:rPr>
-          <w:rFonts w:ascii="Times New Roman" w:hAnsi="Times New Roman" w:eastAsia="宋体"/>
-          <w:b w:val="0"/>
-          <w:sz w:val="24"/>
-        </w:rPr>
-        <w:t>：出现 Ru–O–Mn 壳层、Ru–O–Ru 减弱（这就是"进去"的直接证据）。</w:t>
-      </w:r>
-    </w:p>
-    <w:p>
-      <w:pPr>
-        <w:spacing w:line="360" w:lineRule="auto"/>
-        <w:ind w:left="420"/>
-      </w:pPr>
-      <w:r>
-        <w:rPr>
-          <w:rFonts w:ascii="Times New Roman" w:hAnsi="Times New Roman" w:eastAsia="宋体"/>
-          <w:b w:val="0"/>
-          <w:sz w:val="24"/>
-        </w:rPr>
-        <w:t xml:space="preserve">• </w:t>
-      </w:r>
-      <w:r>
-        <w:rPr>
-          <w:rFonts w:ascii="Times New Roman" w:hAnsi="Times New Roman" w:eastAsia="宋体"/>
-          <w:b w:val="0"/>
-          <w:sz w:val="24"/>
-        </w:rPr>
-        <w:t xml:space="preserve">配套：活化前后配对的 </w:t>
-      </w:r>
-      <w:r>
-        <w:rPr>
-          <w:rFonts w:ascii="Times New Roman" w:hAnsi="Times New Roman" w:eastAsia="宋体"/>
-          <w:b/>
-          <w:sz w:val="24"/>
-        </w:rPr>
-        <w:t>XPS / 拉曼 / STEM</w:t>
-      </w:r>
-      <w:r>
-        <w:rPr>
-          <w:rFonts w:ascii="Times New Roman" w:hAnsi="Times New Roman" w:eastAsia="宋体"/>
-          <w:b w:val="0"/>
-          <w:sz w:val="24"/>
-        </w:rPr>
-        <w:t>。</w:t>
-      </w:r>
-    </w:p>
-    <w:p>
-      <w:pPr>
-        <w:spacing w:line="360" w:lineRule="auto"/>
-        <w:ind w:firstLine="420"/>
-      </w:pPr>
-      <w:r>
-        <w:rPr>
-          <w:rFonts w:ascii="Times New Roman" w:hAnsi="Times New Roman" w:eastAsia="宋体"/>
-          <w:b/>
-          <w:sz w:val="24"/>
-        </w:rPr>
-        <w:t>⑤ 测试与器件</w:t>
-      </w:r>
-    </w:p>
-    <w:p>
-      <w:pPr>
-        <w:spacing w:line="360" w:lineRule="auto"/>
-        <w:ind w:left="420"/>
-      </w:pPr>
-      <w:r>
-        <w:rPr>
-          <w:rFonts w:ascii="Times New Roman" w:hAnsi="Times New Roman" w:eastAsia="宋体"/>
-          <w:b w:val="0"/>
-          <w:sz w:val="24"/>
-        </w:rPr>
-        <w:t xml:space="preserve">• </w:t>
-      </w:r>
-      <w:r>
-        <w:rPr>
-          <w:rFonts w:ascii="Times New Roman" w:hAnsi="Times New Roman" w:eastAsia="宋体"/>
-          <w:b w:val="0"/>
-          <w:sz w:val="24"/>
-        </w:rPr>
-        <w:t>三电极：</w:t>
-      </w:r>
-      <w:r>
-        <w:rPr>
-          <w:rFonts w:ascii="Times New Roman" w:hAnsi="Times New Roman" w:eastAsia="宋体"/>
-          <w:b/>
-          <w:sz w:val="24"/>
-        </w:rPr>
-        <w:t>η10</w:t>
-      </w:r>
-      <w:r>
-        <w:rPr>
-          <w:rFonts w:ascii="Times New Roman" w:hAnsi="Times New Roman" w:eastAsia="宋体"/>
-          <w:b w:val="0"/>
-          <w:sz w:val="24"/>
-        </w:rPr>
-        <w:t>（10 mA cm⁻² 时的过电位）、</w:t>
-      </w:r>
-      <w:r>
-        <w:rPr>
-          <w:rFonts w:ascii="Times New Roman" w:hAnsi="Times New Roman" w:eastAsia="宋体"/>
-          <w:b/>
-          <w:sz w:val="24"/>
-        </w:rPr>
-        <w:t>Tafel 斜率</w:t>
-      </w:r>
-      <w:r>
-        <w:rPr>
-          <w:rFonts w:ascii="Times New Roman" w:hAnsi="Times New Roman" w:eastAsia="宋体"/>
-          <w:b w:val="0"/>
-          <w:sz w:val="24"/>
-        </w:rPr>
-        <w:t>、</w:t>
-      </w:r>
-      <w:r>
-        <w:rPr>
-          <w:rFonts w:ascii="Times New Roman" w:hAnsi="Times New Roman" w:eastAsia="宋体"/>
-          <w:b/>
-          <w:sz w:val="24"/>
-        </w:rPr>
-        <w:t>EIS</w:t>
-      </w:r>
-      <w:r>
-        <w:rPr>
-          <w:rFonts w:ascii="Times New Roman" w:hAnsi="Times New Roman" w:eastAsia="宋体"/>
-          <w:b w:val="0"/>
-          <w:sz w:val="24"/>
-        </w:rPr>
-        <w:t>、</w:t>
-      </w:r>
-      <w:r>
-        <w:rPr>
-          <w:rFonts w:ascii="Times New Roman" w:hAnsi="Times New Roman" w:eastAsia="宋体"/>
-          <w:b/>
-          <w:sz w:val="24"/>
-        </w:rPr>
-        <w:t>ECSA 归一化</w:t>
-      </w:r>
-      <w:r>
-        <w:rPr>
-          <w:rFonts w:ascii="Times New Roman" w:hAnsi="Times New Roman" w:eastAsia="宋体"/>
-          <w:b w:val="0"/>
-          <w:sz w:val="24"/>
-        </w:rPr>
-        <w:t>。</w:t>
-      </w:r>
-    </w:p>
-    <w:p>
-      <w:pPr>
-        <w:spacing w:line="360" w:lineRule="auto"/>
-        <w:ind w:left="420"/>
-      </w:pPr>
-      <w:r>
-        <w:rPr>
-          <w:rFonts w:ascii="Times New Roman" w:hAnsi="Times New Roman" w:eastAsia="宋体"/>
-          <w:b w:val="0"/>
-          <w:sz w:val="24"/>
-        </w:rPr>
-        <w:t xml:space="preserve">• </w:t>
-      </w:r>
-      <w:r>
-        <w:rPr>
-          <w:rFonts w:ascii="Times New Roman" w:hAnsi="Times New Roman" w:eastAsia="宋体"/>
-          <w:b w:val="0"/>
-          <w:sz w:val="24"/>
-        </w:rPr>
-        <w:t xml:space="preserve">长时：恒电流 + </w:t>
-      </w:r>
-      <w:r>
-        <w:rPr>
-          <w:rFonts w:ascii="Times New Roman" w:hAnsi="Times New Roman" w:eastAsia="宋体"/>
-          <w:b/>
-          <w:sz w:val="24"/>
-        </w:rPr>
-        <w:t>分段 ICP-MS</w:t>
-      </w:r>
-      <w:r>
-        <w:rPr>
-          <w:rFonts w:ascii="Times New Roman" w:hAnsi="Times New Roman" w:eastAsia="宋体"/>
-          <w:b w:val="0"/>
-          <w:sz w:val="24"/>
-        </w:rPr>
-        <w:t xml:space="preserve"> → 给出</w:t>
-      </w:r>
-      <w:r>
-        <w:rPr>
-          <w:rFonts w:ascii="Times New Roman" w:hAnsi="Times New Roman" w:eastAsia="宋体"/>
-          <w:b/>
-          <w:sz w:val="24"/>
-        </w:rPr>
-        <w:t>溶解速率与稳定数 S-number</w:t>
-      </w:r>
-      <w:r>
-        <w:rPr>
-          <w:rFonts w:ascii="Times New Roman" w:hAnsi="Times New Roman" w:eastAsia="宋体"/>
-          <w:b w:val="0"/>
-          <w:sz w:val="24"/>
-        </w:rPr>
-        <w:t>（每溶解一个金属原子析出多少 O₂）。</w:t>
-      </w:r>
-    </w:p>
-    <w:p>
-      <w:pPr>
-        <w:spacing w:line="360" w:lineRule="auto"/>
-        <w:ind w:left="420"/>
-      </w:pPr>
-      <w:r>
-        <w:rPr>
-          <w:rFonts w:ascii="Times New Roman" w:hAnsi="Times New Roman" w:eastAsia="宋体"/>
-          <w:b w:val="0"/>
-          <w:sz w:val="24"/>
-        </w:rPr>
-        <w:t xml:space="preserve">• </w:t>
-      </w:r>
-      <w:r>
-        <w:rPr>
-          <w:rFonts w:ascii="Times New Roman" w:hAnsi="Times New Roman" w:eastAsia="宋体"/>
-          <w:b w:val="0"/>
-          <w:sz w:val="24"/>
-        </w:rPr>
-        <w:t>器件：</w:t>
-      </w:r>
-      <w:r>
-        <w:rPr>
-          <w:rFonts w:ascii="Times New Roman" w:hAnsi="Times New Roman" w:eastAsia="宋体"/>
-          <w:b/>
-          <w:sz w:val="24"/>
-        </w:rPr>
-        <w:t>单电池 PEM 测试</w:t>
-      </w:r>
-      <w:r>
-        <w:rPr>
-          <w:rFonts w:ascii="Times New Roman" w:hAnsi="Times New Roman" w:eastAsia="宋体"/>
-          <w:b w:val="0"/>
-          <w:sz w:val="24"/>
-        </w:rPr>
-        <w:t>（电流密度、时长、衰减率、法拉第效率）。</w:t>
+        <w:t>关键数字/判据</w:t>
+      </w:r>
+      <w:r>
+        <w:rPr>
+          <w:rFonts w:ascii="Times New Roman" w:hAnsi="Times New Roman" w:eastAsia="宋体"/>
+          <w:b w:val="0"/>
+          <w:sz w:val="24"/>
+        </w:rPr>
+        <w:t>，所以看图顺序是"读标题 → 看器材 → 读数字"。</w:t>
       </w:r>
     </w:p>
     <w:p/>
-    <w:p>
-      <w:pPr>
-        <w:pStyle w:val="4"/>
-        <w:pageBreakBefore w:val="0"/>
-      </w:pPr>
-      <w:r>
-        <w:rPr>
-          <w:rFonts w:ascii="Times New Roman" w:hAnsi="Times New Roman" w:eastAsia="宋体"/>
-          <w:b/>
-          <w:sz w:val="32"/>
-        </w:rPr>
-        <w:t>3. 概念白话</w:t>
-      </w:r>
-    </w:p>
-    <w:p>
-      <w:pPr>
-        <w:spacing w:line="360" w:lineRule="auto"/>
-        <w:ind w:left="420"/>
-      </w:pPr>
-      <w:r>
-        <w:rPr>
-          <w:rFonts w:ascii="Times New Roman" w:hAnsi="Times New Roman" w:eastAsia="宋体"/>
-          <w:b w:val="0"/>
-          <w:sz w:val="24"/>
-        </w:rPr>
-        <w:t xml:space="preserve">• </w:t>
-      </w:r>
-      <w:r>
-        <w:rPr>
-          <w:rFonts w:ascii="Times New Roman" w:hAnsi="Times New Roman" w:eastAsia="宋体"/>
-          <w:b/>
-          <w:sz w:val="24"/>
-        </w:rPr>
-        <w:t>C cm⁻²（库仑每平方厘米）</w:t>
-      </w:r>
-      <w:r>
-        <w:rPr>
-          <w:rFonts w:ascii="Times New Roman" w:hAnsi="Times New Roman" w:eastAsia="宋体"/>
-          <w:b w:val="0"/>
-          <w:sz w:val="24"/>
-        </w:rPr>
-        <w:t>：电量单位，等于电流密度 × 时间（7 mA cm⁻² × 900 s = 6300 mC cm⁻² = 6.3 C cm⁻²）。</w:t>
-      </w:r>
-      <w:r>
-        <w:rPr>
-          <w:rFonts w:ascii="Times New Roman" w:hAnsi="Times New Roman" w:eastAsia="宋体"/>
-          <w:b/>
-          <w:sz w:val="24"/>
-        </w:rPr>
-        <w:t>电量决定沉积了多少物质</w:t>
-      </w:r>
-      <w:r>
-        <w:rPr>
-          <w:rFonts w:ascii="Times New Roman" w:hAnsi="Times New Roman" w:eastAsia="宋体"/>
-          <w:b w:val="0"/>
-          <w:sz w:val="24"/>
-        </w:rPr>
-        <w:t>。</w:t>
-      </w:r>
-    </w:p>
-    <w:p>
-      <w:pPr>
-        <w:spacing w:line="360" w:lineRule="auto"/>
-        <w:ind w:left="420"/>
-      </w:pPr>
-      <w:r>
-        <w:rPr>
-          <w:rFonts w:ascii="Times New Roman" w:hAnsi="Times New Roman" w:eastAsia="宋体"/>
-          <w:b w:val="0"/>
-          <w:sz w:val="24"/>
-        </w:rPr>
-        <w:t xml:space="preserve">• </w:t>
-      </w:r>
-      <w:r>
-        <w:rPr>
-          <w:rFonts w:ascii="Times New Roman" w:hAnsi="Times New Roman" w:eastAsia="宋体"/>
-          <w:b/>
-          <w:sz w:val="24"/>
-        </w:rPr>
-        <w:t>ICP-MS</w:t>
-      </w:r>
-      <w:r>
-        <w:rPr>
-          <w:rFonts w:ascii="Times New Roman" w:hAnsi="Times New Roman" w:eastAsia="宋体"/>
-          <w:b w:val="0"/>
-          <w:sz w:val="24"/>
-        </w:rPr>
-        <w:t>：能测溶液里 ppb 级金属含量的仪器——溶解研究的"秤"。</w:t>
-      </w:r>
-    </w:p>
-    <w:p>
-      <w:pPr>
-        <w:spacing w:line="360" w:lineRule="auto"/>
-        <w:ind w:left="420"/>
-      </w:pPr>
-      <w:r>
-        <w:rPr>
-          <w:rFonts w:ascii="Times New Roman" w:hAnsi="Times New Roman" w:eastAsia="宋体"/>
-          <w:b w:val="0"/>
-          <w:sz w:val="24"/>
-        </w:rPr>
-        <w:t xml:space="preserve">• </w:t>
-      </w:r>
-      <w:r>
-        <w:rPr>
-          <w:rFonts w:ascii="Times New Roman" w:hAnsi="Times New Roman" w:eastAsia="宋体"/>
-          <w:b/>
-          <w:sz w:val="24"/>
-        </w:rPr>
-        <w:t>S-number</w:t>
-      </w:r>
-      <w:r>
-        <w:rPr>
-          <w:rFonts w:ascii="Times New Roman" w:hAnsi="Times New Roman" w:eastAsia="宋体"/>
-          <w:b w:val="0"/>
-          <w:sz w:val="24"/>
-        </w:rPr>
-        <w:t>：稳定性的可比指标（跑了多少小时不好横比，但"每溶一个金属原子析出多少氧分子"可以）。</w:t>
-      </w:r>
-    </w:p>
-    <w:p>
-      <w:pPr>
-        <w:spacing w:line="360" w:lineRule="auto"/>
-        <w:ind w:left="420"/>
-      </w:pPr>
-      <w:r>
-        <w:rPr>
-          <w:rFonts w:ascii="Times New Roman" w:hAnsi="Times New Roman" w:eastAsia="宋体"/>
-          <w:b w:val="0"/>
-          <w:sz w:val="24"/>
-        </w:rPr>
-        <w:t xml:space="preserve">• </w:t>
-      </w:r>
-      <w:r>
-        <w:rPr>
-          <w:rFonts w:ascii="Times New Roman" w:hAnsi="Times New Roman" w:eastAsia="宋体"/>
-          <w:b/>
-          <w:sz w:val="24"/>
-        </w:rPr>
-        <w:t>为什么先做②</w:t>
-      </w:r>
-      <w:r>
-        <w:rPr>
-          <w:rFonts w:ascii="Times New Roman" w:hAnsi="Times New Roman" w:eastAsia="宋体"/>
-          <w:b w:val="0"/>
-          <w:sz w:val="24"/>
-        </w:rPr>
-        <w:t>：如果宿主先溶，后面所有优化都白做；所以先用 2–3 周给一个</w:t>
-      </w:r>
-      <w:r>
-        <w:rPr>
-          <w:rFonts w:ascii="Times New Roman" w:hAnsi="Times New Roman" w:eastAsia="宋体"/>
-          <w:b/>
-          <w:sz w:val="24"/>
-        </w:rPr>
-        <w:t>二值答案</w:t>
-      </w:r>
-      <w:r>
-        <w:rPr>
-          <w:rFonts w:ascii="Times New Roman" w:hAnsi="Times New Roman" w:eastAsia="宋体"/>
-          <w:b w:val="0"/>
-          <w:sz w:val="24"/>
-        </w:rPr>
-        <w:t>。</w:t>
-      </w:r>
-    </w:p>
+    <w:tbl>
+      <w:tblPr>
+        <w:tblStyle w:val="21"/>
+        <w:tblW w:type="auto" w:w="0"/>
+        <w:jc w:val="center"/>
+        <w:tblLook w:firstColumn="1" w:firstRow="1" w:lastColumn="0" w:lastRow="0" w:noHBand="0" w:noVBand="1" w:val="04A0"/>
+      </w:tblPr>
+      <w:tblGrid>
+        <w:gridCol w:w="2822"/>
+        <w:gridCol w:w="2822"/>
+        <w:gridCol w:w="2822"/>
+      </w:tblGrid>
+      <w:tr>
+        <w:tc>
+          <w:tcPr>
+            <w:tcW w:type="dxa" w:w="1389"/>
+            <w:shd w:fill="D9D9D9"/>
+          </w:tcPr>
+          <w:p>
+            <w:pPr>
+              <w:ind w:firstLine="0"/>
+              <w:jc w:val="center"/>
+            </w:pPr>
+            <w:r>
+              <w:rPr>
+                <w:rFonts w:ascii="Times New Roman" w:hAnsi="Times New Roman" w:eastAsia="宋体"/>
+                <w:b w:val="0"/>
+                <w:sz w:val="20"/>
+              </w:rPr>
+              <w:t>面板</w:t>
+            </w:r>
+          </w:p>
+        </w:tc>
+        <w:tc>
+          <w:tcPr>
+            <w:tcW w:type="dxa" w:w="2752"/>
+            <w:shd w:fill="D9D9D9"/>
+          </w:tcPr>
+          <w:p>
+            <w:pPr>
+              <w:ind w:firstLine="0"/>
+              <w:jc w:val="center"/>
+            </w:pPr>
+            <w:r>
+              <w:rPr>
+                <w:rFonts w:ascii="Times New Roman" w:hAnsi="Times New Roman" w:eastAsia="宋体"/>
+                <w:b w:val="0"/>
+                <w:sz w:val="20"/>
+              </w:rPr>
+              <w:t>器材/图</w:t>
+            </w:r>
+          </w:p>
+        </w:tc>
+        <w:tc>
+          <w:tcPr>
+            <w:tcW w:type="dxa" w:w="4322"/>
+            <w:shd w:fill="D9D9D9"/>
+          </w:tcPr>
+          <w:p>
+            <w:pPr>
+              <w:ind w:firstLine="0"/>
+              <w:jc w:val="center"/>
+            </w:pPr>
+            <w:r>
+              <w:rPr>
+                <w:rFonts w:ascii="Times New Roman" w:hAnsi="Times New Roman" w:eastAsia="宋体"/>
+                <w:b w:val="0"/>
+                <w:sz w:val="20"/>
+              </w:rPr>
+              <w:t>要读出的信息</w:t>
+            </w:r>
+          </w:p>
+        </w:tc>
+      </w:tr>
+      <w:tr>
+        <w:tc>
+          <w:tcPr>
+            <w:tcW w:type="dxa" w:w="2822"/>
+          </w:tcPr>
+          <w:p>
+            <w:pPr>
+              <w:ind w:firstLine="0"/>
+              <w:jc w:val="left"/>
+            </w:pPr>
+            <w:r>
+              <w:rPr>
+                <w:rFonts w:ascii="Times New Roman" w:hAnsi="Times New Roman" w:eastAsia="宋体"/>
+                <w:b w:val="0"/>
+                <w:sz w:val="24"/>
+              </w:rPr>
+              <w:t>① Electrodeposit MnO2</w:t>
+            </w:r>
+          </w:p>
+        </w:tc>
+        <w:tc>
+          <w:tcPr>
+            <w:tcW w:type="dxa" w:w="2822"/>
+          </w:tcPr>
+          <w:p>
+            <w:pPr>
+              <w:ind w:firstLine="0"/>
+              <w:jc w:val="left"/>
+            </w:pPr>
+            <w:r>
+              <w:rPr>
+                <w:rFonts w:ascii="Times New Roman" w:hAnsi="Times New Roman" w:eastAsia="宋体"/>
+                <w:b w:val="0"/>
+                <w:sz w:val="24"/>
+              </w:rPr>
+              <w:t>阳极电沉积槽（钛网作工作电极）</w:t>
+            </w:r>
+          </w:p>
+        </w:tc>
+        <w:tc>
+          <w:tcPr>
+            <w:tcW w:type="dxa" w:w="2822"/>
+          </w:tcPr>
+          <w:p>
+            <w:pPr>
+              <w:ind w:firstLine="0"/>
+              <w:jc w:val="left"/>
+            </w:pPr>
+            <w:r>
+              <w:rPr>
+                <w:rFonts w:ascii="Times New Roman" w:hAnsi="Times New Roman" w:eastAsia="宋体"/>
+                <w:b w:val="0"/>
+                <w:sz w:val="24"/>
+              </w:rPr>
+              <w:t>7 mA cm⁻² × 15 min ≈ 6.3 C cm⁻² ≈ 2.8 mg cm⁻²；变量=电流、浴 pH</w:t>
+            </w:r>
+          </w:p>
+        </w:tc>
+      </w:tr>
+      <w:tr>
+        <w:tc>
+          <w:tcPr>
+            <w:tcW w:type="dxa" w:w="2822"/>
+          </w:tcPr>
+          <w:p>
+            <w:pPr>
+              <w:ind w:firstLine="0"/>
+              <w:jc w:val="left"/>
+            </w:pPr>
+            <w:r>
+              <w:rPr>
+                <w:rFonts w:ascii="Times New Roman" w:hAnsi="Times New Roman" w:eastAsia="宋体"/>
+                <w:b w:val="0"/>
+                <w:sz w:val="24"/>
+              </w:rPr>
+              <w:t>② Find the stability window</w:t>
+            </w:r>
+          </w:p>
+        </w:tc>
+        <w:tc>
+          <w:tcPr>
+            <w:tcW w:type="dxa" w:w="2822"/>
+          </w:tcPr>
+          <w:p>
+            <w:pPr>
+              <w:ind w:firstLine="0"/>
+              <w:jc w:val="left"/>
+            </w:pPr>
+            <w:r>
+              <w:rPr>
+                <w:rFonts w:ascii="Times New Roman" w:hAnsi="Times New Roman" w:eastAsia="宋体"/>
+                <w:b w:val="0"/>
+                <w:sz w:val="24"/>
+              </w:rPr>
+              <w:t>分段收液 + ICP-MS 仪器 + 电位阶跃柱状图</w:t>
+            </w:r>
+          </w:p>
+        </w:tc>
+        <w:tc>
+          <w:tcPr>
+            <w:tcW w:type="dxa" w:w="2822"/>
+          </w:tcPr>
+          <w:p>
+            <w:pPr>
+              <w:ind w:firstLine="0"/>
+              <w:jc w:val="left"/>
+            </w:pPr>
+            <w:r>
+              <w:rPr>
+                <w:rFonts w:ascii="Times New Roman" w:hAnsi="Times New Roman" w:eastAsia="宋体"/>
+                <w:b w:val="0"/>
+                <w:sz w:val="24"/>
+              </w:rPr>
+              <w:t>1.40 → 1.90 V vs RHE 共 5 档，</w:t>
+            </w:r>
+            <w:r>
+              <w:rPr>
+                <w:rFonts w:ascii="Times New Roman" w:hAnsi="Times New Roman" w:eastAsia="宋体"/>
+                <w:b/>
+                <w:sz w:val="24"/>
+              </w:rPr>
+              <w:t>每档单独收液</w:t>
+            </w:r>
+            <w:r>
+              <w:rPr>
+                <w:rFonts w:ascii="Times New Roman" w:hAnsi="Times New Roman" w:eastAsia="宋体"/>
+                <w:b w:val="0"/>
+                <w:sz w:val="24"/>
+              </w:rPr>
+              <w:t xml:space="preserve">；Ru 与 Mn 分开测；红框是 </w:t>
+            </w:r>
+            <w:r>
+              <w:rPr>
+                <w:rFonts w:ascii="Times New Roman" w:hAnsi="Times New Roman" w:eastAsia="宋体"/>
+                <w:b/>
+                <w:sz w:val="24"/>
+              </w:rPr>
+              <w:t>go / no-go 判据</w:t>
+            </w:r>
+          </w:p>
+        </w:tc>
+      </w:tr>
+      <w:tr>
+        <w:tc>
+          <w:tcPr>
+            <w:tcW w:type="dxa" w:w="2822"/>
+          </w:tcPr>
+          <w:p>
+            <w:pPr>
+              <w:ind w:firstLine="0"/>
+              <w:jc w:val="left"/>
+            </w:pPr>
+            <w:r>
+              <w:rPr>
+                <w:rFonts w:ascii="Times New Roman" w:hAnsi="Times New Roman" w:eastAsia="宋体"/>
+                <w:b w:val="0"/>
+                <w:sz w:val="24"/>
+              </w:rPr>
+              <w:t>③ Cation exchange</w:t>
+            </w:r>
+          </w:p>
+        </w:tc>
+        <w:tc>
+          <w:tcPr>
+            <w:tcW w:type="dxa" w:w="2822"/>
+          </w:tcPr>
+          <w:p>
+            <w:pPr>
+              <w:ind w:firstLine="0"/>
+              <w:jc w:val="left"/>
+            </w:pPr>
+            <w:r>
+              <w:rPr>
+                <w:rFonts w:ascii="Times New Roman" w:hAnsi="Times New Roman" w:eastAsia="宋体"/>
+                <w:b w:val="0"/>
+                <w:sz w:val="24"/>
+              </w:rPr>
+              <w:t>溶液中的交换示意</w:t>
+            </w:r>
+          </w:p>
+        </w:tc>
+        <w:tc>
+          <w:tcPr>
+            <w:tcW w:type="dxa" w:w="2822"/>
+          </w:tcPr>
+          <w:p>
+            <w:pPr>
+              <w:ind w:firstLine="0"/>
+              <w:jc w:val="left"/>
+            </w:pPr>
+            <w:r>
+              <w:rPr>
+                <w:rFonts w:ascii="Times New Roman" w:hAnsi="Times New Roman" w:eastAsia="宋体"/>
+                <w:b w:val="0"/>
+                <w:sz w:val="24"/>
+              </w:rPr>
+              <w:t>Ru³⁺ 进、Mn²⁺ 出，形成 M–O–Mn 桥；对照=浸渍样、共沉积样</w:t>
+            </w:r>
+          </w:p>
+        </w:tc>
+      </w:tr>
+      <w:tr>
+        <w:tc>
+          <w:tcPr>
+            <w:tcW w:type="dxa" w:w="2822"/>
+          </w:tcPr>
+          <w:p>
+            <w:pPr>
+              <w:ind w:firstLine="0"/>
+              <w:jc w:val="left"/>
+            </w:pPr>
+            <w:r>
+              <w:rPr>
+                <w:rFonts w:ascii="Times New Roman" w:hAnsi="Times New Roman" w:eastAsia="宋体"/>
+                <w:b w:val="0"/>
+                <w:sz w:val="24"/>
+              </w:rPr>
+              <w:t>④ Prove Ru is inside</w:t>
+            </w:r>
+          </w:p>
+        </w:tc>
+        <w:tc>
+          <w:tcPr>
+            <w:tcW w:type="dxa" w:w="2822"/>
+          </w:tcPr>
+          <w:p>
+            <w:pPr>
+              <w:ind w:firstLine="0"/>
+              <w:jc w:val="left"/>
+            </w:pPr>
+            <w:r>
+              <w:rPr>
+                <w:rFonts w:ascii="Times New Roman" w:hAnsi="Times New Roman" w:eastAsia="宋体"/>
+                <w:b/>
+                <w:sz w:val="24"/>
+              </w:rPr>
+              <w:t>文献原图 Nat. Commun. 2026 Fig. 2f（Ru K 边 FT-EXAFS）</w:t>
+            </w:r>
+          </w:p>
+        </w:tc>
+        <w:tc>
+          <w:tcPr>
+            <w:tcW w:type="dxa" w:w="2822"/>
+          </w:tcPr>
+          <w:p>
+            <w:pPr>
+              <w:ind w:firstLine="0"/>
+              <w:jc w:val="left"/>
+            </w:pPr>
+            <w:r>
+              <w:rPr>
+                <w:rFonts w:ascii="Times New Roman" w:hAnsi="Times New Roman" w:eastAsia="宋体"/>
+                <w:b w:val="0"/>
+                <w:sz w:val="24"/>
+              </w:rPr>
+              <w:t xml:space="preserve">图上四条峰归属：Ru–O / Ru–Ru / Ru–O–Ru / </w:t>
+            </w:r>
+            <w:r>
+              <w:rPr>
+                <w:rFonts w:ascii="Times New Roman" w:hAnsi="Times New Roman" w:eastAsia="宋体"/>
+                <w:b/>
+                <w:sz w:val="24"/>
+              </w:rPr>
+              <w:t>Ru–O–Mn(Ru)</w:t>
+            </w:r>
+            <w:r>
+              <w:rPr>
+                <w:rFonts w:ascii="Times New Roman" w:hAnsi="Times New Roman" w:eastAsia="宋体"/>
+                <w:b w:val="0"/>
+                <w:sz w:val="24"/>
+              </w:rPr>
+              <w:t>；绿框是判据：Ru–O–Mn 出现、Ru–O–Ru 减弱</w:t>
+            </w:r>
+          </w:p>
+        </w:tc>
+      </w:tr>
+      <w:tr>
+        <w:tc>
+          <w:tcPr>
+            <w:tcW w:type="dxa" w:w="2822"/>
+          </w:tcPr>
+          <w:p>
+            <w:pPr>
+              <w:ind w:firstLine="0"/>
+              <w:jc w:val="left"/>
+            </w:pPr>
+            <w:r>
+              <w:rPr>
+                <w:rFonts w:ascii="Times New Roman" w:hAnsi="Times New Roman" w:eastAsia="宋体"/>
+                <w:b w:val="0"/>
+                <w:sz w:val="24"/>
+              </w:rPr>
+              <w:t>⑤ Test and scale up</w:t>
+            </w:r>
+          </w:p>
+        </w:tc>
+        <w:tc>
+          <w:tcPr>
+            <w:tcW w:type="dxa" w:w="2822"/>
+          </w:tcPr>
+          <w:p>
+            <w:pPr>
+              <w:ind w:firstLine="0"/>
+              <w:jc w:val="left"/>
+            </w:pPr>
+            <w:r>
+              <w:rPr>
+                <w:rFonts w:ascii="Times New Roman" w:hAnsi="Times New Roman" w:eastAsia="宋体"/>
+                <w:b w:val="0"/>
+                <w:sz w:val="24"/>
+              </w:rPr>
+              <w:t>三电极池 + PEM 单电池</w:t>
+            </w:r>
+          </w:p>
+        </w:tc>
+        <w:tc>
+          <w:tcPr>
+            <w:tcW w:type="dxa" w:w="2822"/>
+          </w:tcPr>
+          <w:p>
+            <w:pPr>
+              <w:ind w:firstLine="0"/>
+              <w:jc w:val="left"/>
+            </w:pPr>
+            <w:r>
+              <w:rPr>
+                <w:rFonts w:ascii="Times New Roman" w:hAnsi="Times New Roman" w:eastAsia="宋体"/>
+                <w:b w:val="0"/>
+                <w:sz w:val="24"/>
+              </w:rPr>
+              <w:t>η10、Tafel、EIS、ECSA；长时 + ICP-MS → S-number；阳极=我们的催化剂、阴极=Pt/C、膜=Nafion、80 °C</w:t>
+            </w:r>
+          </w:p>
+        </w:tc>
+      </w:tr>
+    </w:tbl>
     <w:p/>
-    <w:p>
-      <w:pPr>
-        <w:pStyle w:val="4"/>
-        <w:pageBreakBefore w:val="0"/>
-      </w:pPr>
-      <w:r>
-        <w:rPr>
-          <w:rFonts w:ascii="Times New Roman" w:hAnsi="Times New Roman" w:eastAsia="宋体"/>
-          <w:b/>
-          <w:sz w:val="32"/>
-        </w:rPr>
-        <w:t>4. 必记数字</w:t>
-      </w:r>
-    </w:p>
-    <w:p>
-      <w:pPr>
-        <w:spacing w:line="360" w:lineRule="auto"/>
-        <w:ind w:firstLine="420"/>
-      </w:pPr>
-      <w:r>
-        <w:rPr>
-          <w:rFonts w:ascii="Times New Roman" w:hAnsi="Times New Roman" w:eastAsia="宋体"/>
-          <w:b/>
-          <w:sz w:val="24"/>
-        </w:rPr>
-        <w:t>7 mA cm⁻² × 15 min ≈ 6.3 C cm⁻² ≈ 2.8 mg cm⁻² ｜ 扫描 1.40→1.90 V vs RHE ｜ 判据 5× 或 839 cm⁻¹ ｜ 器件：单电池</w:t>
-      </w:r>
-    </w:p>
     <w:p/>
-    <w:p>
-      <w:pPr>
-        <w:pStyle w:val="4"/>
-        <w:pageBreakBefore w:val="0"/>
-      </w:pPr>
-      <w:r>
-        <w:rPr>
-          <w:rFonts w:ascii="Times New Roman" w:hAnsi="Times New Roman" w:eastAsia="宋体"/>
-          <w:b/>
-          <w:sz w:val="32"/>
-        </w:rPr>
-        <w:t>5. 口播示例</w:t>
-      </w:r>
-    </w:p>
     <w:p>
       <w:pPr>
         <w:spacing w:before="120" w:after="120"/>
@@ -8195,7 +8065,39 @@
           <w:b w:val="0"/>
           <w:sz w:val="24"/>
         </w:rPr>
-        <w:t>Step one: electrodeposit MnO₂ at 7 mA cm⁻² for 15 minutes, about 6.3 C cm⁻². Step two is the stability window: a potential-step scan from 1.40 to 1.90 V against RHE with segmented ICP-MS for ruthenium and manganese. Step four uses EXAFS to show whether ruthenium is inside the lattice. The first priority is step two: if manganese dissolves first, the phase or the oxygen coordination is changed before any optimisation.</w:t>
+        <w:t>面板 ④ 故意用</w:t>
+      </w:r>
+      <w:r>
+        <w:rPr>
+          <w:rFonts w:ascii="Times New Roman" w:hAnsi="Times New Roman" w:eastAsia="宋体"/>
+          <w:b/>
+          <w:sz w:val="24"/>
+        </w:rPr>
+        <w:t>文献原始数据图</w:t>
+      </w:r>
+      <w:r>
+        <w:rPr>
+          <w:rFonts w:ascii="Times New Roman" w:hAnsi="Times New Roman" w:eastAsia="宋体"/>
+          <w:b w:val="0"/>
+          <w:sz w:val="24"/>
+        </w:rPr>
+        <w:t xml:space="preserve">（不是我们画的），因为它就是"Ru 进晶格"的直接证据；讲的时候指一下 </w:t>
+      </w:r>
+      <w:r>
+        <w:rPr>
+          <w:rFonts w:ascii="Times New Roman" w:hAnsi="Times New Roman" w:eastAsia="宋体"/>
+          <w:b/>
+          <w:sz w:val="24"/>
+        </w:rPr>
+        <w:t>Ru–O–Mn(Ru)</w:t>
+      </w:r>
+      <w:r>
+        <w:rPr>
+          <w:rFonts w:ascii="Times New Roman" w:hAnsi="Times New Roman" w:eastAsia="宋体"/>
+          <w:b w:val="0"/>
+          <w:sz w:val="24"/>
+        </w:rPr>
+        <w:t xml:space="preserve"> 那个箭头标注即可。</w:t>
       </w:r>
     </w:p>
     <w:p/>
@@ -8210,7 +8112,932 @@
           <w:b/>
           <w:sz w:val="32"/>
         </w:rPr>
-        <w:t>6. 可能被问什么</w:t>
+        <w:t>3. 五步逐条讲</w:t>
+      </w:r>
+    </w:p>
+    <w:p>
+      <w:pPr>
+        <w:spacing w:line="360" w:lineRule="auto"/>
+        <w:ind w:firstLine="420"/>
+      </w:pPr>
+      <w:r>
+        <w:rPr>
+          <w:rFonts w:ascii="Times New Roman" w:hAnsi="Times New Roman" w:eastAsia="宋体"/>
+          <w:b/>
+          <w:sz w:val="24"/>
+        </w:rPr>
+        <w:t>① 电沉积 MnO₂</w:t>
+      </w:r>
+    </w:p>
+    <w:p>
+      <w:pPr>
+        <w:spacing w:line="360" w:lineRule="auto"/>
+        <w:ind w:left="420"/>
+      </w:pPr>
+      <w:r>
+        <w:rPr>
+          <w:rFonts w:ascii="Times New Roman" w:hAnsi="Times New Roman" w:eastAsia="宋体"/>
+          <w:b w:val="0"/>
+          <w:sz w:val="24"/>
+        </w:rPr>
+        <w:t xml:space="preserve">• </w:t>
+      </w:r>
+      <w:r>
+        <w:rPr>
+          <w:rFonts w:ascii="Times New Roman" w:hAnsi="Times New Roman" w:eastAsia="宋体"/>
+          <w:b w:val="0"/>
+          <w:sz w:val="24"/>
+        </w:rPr>
+        <w:t>基底：钛网或钛毡（耐酸、导电）。</w:t>
+      </w:r>
+    </w:p>
+    <w:p>
+      <w:pPr>
+        <w:spacing w:line="360" w:lineRule="auto"/>
+        <w:ind w:left="420"/>
+      </w:pPr>
+      <w:r>
+        <w:rPr>
+          <w:rFonts w:ascii="Times New Roman" w:hAnsi="Times New Roman" w:eastAsia="宋体"/>
+          <w:b w:val="0"/>
+          <w:sz w:val="24"/>
+        </w:rPr>
+        <w:t xml:space="preserve">• </w:t>
+      </w:r>
+      <w:r>
+        <w:rPr>
+          <w:rFonts w:ascii="Times New Roman" w:hAnsi="Times New Roman" w:eastAsia="宋体"/>
+          <w:b w:val="0"/>
+          <w:sz w:val="24"/>
+        </w:rPr>
+        <w:t>条件：</w:t>
+      </w:r>
+      <w:r>
+        <w:rPr>
+          <w:rFonts w:ascii="Times New Roman" w:hAnsi="Times New Roman" w:eastAsia="宋体"/>
+          <w:b/>
+          <w:sz w:val="24"/>
+        </w:rPr>
+        <w:t>7 mA cm⁻²，15 分钟</w:t>
+      </w:r>
+      <w:r>
+        <w:rPr>
+          <w:rFonts w:ascii="Times New Roman" w:hAnsi="Times New Roman" w:eastAsia="宋体"/>
+          <w:b w:val="0"/>
+          <w:sz w:val="24"/>
+        </w:rPr>
+        <w:t xml:space="preserve">，即 </w:t>
+      </w:r>
+      <w:r>
+        <w:rPr>
+          <w:rFonts w:ascii="Times New Roman" w:hAnsi="Times New Roman" w:eastAsia="宋体"/>
+          <w:b/>
+          <w:sz w:val="24"/>
+        </w:rPr>
+        <w:t>≈6.3 C cm⁻²</w:t>
+      </w:r>
+      <w:r>
+        <w:rPr>
+          <w:rFonts w:ascii="Times New Roman" w:hAnsi="Times New Roman" w:eastAsia="宋体"/>
+          <w:b w:val="0"/>
+          <w:sz w:val="24"/>
+        </w:rPr>
+        <w:t xml:space="preserve"> 的电量。</w:t>
+      </w:r>
+    </w:p>
+    <w:p>
+      <w:pPr>
+        <w:spacing w:line="360" w:lineRule="auto"/>
+        <w:ind w:left="420"/>
+      </w:pPr>
+      <w:r>
+        <w:rPr>
+          <w:rFonts w:ascii="Times New Roman" w:hAnsi="Times New Roman" w:eastAsia="宋体"/>
+          <w:b w:val="0"/>
+          <w:sz w:val="24"/>
+        </w:rPr>
+        <w:t xml:space="preserve">• </w:t>
+      </w:r>
+      <w:r>
+        <w:rPr>
+          <w:rFonts w:ascii="Times New Roman" w:hAnsi="Times New Roman" w:eastAsia="宋体"/>
+          <w:b w:val="0"/>
+          <w:sz w:val="24"/>
+        </w:rPr>
+        <w:t xml:space="preserve">换算（用大白话讲）：按每个 Mn 转移 2 个电子、MnO₂ 密度约 5 g cm⁻³ 估算，6.3 C cm⁻² ≈ </w:t>
+      </w:r>
+      <w:r>
+        <w:rPr>
+          <w:rFonts w:ascii="Times New Roman" w:hAnsi="Times New Roman" w:eastAsia="宋体"/>
+          <w:b/>
+          <w:sz w:val="24"/>
+        </w:rPr>
+        <w:t>2.8 mg cm⁻² ≈ 几微米厚</w:t>
+      </w:r>
+      <w:r>
+        <w:rPr>
+          <w:rFonts w:ascii="Times New Roman" w:hAnsi="Times New Roman" w:eastAsia="宋体"/>
+          <w:b w:val="0"/>
+          <w:sz w:val="24"/>
+        </w:rPr>
+        <w:t>——这个厚度才"装得下"金属（太薄就没有层间可进）。</w:t>
+      </w:r>
+    </w:p>
+    <w:p>
+      <w:pPr>
+        <w:spacing w:line="360" w:lineRule="auto"/>
+        <w:ind w:left="420"/>
+      </w:pPr>
+      <w:r>
+        <w:rPr>
+          <w:rFonts w:ascii="Times New Roman" w:hAnsi="Times New Roman" w:eastAsia="宋体"/>
+          <w:b w:val="0"/>
+          <w:sz w:val="24"/>
+        </w:rPr>
+        <w:t xml:space="preserve">• </w:t>
+      </w:r>
+      <w:r>
+        <w:rPr>
+          <w:rFonts w:ascii="Times New Roman" w:hAnsi="Times New Roman" w:eastAsia="宋体"/>
+          <w:b w:val="0"/>
+          <w:sz w:val="24"/>
+        </w:rPr>
+        <w:t>变量：电流、浴 pH（它们决定物相、形貌、边缘位密度）。</w:t>
+      </w:r>
+    </w:p>
+    <w:p>
+      <w:pPr>
+        <w:spacing w:line="360" w:lineRule="auto"/>
+        <w:ind w:firstLine="420"/>
+      </w:pPr>
+      <w:r>
+        <w:rPr>
+          <w:rFonts w:ascii="Times New Roman" w:hAnsi="Times New Roman" w:eastAsia="宋体"/>
+          <w:b/>
+          <w:sz w:val="24"/>
+        </w:rPr>
+        <w:t>② 找稳定窗口（第一步优先做）</w:t>
+      </w:r>
+    </w:p>
+    <w:p>
+      <w:pPr>
+        <w:spacing w:line="360" w:lineRule="auto"/>
+        <w:ind w:left="420"/>
+      </w:pPr>
+      <w:r>
+        <w:rPr>
+          <w:rFonts w:ascii="Times New Roman" w:hAnsi="Times New Roman" w:eastAsia="宋体"/>
+          <w:b w:val="0"/>
+          <w:sz w:val="24"/>
+        </w:rPr>
+        <w:t xml:space="preserve">• </w:t>
+      </w:r>
+      <w:r>
+        <w:rPr>
+          <w:rFonts w:ascii="Times New Roman" w:hAnsi="Times New Roman" w:eastAsia="宋体"/>
+          <w:b/>
+          <w:sz w:val="24"/>
+        </w:rPr>
+        <w:t>电位阶跃溶出扫描</w:t>
+      </w:r>
+      <w:r>
+        <w:rPr>
+          <w:rFonts w:ascii="Times New Roman" w:hAnsi="Times New Roman" w:eastAsia="宋体"/>
+          <w:b w:val="0"/>
+          <w:sz w:val="24"/>
+        </w:rPr>
+        <w:t>：从 1.40 V 扫到 1.90 V（vs RHE），每个电位单独收集电解液。</w:t>
+      </w:r>
+    </w:p>
+    <w:p>
+      <w:pPr>
+        <w:spacing w:line="360" w:lineRule="auto"/>
+        <w:ind w:left="420"/>
+      </w:pPr>
+      <w:r>
+        <w:rPr>
+          <w:rFonts w:ascii="Times New Roman" w:hAnsi="Times New Roman" w:eastAsia="宋体"/>
+          <w:b w:val="0"/>
+          <w:sz w:val="24"/>
+        </w:rPr>
+        <w:t xml:space="preserve">• </w:t>
+      </w:r>
+      <w:r>
+        <w:rPr>
+          <w:rFonts w:ascii="Times New Roman" w:hAnsi="Times New Roman" w:eastAsia="宋体"/>
+          <w:b/>
+          <w:sz w:val="24"/>
+        </w:rPr>
+        <w:t>分段 ICP-MS</w:t>
+      </w:r>
+      <w:r>
+        <w:rPr>
+          <w:rFonts w:ascii="Times New Roman" w:hAnsi="Times New Roman" w:eastAsia="宋体"/>
+          <w:b w:val="0"/>
+          <w:sz w:val="24"/>
+        </w:rPr>
+        <w:t>：分别测</w:t>
+      </w:r>
+      <w:r>
+        <w:rPr>
+          <w:rFonts w:ascii="Times New Roman" w:hAnsi="Times New Roman" w:eastAsia="宋体"/>
+          <w:b/>
+          <w:sz w:val="24"/>
+        </w:rPr>
+        <w:t>钌</w:t>
+      </w:r>
+      <w:r>
+        <w:rPr>
+          <w:rFonts w:ascii="Times New Roman" w:hAnsi="Times New Roman" w:eastAsia="宋体"/>
+          <w:b w:val="0"/>
+          <w:sz w:val="24"/>
+        </w:rPr>
+        <w:t>和</w:t>
+      </w:r>
+      <w:r>
+        <w:rPr>
+          <w:rFonts w:ascii="Times New Roman" w:hAnsi="Times New Roman" w:eastAsia="宋体"/>
+          <w:b/>
+          <w:sz w:val="24"/>
+        </w:rPr>
+        <w:t>锰</w:t>
+      </w:r>
+      <w:r>
+        <w:rPr>
+          <w:rFonts w:ascii="Times New Roman" w:hAnsi="Times New Roman" w:eastAsia="宋体"/>
+          <w:b w:val="0"/>
+          <w:sz w:val="24"/>
+        </w:rPr>
+        <w:t>的溶解量（只测总量分不清是"界面失效"还是"涂层脱落"）。</w:t>
+      </w:r>
+    </w:p>
+    <w:p>
+      <w:pPr>
+        <w:spacing w:line="360" w:lineRule="auto"/>
+        <w:ind w:left="420"/>
+      </w:pPr>
+      <w:r>
+        <w:rPr>
+          <w:rFonts w:ascii="Times New Roman" w:hAnsi="Times New Roman" w:eastAsia="宋体"/>
+          <w:b w:val="0"/>
+          <w:sz w:val="24"/>
+        </w:rPr>
+        <w:t xml:space="preserve">• </w:t>
+      </w:r>
+      <w:r>
+        <w:rPr>
+          <w:rFonts w:ascii="Times New Roman" w:hAnsi="Times New Roman" w:eastAsia="宋体"/>
+          <w:b w:val="0"/>
+          <w:sz w:val="24"/>
+        </w:rPr>
+        <w:t>判据（会上要主动说）：</w:t>
+      </w:r>
+      <w:r>
+        <w:rPr>
+          <w:rFonts w:ascii="Times New Roman" w:hAnsi="Times New Roman" w:eastAsia="宋体"/>
+          <w:b/>
+          <w:sz w:val="24"/>
+        </w:rPr>
+        <w:t>同一电位段内，Mn 的溶解速率 ≥ Ru 的 5 倍且无钝化趋势</w:t>
+      </w:r>
+      <w:r>
+        <w:rPr>
+          <w:rFonts w:ascii="Times New Roman" w:hAnsi="Times New Roman" w:eastAsia="宋体"/>
+          <w:b w:val="0"/>
+          <w:sz w:val="24"/>
+        </w:rPr>
+        <w:t>，或者</w:t>
+      </w:r>
+      <w:r>
+        <w:rPr>
+          <w:rFonts w:ascii="Times New Roman" w:hAnsi="Times New Roman" w:eastAsia="宋体"/>
+          <w:b/>
+          <w:sz w:val="24"/>
+        </w:rPr>
+        <w:t>检出 839 cm⁻¹ 的高锰酸根拉曼带</w:t>
+      </w:r>
+      <w:r>
+        <w:rPr>
+          <w:rFonts w:ascii="Times New Roman" w:hAnsi="Times New Roman" w:eastAsia="宋体"/>
+          <w:b w:val="0"/>
+          <w:sz w:val="24"/>
+        </w:rPr>
+        <w:t xml:space="preserve"> → </w:t>
+      </w:r>
+      <w:r>
+        <w:rPr>
+          <w:rFonts w:ascii="Times New Roman" w:hAnsi="Times New Roman" w:eastAsia="宋体"/>
+          <w:b/>
+          <w:sz w:val="24"/>
+        </w:rPr>
+        <w:t>no-go</w:t>
+      </w:r>
+      <w:r>
+        <w:rPr>
+          <w:rFonts w:ascii="Times New Roman" w:hAnsi="Times New Roman" w:eastAsia="宋体"/>
+          <w:b w:val="0"/>
+          <w:sz w:val="24"/>
+        </w:rPr>
+        <w:t>（改相 / 改氧配位 / 先掺 Ru）；否则继续。</w:t>
+      </w:r>
+    </w:p>
+    <w:p>
+      <w:pPr>
+        <w:spacing w:line="360" w:lineRule="auto"/>
+        <w:ind w:firstLine="420"/>
+      </w:pPr>
+      <w:r>
+        <w:rPr>
+          <w:rFonts w:ascii="Times New Roman" w:hAnsi="Times New Roman" w:eastAsia="宋体"/>
+          <w:b/>
+          <w:sz w:val="24"/>
+        </w:rPr>
+        <w:t>③ 阳离子交换把 Ru 装进去</w:t>
+      </w:r>
+    </w:p>
+    <w:p>
+      <w:pPr>
+        <w:spacing w:line="360" w:lineRule="auto"/>
+        <w:ind w:left="420"/>
+      </w:pPr>
+      <w:r>
+        <w:rPr>
+          <w:rFonts w:ascii="Times New Roman" w:hAnsi="Times New Roman" w:eastAsia="宋体"/>
+          <w:b w:val="0"/>
+          <w:sz w:val="24"/>
+        </w:rPr>
+        <w:t xml:space="preserve">• </w:t>
+      </w:r>
+      <w:r>
+        <w:rPr>
+          <w:rFonts w:ascii="Times New Roman" w:hAnsi="Times New Roman" w:eastAsia="宋体"/>
+          <w:b w:val="0"/>
+          <w:sz w:val="24"/>
+        </w:rPr>
+        <w:t>用溶液中的 Ru 离子替换 MnO₂ 晶格中的 Mn 位。</w:t>
+      </w:r>
+    </w:p>
+    <w:p>
+      <w:pPr>
+        <w:spacing w:line="360" w:lineRule="auto"/>
+        <w:ind w:left="420"/>
+      </w:pPr>
+      <w:r>
+        <w:rPr>
+          <w:rFonts w:ascii="Times New Roman" w:hAnsi="Times New Roman" w:eastAsia="宋体"/>
+          <w:b w:val="0"/>
+          <w:sz w:val="24"/>
+        </w:rPr>
+        <w:t xml:space="preserve">• </w:t>
+      </w:r>
+      <w:r>
+        <w:rPr>
+          <w:rFonts w:ascii="Times New Roman" w:hAnsi="Times New Roman" w:eastAsia="宋体"/>
+          <w:b/>
+          <w:sz w:val="24"/>
+        </w:rPr>
+        <w:t>同时做对照</w:t>
+      </w:r>
+      <w:r>
+        <w:rPr>
+          <w:rFonts w:ascii="Times New Roman" w:hAnsi="Times New Roman" w:eastAsia="宋体"/>
+          <w:b w:val="0"/>
+          <w:sz w:val="24"/>
+        </w:rPr>
+        <w:t>：浸渍样（弱耦合）与共沉积样（另一种工艺）——</w:t>
+      </w:r>
+      <w:r>
+        <w:rPr>
+          <w:rFonts w:ascii="Times New Roman" w:hAnsi="Times New Roman" w:eastAsia="宋体"/>
+          <w:b/>
+          <w:sz w:val="24"/>
+        </w:rPr>
+        <w:t>没有对照就无法证明"耦合"起了作用</w:t>
+      </w:r>
+      <w:r>
+        <w:rPr>
+          <w:rFonts w:ascii="Times New Roman" w:hAnsi="Times New Roman" w:eastAsia="宋体"/>
+          <w:b w:val="0"/>
+          <w:sz w:val="24"/>
+        </w:rPr>
+        <w:t>。</w:t>
+      </w:r>
+    </w:p>
+    <w:p>
+      <w:pPr>
+        <w:spacing w:line="360" w:lineRule="auto"/>
+        <w:ind w:firstLine="420"/>
+      </w:pPr>
+      <w:r>
+        <w:rPr>
+          <w:rFonts w:ascii="Times New Roman" w:hAnsi="Times New Roman" w:eastAsia="宋体"/>
+          <w:b/>
+          <w:sz w:val="24"/>
+        </w:rPr>
+        <w:t>④ 证明 Ru 在骨架内</w:t>
+      </w:r>
+    </w:p>
+    <w:p>
+      <w:pPr>
+        <w:spacing w:line="360" w:lineRule="auto"/>
+        <w:ind w:left="420"/>
+      </w:pPr>
+      <w:r>
+        <w:rPr>
+          <w:rFonts w:ascii="Times New Roman" w:hAnsi="Times New Roman" w:eastAsia="宋体"/>
+          <w:b w:val="0"/>
+          <w:sz w:val="24"/>
+        </w:rPr>
+        <w:t xml:space="preserve">• </w:t>
+      </w:r>
+      <w:r>
+        <w:rPr>
+          <w:rFonts w:ascii="Times New Roman" w:hAnsi="Times New Roman" w:eastAsia="宋体"/>
+          <w:b/>
+          <w:sz w:val="24"/>
+        </w:rPr>
+        <w:t>EXAFS</w:t>
+      </w:r>
+      <w:r>
+        <w:rPr>
+          <w:rFonts w:ascii="Times New Roman" w:hAnsi="Times New Roman" w:eastAsia="宋体"/>
+          <w:b w:val="0"/>
+          <w:sz w:val="24"/>
+        </w:rPr>
+        <w:t>：出现 Ru–O–Mn 壳层、Ru–O–Ru 减弱（这就是"进去"的直接证据）。</w:t>
+      </w:r>
+    </w:p>
+    <w:p>
+      <w:pPr>
+        <w:spacing w:line="360" w:lineRule="auto"/>
+        <w:ind w:left="420"/>
+      </w:pPr>
+      <w:r>
+        <w:rPr>
+          <w:rFonts w:ascii="Times New Roman" w:hAnsi="Times New Roman" w:eastAsia="宋体"/>
+          <w:b w:val="0"/>
+          <w:sz w:val="24"/>
+        </w:rPr>
+        <w:t xml:space="preserve">• </w:t>
+      </w:r>
+      <w:r>
+        <w:rPr>
+          <w:rFonts w:ascii="Times New Roman" w:hAnsi="Times New Roman" w:eastAsia="宋体"/>
+          <w:b w:val="0"/>
+          <w:sz w:val="24"/>
+        </w:rPr>
+        <w:t xml:space="preserve">配套：活化前后配对的 </w:t>
+      </w:r>
+      <w:r>
+        <w:rPr>
+          <w:rFonts w:ascii="Times New Roman" w:hAnsi="Times New Roman" w:eastAsia="宋体"/>
+          <w:b/>
+          <w:sz w:val="24"/>
+        </w:rPr>
+        <w:t>XPS / 拉曼 / STEM</w:t>
+      </w:r>
+      <w:r>
+        <w:rPr>
+          <w:rFonts w:ascii="Times New Roman" w:hAnsi="Times New Roman" w:eastAsia="宋体"/>
+          <w:b w:val="0"/>
+          <w:sz w:val="24"/>
+        </w:rPr>
+        <w:t>。</w:t>
+      </w:r>
+    </w:p>
+    <w:p>
+      <w:pPr>
+        <w:spacing w:line="360" w:lineRule="auto"/>
+        <w:ind w:firstLine="420"/>
+      </w:pPr>
+      <w:r>
+        <w:rPr>
+          <w:rFonts w:ascii="Times New Roman" w:hAnsi="Times New Roman" w:eastAsia="宋体"/>
+          <w:b/>
+          <w:sz w:val="24"/>
+        </w:rPr>
+        <w:t>⑤ 测试与器件</w:t>
+      </w:r>
+    </w:p>
+    <w:p>
+      <w:pPr>
+        <w:spacing w:line="360" w:lineRule="auto"/>
+        <w:ind w:left="420"/>
+      </w:pPr>
+      <w:r>
+        <w:rPr>
+          <w:rFonts w:ascii="Times New Roman" w:hAnsi="Times New Roman" w:eastAsia="宋体"/>
+          <w:b w:val="0"/>
+          <w:sz w:val="24"/>
+        </w:rPr>
+        <w:t xml:space="preserve">• </w:t>
+      </w:r>
+      <w:r>
+        <w:rPr>
+          <w:rFonts w:ascii="Times New Roman" w:hAnsi="Times New Roman" w:eastAsia="宋体"/>
+          <w:b w:val="0"/>
+          <w:sz w:val="24"/>
+        </w:rPr>
+        <w:t>三电极：</w:t>
+      </w:r>
+      <w:r>
+        <w:rPr>
+          <w:rFonts w:ascii="Times New Roman" w:hAnsi="Times New Roman" w:eastAsia="宋体"/>
+          <w:b/>
+          <w:sz w:val="24"/>
+        </w:rPr>
+        <w:t>η10</w:t>
+      </w:r>
+      <w:r>
+        <w:rPr>
+          <w:rFonts w:ascii="Times New Roman" w:hAnsi="Times New Roman" w:eastAsia="宋体"/>
+          <w:b w:val="0"/>
+          <w:sz w:val="24"/>
+        </w:rPr>
+        <w:t>（10 mA cm⁻² 时的过电位）、</w:t>
+      </w:r>
+      <w:r>
+        <w:rPr>
+          <w:rFonts w:ascii="Times New Roman" w:hAnsi="Times New Roman" w:eastAsia="宋体"/>
+          <w:b/>
+          <w:sz w:val="24"/>
+        </w:rPr>
+        <w:t>Tafel 斜率</w:t>
+      </w:r>
+      <w:r>
+        <w:rPr>
+          <w:rFonts w:ascii="Times New Roman" w:hAnsi="Times New Roman" w:eastAsia="宋体"/>
+          <w:b w:val="0"/>
+          <w:sz w:val="24"/>
+        </w:rPr>
+        <w:t>、</w:t>
+      </w:r>
+      <w:r>
+        <w:rPr>
+          <w:rFonts w:ascii="Times New Roman" w:hAnsi="Times New Roman" w:eastAsia="宋体"/>
+          <w:b/>
+          <w:sz w:val="24"/>
+        </w:rPr>
+        <w:t>EIS</w:t>
+      </w:r>
+      <w:r>
+        <w:rPr>
+          <w:rFonts w:ascii="Times New Roman" w:hAnsi="Times New Roman" w:eastAsia="宋体"/>
+          <w:b w:val="0"/>
+          <w:sz w:val="24"/>
+        </w:rPr>
+        <w:t>、</w:t>
+      </w:r>
+      <w:r>
+        <w:rPr>
+          <w:rFonts w:ascii="Times New Roman" w:hAnsi="Times New Roman" w:eastAsia="宋体"/>
+          <w:b/>
+          <w:sz w:val="24"/>
+        </w:rPr>
+        <w:t>ECSA 归一化</w:t>
+      </w:r>
+      <w:r>
+        <w:rPr>
+          <w:rFonts w:ascii="Times New Roman" w:hAnsi="Times New Roman" w:eastAsia="宋体"/>
+          <w:b w:val="0"/>
+          <w:sz w:val="24"/>
+        </w:rPr>
+        <w:t>。</w:t>
+      </w:r>
+    </w:p>
+    <w:p>
+      <w:pPr>
+        <w:spacing w:line="360" w:lineRule="auto"/>
+        <w:ind w:left="420"/>
+      </w:pPr>
+      <w:r>
+        <w:rPr>
+          <w:rFonts w:ascii="Times New Roman" w:hAnsi="Times New Roman" w:eastAsia="宋体"/>
+          <w:b w:val="0"/>
+          <w:sz w:val="24"/>
+        </w:rPr>
+        <w:t xml:space="preserve">• </w:t>
+      </w:r>
+      <w:r>
+        <w:rPr>
+          <w:rFonts w:ascii="Times New Roman" w:hAnsi="Times New Roman" w:eastAsia="宋体"/>
+          <w:b w:val="0"/>
+          <w:sz w:val="24"/>
+        </w:rPr>
+        <w:t xml:space="preserve">长时：恒电流 + </w:t>
+      </w:r>
+      <w:r>
+        <w:rPr>
+          <w:rFonts w:ascii="Times New Roman" w:hAnsi="Times New Roman" w:eastAsia="宋体"/>
+          <w:b/>
+          <w:sz w:val="24"/>
+        </w:rPr>
+        <w:t>分段 ICP-MS</w:t>
+      </w:r>
+      <w:r>
+        <w:rPr>
+          <w:rFonts w:ascii="Times New Roman" w:hAnsi="Times New Roman" w:eastAsia="宋体"/>
+          <w:b w:val="0"/>
+          <w:sz w:val="24"/>
+        </w:rPr>
+        <w:t xml:space="preserve"> → 给出</w:t>
+      </w:r>
+      <w:r>
+        <w:rPr>
+          <w:rFonts w:ascii="Times New Roman" w:hAnsi="Times New Roman" w:eastAsia="宋体"/>
+          <w:b/>
+          <w:sz w:val="24"/>
+        </w:rPr>
+        <w:t>溶解速率与稳定数 S-number</w:t>
+      </w:r>
+      <w:r>
+        <w:rPr>
+          <w:rFonts w:ascii="Times New Roman" w:hAnsi="Times New Roman" w:eastAsia="宋体"/>
+          <w:b w:val="0"/>
+          <w:sz w:val="24"/>
+        </w:rPr>
+        <w:t>（每溶解一个金属原子析出多少 O₂）。</w:t>
+      </w:r>
+    </w:p>
+    <w:p>
+      <w:pPr>
+        <w:spacing w:line="360" w:lineRule="auto"/>
+        <w:ind w:left="420"/>
+      </w:pPr>
+      <w:r>
+        <w:rPr>
+          <w:rFonts w:ascii="Times New Roman" w:hAnsi="Times New Roman" w:eastAsia="宋体"/>
+          <w:b w:val="0"/>
+          <w:sz w:val="24"/>
+        </w:rPr>
+        <w:t xml:space="preserve">• </w:t>
+      </w:r>
+      <w:r>
+        <w:rPr>
+          <w:rFonts w:ascii="Times New Roman" w:hAnsi="Times New Roman" w:eastAsia="宋体"/>
+          <w:b w:val="0"/>
+          <w:sz w:val="24"/>
+        </w:rPr>
+        <w:t>器件：</w:t>
+      </w:r>
+      <w:r>
+        <w:rPr>
+          <w:rFonts w:ascii="Times New Roman" w:hAnsi="Times New Roman" w:eastAsia="宋体"/>
+          <w:b/>
+          <w:sz w:val="24"/>
+        </w:rPr>
+        <w:t>单电池 PEM 测试</w:t>
+      </w:r>
+      <w:r>
+        <w:rPr>
+          <w:rFonts w:ascii="Times New Roman" w:hAnsi="Times New Roman" w:eastAsia="宋体"/>
+          <w:b w:val="0"/>
+          <w:sz w:val="24"/>
+        </w:rPr>
+        <w:t>（电流密度、时长、衰减率、法拉第效率）。</w:t>
+      </w:r>
+    </w:p>
+    <w:p/>
+    <w:p>
+      <w:pPr>
+        <w:pStyle w:val="4"/>
+        <w:pageBreakBefore w:val="0"/>
+      </w:pPr>
+      <w:r>
+        <w:rPr>
+          <w:rFonts w:ascii="Times New Roman" w:hAnsi="Times New Roman" w:eastAsia="宋体"/>
+          <w:b/>
+          <w:sz w:val="32"/>
+        </w:rPr>
+        <w:t>4. 概念白话</w:t>
+      </w:r>
+    </w:p>
+    <w:p>
+      <w:pPr>
+        <w:spacing w:line="360" w:lineRule="auto"/>
+        <w:ind w:left="420"/>
+      </w:pPr>
+      <w:r>
+        <w:rPr>
+          <w:rFonts w:ascii="Times New Roman" w:hAnsi="Times New Roman" w:eastAsia="宋体"/>
+          <w:b w:val="0"/>
+          <w:sz w:val="24"/>
+        </w:rPr>
+        <w:t xml:space="preserve">• </w:t>
+      </w:r>
+      <w:r>
+        <w:rPr>
+          <w:rFonts w:ascii="Times New Roman" w:hAnsi="Times New Roman" w:eastAsia="宋体"/>
+          <w:b/>
+          <w:sz w:val="24"/>
+        </w:rPr>
+        <w:t>C cm⁻²（库仑每平方厘米）</w:t>
+      </w:r>
+      <w:r>
+        <w:rPr>
+          <w:rFonts w:ascii="Times New Roman" w:hAnsi="Times New Roman" w:eastAsia="宋体"/>
+          <w:b w:val="0"/>
+          <w:sz w:val="24"/>
+        </w:rPr>
+        <w:t>：电量单位，等于电流密度 × 时间（7 mA cm⁻² × 900 s = 6300 mC cm⁻² = 6.3 C cm⁻²）。</w:t>
+      </w:r>
+      <w:r>
+        <w:rPr>
+          <w:rFonts w:ascii="Times New Roman" w:hAnsi="Times New Roman" w:eastAsia="宋体"/>
+          <w:b/>
+          <w:sz w:val="24"/>
+        </w:rPr>
+        <w:t>电量决定沉积了多少物质</w:t>
+      </w:r>
+      <w:r>
+        <w:rPr>
+          <w:rFonts w:ascii="Times New Roman" w:hAnsi="Times New Roman" w:eastAsia="宋体"/>
+          <w:b w:val="0"/>
+          <w:sz w:val="24"/>
+        </w:rPr>
+        <w:t>。</w:t>
+      </w:r>
+    </w:p>
+    <w:p>
+      <w:pPr>
+        <w:spacing w:line="360" w:lineRule="auto"/>
+        <w:ind w:left="420"/>
+      </w:pPr>
+      <w:r>
+        <w:rPr>
+          <w:rFonts w:ascii="Times New Roman" w:hAnsi="Times New Roman" w:eastAsia="宋体"/>
+          <w:b w:val="0"/>
+          <w:sz w:val="24"/>
+        </w:rPr>
+        <w:t xml:space="preserve">• </w:t>
+      </w:r>
+      <w:r>
+        <w:rPr>
+          <w:rFonts w:ascii="Times New Roman" w:hAnsi="Times New Roman" w:eastAsia="宋体"/>
+          <w:b/>
+          <w:sz w:val="24"/>
+        </w:rPr>
+        <w:t>ICP-MS</w:t>
+      </w:r>
+      <w:r>
+        <w:rPr>
+          <w:rFonts w:ascii="Times New Roman" w:hAnsi="Times New Roman" w:eastAsia="宋体"/>
+          <w:b w:val="0"/>
+          <w:sz w:val="24"/>
+        </w:rPr>
+        <w:t>：能测溶液里 ppb 级金属含量的仪器——溶解研究的"秤"。</w:t>
+      </w:r>
+    </w:p>
+    <w:p>
+      <w:pPr>
+        <w:spacing w:line="360" w:lineRule="auto"/>
+        <w:ind w:left="420"/>
+      </w:pPr>
+      <w:r>
+        <w:rPr>
+          <w:rFonts w:ascii="Times New Roman" w:hAnsi="Times New Roman" w:eastAsia="宋体"/>
+          <w:b w:val="0"/>
+          <w:sz w:val="24"/>
+        </w:rPr>
+        <w:t xml:space="preserve">• </w:t>
+      </w:r>
+      <w:r>
+        <w:rPr>
+          <w:rFonts w:ascii="Times New Roman" w:hAnsi="Times New Roman" w:eastAsia="宋体"/>
+          <w:b/>
+          <w:sz w:val="24"/>
+        </w:rPr>
+        <w:t>S-number</w:t>
+      </w:r>
+      <w:r>
+        <w:rPr>
+          <w:rFonts w:ascii="Times New Roman" w:hAnsi="Times New Roman" w:eastAsia="宋体"/>
+          <w:b w:val="0"/>
+          <w:sz w:val="24"/>
+        </w:rPr>
+        <w:t>：稳定性的可比指标（跑了多少小时不好横比，但"每溶一个金属原子析出多少氧分子"可以）。</w:t>
+      </w:r>
+    </w:p>
+    <w:p>
+      <w:pPr>
+        <w:spacing w:line="360" w:lineRule="auto"/>
+        <w:ind w:left="420"/>
+      </w:pPr>
+      <w:r>
+        <w:rPr>
+          <w:rFonts w:ascii="Times New Roman" w:hAnsi="Times New Roman" w:eastAsia="宋体"/>
+          <w:b w:val="0"/>
+          <w:sz w:val="24"/>
+        </w:rPr>
+        <w:t xml:space="preserve">• </w:t>
+      </w:r>
+      <w:r>
+        <w:rPr>
+          <w:rFonts w:ascii="Times New Roman" w:hAnsi="Times New Roman" w:eastAsia="宋体"/>
+          <w:b/>
+          <w:sz w:val="24"/>
+        </w:rPr>
+        <w:t>为什么先做②</w:t>
+      </w:r>
+      <w:r>
+        <w:rPr>
+          <w:rFonts w:ascii="Times New Roman" w:hAnsi="Times New Roman" w:eastAsia="宋体"/>
+          <w:b w:val="0"/>
+          <w:sz w:val="24"/>
+        </w:rPr>
+        <w:t>：如果宿主先溶，后面所有优化都白做；所以先用 2–3 周给一个</w:t>
+      </w:r>
+      <w:r>
+        <w:rPr>
+          <w:rFonts w:ascii="Times New Roman" w:hAnsi="Times New Roman" w:eastAsia="宋体"/>
+          <w:b/>
+          <w:sz w:val="24"/>
+        </w:rPr>
+        <w:t>二值答案</w:t>
+      </w:r>
+      <w:r>
+        <w:rPr>
+          <w:rFonts w:ascii="Times New Roman" w:hAnsi="Times New Roman" w:eastAsia="宋体"/>
+          <w:b w:val="0"/>
+          <w:sz w:val="24"/>
+        </w:rPr>
+        <w:t>。</w:t>
+      </w:r>
+    </w:p>
+    <w:p/>
+    <w:p>
+      <w:pPr>
+        <w:pStyle w:val="4"/>
+        <w:pageBreakBefore w:val="0"/>
+      </w:pPr>
+      <w:r>
+        <w:rPr>
+          <w:rFonts w:ascii="Times New Roman" w:hAnsi="Times New Roman" w:eastAsia="宋体"/>
+          <w:b/>
+          <w:sz w:val="32"/>
+        </w:rPr>
+        <w:t>5. 必记数字</w:t>
+      </w:r>
+    </w:p>
+    <w:p>
+      <w:pPr>
+        <w:spacing w:line="360" w:lineRule="auto"/>
+        <w:ind w:firstLine="420"/>
+      </w:pPr>
+      <w:r>
+        <w:rPr>
+          <w:rFonts w:ascii="Times New Roman" w:hAnsi="Times New Roman" w:eastAsia="宋体"/>
+          <w:b/>
+          <w:sz w:val="24"/>
+        </w:rPr>
+        <w:t>7 mA cm⁻² × 15 min ≈ 6.3 C cm⁻² ≈ 2.8 mg cm⁻² ｜ 扫描 1.40→1.90 V vs RHE ｜ 判据 5× 或 839 cm⁻¹ ｜ 器件：单电池</w:t>
+      </w:r>
+    </w:p>
+    <w:p/>
+    <w:p>
+      <w:pPr>
+        <w:pStyle w:val="4"/>
+        <w:pageBreakBefore w:val="0"/>
+      </w:pPr>
+      <w:r>
+        <w:rPr>
+          <w:rFonts w:ascii="Times New Roman" w:hAnsi="Times New Roman" w:eastAsia="宋体"/>
+          <w:b/>
+          <w:sz w:val="32"/>
+        </w:rPr>
+        <w:t>6. 口播示例</w:t>
+      </w:r>
+    </w:p>
+    <w:p>
+      <w:pPr>
+        <w:spacing w:before="120" w:after="120"/>
+        <w:ind w:left="567" w:right="567"/>
+        <w:pBdr>
+          <w:left w:val="single" w:sz="12" w:color="6366F1"/>
+        </w:pBdr>
+      </w:pPr>
+      <w:r>
+        <w:rPr>
+          <w:rFonts w:ascii="Times New Roman" w:hAnsi="Times New Roman" w:eastAsia="宋体"/>
+          <w:b w:val="0"/>
+          <w:sz w:val="24"/>
+        </w:rPr>
+        <w:t>Step one: electrodeposit MnO₂ at 7 mA cm⁻² for 15 minutes, about 6.3 C cm⁻². Step two is the stability window: a potential-step scan from 1.40 to 1.90 V against RHE with segmented ICP-MS for ruthenium and manganese. Step four uses EXAFS to show whether ruthenium is inside the lattice. The first priority is step two: if manganese dissolves first, the phase or the oxygen coordination is changed before any optimisation.</w:t>
+      </w:r>
+    </w:p>
+    <w:p/>
+    <w:p>
+      <w:pPr>
+        <w:pStyle w:val="4"/>
+        <w:pageBreakBefore w:val="0"/>
+      </w:pPr>
+      <w:r>
+        <w:rPr>
+          <w:rFonts w:ascii="Times New Roman" w:hAnsi="Times New Roman" w:eastAsia="宋体"/>
+          <w:b/>
+          <w:sz w:val="32"/>
+        </w:rPr>
+        <w:t>7. 可能被问什么</w:t>
       </w:r>
     </w:p>
     <w:p>
@@ -8316,7 +9143,7 @@
       <w:tr>
         <w:tc>
           <w:tcPr>
-            <w:tcW w:type="dxa" w:w="2330"/>
+            <w:tcW w:type="dxa" w:w="2265"/>
             <w:shd w:fill="D9D9D9"/>
           </w:tcPr>
           <w:p>
@@ -8336,7 +9163,7 @@
         </w:tc>
         <w:tc>
           <w:tcPr>
-            <w:tcW w:type="dxa" w:w="6133"/>
+            <w:tcW w:type="dxa" w:w="6198"/>
             <w:shd w:fill="D9D9D9"/>
           </w:tcPr>
           <w:p>
@@ -8510,7 +9337,23 @@
                 <w:b w:val="0"/>
                 <w:sz w:val="24"/>
               </w:rPr>
-              <w:t>吸附质演化机制：∗OH→∗O→∗OOH，只用吸附氧，被 0.37 V 锁住</w:t>
+              <w:t>吸附质演化机制：OH→O→</w:t>
+            </w:r>
+            <w:r>
+              <w:rPr>
+                <w:rFonts w:ascii="Consolas" w:hAnsi="Consolas" w:eastAsia="Consolas"/>
+                <w:sz w:val="24"/>
+                <w:shd w:fill="F0F0F0"/>
+              </w:rPr>
+              <w:t>OOH</w:t>
+            </w:r>
+            <w:r>
+              <w:rPr>
+                <w:rFonts w:ascii="Times New Roman" w:hAnsi="Times New Roman" w:eastAsia="宋体"/>
+                <w:b w:val="0"/>
+                <w:sz w:val="24"/>
+              </w:rPr>
+              <w:t>，只用吸附氧，被 0.37 V 锁住</w:t>
             </w:r>
           </w:p>
         </w:tc>
@@ -8590,7 +9433,23 @@
                 <w:b w:val="0"/>
                 <w:sz w:val="24"/>
               </w:rPr>
-              <w:t>氧化物路径：两个相邻 M–O 直接偶联成 O₂，无 ∗OOH、无空位</w:t>
+              <w:t xml:space="preserve">氧化物路径：两个相邻 M–O 直接偶联成 O₂，无 </w:t>
+            </w:r>
+            <w:r>
+              <w:rPr>
+                <w:rFonts w:ascii="Consolas" w:hAnsi="Consolas" w:eastAsia="Consolas"/>
+                <w:sz w:val="24"/>
+                <w:shd w:fill="F0F0F0"/>
+              </w:rPr>
+              <w:t>OOH</w:t>
+            </w:r>
+            <w:r>
+              <w:rPr>
+                <w:rFonts w:ascii="Times New Roman" w:hAnsi="Times New Roman" w:eastAsia="宋体"/>
+                <w:b w:val="0"/>
+                <w:sz w:val="24"/>
+              </w:rPr>
+              <w:t>、无空位</w:t>
             </w:r>
           </w:p>
         </w:tc>
@@ -8948,9 +9807,43 @@
               <w:rPr>
                 <w:rFonts w:ascii="Times New Roman" w:hAnsi="Times New Roman" w:eastAsia="宋体"/>
                 <w:b w:val="0"/>
+                <w:i/>
                 <w:sz w:val="24"/>
               </w:rPr>
-              <w:t>∗OH 与 ∗OOH 吸附能同步变化（差值 ≈3.2 eV），导致 0.37 V 下限</w:t>
+              <w:t xml:space="preserve">OH 与 </w:t>
+            </w:r>
+            <w:r>
+              <w:rPr>
+                <w:rFonts w:ascii="Times New Roman" w:hAnsi="Times New Roman" w:eastAsia="宋体"/>
+                <w:b w:val="0"/>
+                <w:i/>
+                <w:sz w:val="24"/>
+              </w:rPr>
+              <w:t>`</w:t>
+            </w:r>
+            <w:r>
+              <w:rPr>
+                <w:rFonts w:ascii="Times New Roman" w:hAnsi="Times New Roman" w:eastAsia="宋体"/>
+                <w:b w:val="0"/>
+                <w:sz w:val="24"/>
+              </w:rPr>
+              <w:t>OOH</w:t>
+            </w:r>
+            <w:r>
+              <w:rPr>
+                <w:rFonts w:ascii="Times New Roman" w:hAnsi="Times New Roman" w:eastAsia="宋体"/>
+                <w:b w:val="0"/>
+                <w:sz w:val="24"/>
+              </w:rPr>
+              <w:t>`</w:t>
+            </w:r>
+            <w:r>
+              <w:rPr>
+                <w:rFonts w:ascii="Times New Roman" w:hAnsi="Times New Roman" w:eastAsia="宋体"/>
+                <w:b w:val="0"/>
+                <w:sz w:val="24"/>
+              </w:rPr>
+              <w:t xml:space="preserve"> 吸附能同步变化（差值 ≈3.2 eV），导致 0.37 V 下限</w:t>
             </w:r>
           </w:p>
         </w:tc>

--- a/FYP/组会/2026.9.24/9.24-v3-详细讲解版（当作零基础）.docx
+++ b/FYP/组会/2026.9.24/9.24-v3-详细讲解版（当作零基础）.docx
@@ -7654,7 +7654,7 @@
       <w:tr>
         <w:tc>
           <w:tcPr>
-            <w:tcW w:type="dxa" w:w="1389"/>
+            <w:tcW w:type="dxa" w:w="755"/>
             <w:shd w:fill="D9D9D9"/>
           </w:tcPr>
           <w:p>
@@ -7674,7 +7674,7 @@
         </w:tc>
         <w:tc>
           <w:tcPr>
-            <w:tcW w:type="dxa" w:w="2752"/>
+            <w:tcW w:type="dxa" w:w="1837"/>
             <w:shd w:fill="D9D9D9"/>
           </w:tcPr>
           <w:p>
@@ -7694,7 +7694,7 @@
         </w:tc>
         <w:tc>
           <w:tcPr>
-            <w:tcW w:type="dxa" w:w="4322"/>
+            <w:tcW w:type="dxa" w:w="5871"/>
             <w:shd w:fill="D9D9D9"/>
           </w:tcPr>
           <w:p>
@@ -7788,7 +7788,7 @@
                 <w:b w:val="0"/>
                 <w:sz w:val="24"/>
               </w:rPr>
-              <w:t>② Find the stability window</w:t>
+              <w:t>② Find the host window</w:t>
             </w:r>
           </w:p>
         </w:tc>
@@ -7823,10 +7823,34 @@
             <w:r>
               <w:rPr>
                 <w:rFonts w:ascii="Times New Roman" w:hAnsi="Times New Roman" w:eastAsia="宋体"/>
+                <w:b/>
+                <w:sz w:val="24"/>
+              </w:rPr>
+              <w:t>此时样品里还没有 Ru</w:t>
+            </w:r>
+            <w:r>
+              <w:rPr>
+                <w:rFonts w:ascii="Times New Roman" w:hAnsi="Times New Roman" w:eastAsia="宋体"/>
                 <w:b w:val="0"/>
                 <w:sz w:val="24"/>
               </w:rPr>
-              <w:t>1.40 → 1.90 V vs RHE 共 5 档，</w:t>
+              <w:t xml:space="preserve">，所以只测 Mn（图上写明 </w:t>
+            </w:r>
+            <w:r>
+              <w:rPr>
+                <w:rFonts w:ascii="Consolas" w:hAnsi="Consolas" w:eastAsia="Consolas"/>
+                <w:sz w:val="24"/>
+                <w:shd w:fill="F0F0F0"/>
+              </w:rPr>
+              <w:t>Ru = blank</w:t>
+            </w:r>
+            <w:r>
+              <w:rPr>
+                <w:rFonts w:ascii="Times New Roman" w:hAnsi="Times New Roman" w:eastAsia="宋体"/>
+                <w:b w:val="0"/>
+                <w:sz w:val="24"/>
+              </w:rPr>
+              <w:t>＝本底对照）；</w:t>
             </w:r>
             <w:r>
               <w:rPr>
@@ -7834,7 +7858,7 @@
                 <w:b/>
                 <w:sz w:val="24"/>
               </w:rPr>
-              <w:t>每档单独收液</w:t>
+              <w:t>1.20 → 1.90 V vs RHE 共 6 档</w:t>
             </w:r>
             <w:r>
               <w:rPr>
@@ -7842,7 +7866,7 @@
                 <w:b w:val="0"/>
                 <w:sz w:val="24"/>
               </w:rPr>
-              <w:t xml:space="preserve">；Ru 与 Mn 分开测；红框是 </w:t>
+              <w:t xml:space="preserve">，每档单独收液；上限摸氧化溶解 MnO₄⁻（原位拉曼 </w:t>
             </w:r>
             <w:r>
               <w:rPr>
@@ -7850,7 +7874,15 @@
                 <w:b/>
                 <w:sz w:val="24"/>
               </w:rPr>
-              <w:t>go / no-go 判据</w:t>
+              <w:t>839 cm⁻¹</w:t>
+            </w:r>
+            <w:r>
+              <w:rPr>
+                <w:rFonts w:ascii="Times New Roman" w:hAnsi="Times New Roman" w:eastAsia="宋体"/>
+                <w:b w:val="0"/>
+                <w:sz w:val="24"/>
+              </w:rPr>
+              <w:t>）、下限摸还原溶解 Mn²⁺；红框＝窗口 go/no-go</w:t>
             </w:r>
           </w:p>
         </w:tc>
@@ -7909,7 +7941,32 @@
                 <w:b w:val="0"/>
                 <w:sz w:val="24"/>
               </w:rPr>
-              <w:t>Ru³⁺ 进、Mn²⁺ 出，形成 M–O–Mn 桥；对照=浸渍样、共沉积样</w:t>
+              <w:t>Ru³⁺ 进、Mn²⁺ 出，形成 M–O–Mn 桥；对照=浸渍样、共沉积样；</w:t>
+            </w:r>
+            <w:r>
+              <w:rPr>
+                <w:rFonts w:ascii="Times New Roman" w:hAnsi="Times New Roman" w:eastAsia="宋体"/>
+                <w:b/>
+                <w:sz w:val="24"/>
+              </w:rPr>
+              <w:t xml:space="preserve">面板末尾那句 </w:t>
+            </w:r>
+            <w:r>
+              <w:rPr>
+                <w:rFonts w:ascii="Consolas" w:hAnsi="Consolas" w:eastAsia="Consolas"/>
+                <w:b/>
+                <w:sz w:val="24"/>
+                <w:shd w:fill="F0F0F0"/>
+              </w:rPr>
+              <w:t>then repeat scan: Mn vs Ru</w:t>
+            </w:r>
+            <w:r>
+              <w:rPr>
+                <w:rFonts w:ascii="Times New Roman" w:hAnsi="Times New Roman" w:eastAsia="宋体"/>
+                <w:b/>
+                <w:sz w:val="24"/>
+              </w:rPr>
+              <w:t>＝装完 Ru 再把②的扫描做一遍，这次 Mn 与 Ru 分开测</w:t>
             </w:r>
           </w:p>
         </w:tc>
@@ -8276,7 +8333,7 @@
           <w:b/>
           <w:sz w:val="24"/>
         </w:rPr>
-        <w:t>② 找稳定窗口（第一步优先做）</w:t>
+        <w:t>② 找宿主的溶解窗口（第一步优先做，只测 Mn）</w:t>
       </w:r>
     </w:p>
     <w:p>
@@ -8298,6 +8355,68 @@
           <w:b/>
           <w:sz w:val="24"/>
         </w:rPr>
+        <w:t>先想清楚这一步在测什么</w:t>
+      </w:r>
+      <w:r>
+        <w:rPr>
+          <w:rFonts w:ascii="Times New Roman" w:hAnsi="Times New Roman" w:eastAsia="宋体"/>
+          <w:b w:val="0"/>
+          <w:sz w:val="24"/>
+        </w:rPr>
+        <w:t>：① 只沉积了 MnO₂，Ru 是③才进去的——</w:t>
+      </w:r>
+      <w:r>
+        <w:rPr>
+          <w:rFonts w:ascii="Times New Roman" w:hAnsi="Times New Roman" w:eastAsia="宋体"/>
+          <w:b/>
+          <w:sz w:val="24"/>
+        </w:rPr>
+        <w:t>所以②里根本没有 Ru 可测</w:t>
+      </w:r>
+      <w:r>
+        <w:rPr>
+          <w:rFonts w:ascii="Times New Roman" w:hAnsi="Times New Roman" w:eastAsia="宋体"/>
+          <w:b w:val="0"/>
+          <w:sz w:val="24"/>
+        </w:rPr>
+        <w:t>。ICP-MS 的 Ru 通道在这里只有一个身份：</w:t>
+      </w:r>
+      <w:r>
+        <w:rPr>
+          <w:rFonts w:ascii="Times New Roman" w:hAnsi="Times New Roman" w:eastAsia="宋体"/>
+          <w:b/>
+          <w:sz w:val="24"/>
+        </w:rPr>
+        <w:t>本底/空白对照（应该≈0）</w:t>
+      </w:r>
+      <w:r>
+        <w:rPr>
+          <w:rFonts w:ascii="Times New Roman" w:hAnsi="Times New Roman" w:eastAsia="宋体"/>
+          <w:b w:val="0"/>
+          <w:sz w:val="24"/>
+        </w:rPr>
+        <w:t>，用来证明器皿、浴液、电极没被 Ru 污染。题面若写成"分别测 Ru 与 Mn"，逻辑是断的。</w:t>
+      </w:r>
+    </w:p>
+    <w:p>
+      <w:pPr>
+        <w:spacing w:line="360" w:lineRule="auto"/>
+        <w:ind w:left="420"/>
+      </w:pPr>
+      <w:r>
+        <w:rPr>
+          <w:rFonts w:ascii="Times New Roman" w:hAnsi="Times New Roman" w:eastAsia="宋体"/>
+          <w:b w:val="0"/>
+          <w:sz w:val="24"/>
+        </w:rPr>
+        <w:t xml:space="preserve">• </w:t>
+      </w:r>
+      <w:r>
+        <w:rPr>
+          <w:rFonts w:ascii="Times New Roman" w:hAnsi="Times New Roman" w:eastAsia="宋体"/>
+          <w:b/>
+          <w:sz w:val="24"/>
+        </w:rPr>
         <w:t>电位阶跃溶出扫描</w:t>
       </w:r>
       <w:r>
@@ -8306,7 +8425,23 @@
           <w:b w:val="0"/>
           <w:sz w:val="24"/>
         </w:rPr>
-        <w:t>：从 1.40 V 扫到 1.90 V（vs RHE），每个电位单独收集电解液。</w:t>
+        <w:t>：</w:t>
+      </w:r>
+      <w:r>
+        <w:rPr>
+          <w:rFonts w:ascii="Times New Roman" w:hAnsi="Times New Roman" w:eastAsia="宋体"/>
+          <w:b/>
+          <w:sz w:val="24"/>
+        </w:rPr>
+        <w:t>1.20 → 1.90 V（vs RHE）共 6 档</w:t>
+      </w:r>
+      <w:r>
+        <w:rPr>
+          <w:rFonts w:ascii="Times New Roman" w:hAnsi="Times New Roman" w:eastAsia="宋体"/>
+          <w:b w:val="0"/>
+          <w:sz w:val="24"/>
+        </w:rPr>
+        <w:t>，每档单独收集电解液。下限必须往低扫，否则只摸到上边界、下边界是空的（会被追问"你凭什么说窗口够宽"）。</w:t>
       </w:r>
     </w:p>
     <w:p>
@@ -8328,47 +8463,153 @@
           <w:b/>
           <w:sz w:val="24"/>
         </w:rPr>
-        <w:t>分段 ICP-MS</w:t>
-      </w:r>
-      <w:r>
-        <w:rPr>
-          <w:rFonts w:ascii="Times New Roman" w:hAnsi="Times New Roman" w:eastAsia="宋体"/>
-          <w:b w:val="0"/>
-          <w:sz w:val="24"/>
-        </w:rPr>
-        <w:t>：分别测</w:t>
-      </w:r>
-      <w:r>
-        <w:rPr>
-          <w:rFonts w:ascii="Times New Roman" w:hAnsi="Times New Roman" w:eastAsia="宋体"/>
-          <w:b/>
-          <w:sz w:val="24"/>
-        </w:rPr>
-        <w:t>钌</w:t>
-      </w:r>
-      <w:r>
-        <w:rPr>
-          <w:rFonts w:ascii="Times New Roman" w:hAnsi="Times New Roman" w:eastAsia="宋体"/>
-          <w:b w:val="0"/>
-          <w:sz w:val="24"/>
-        </w:rPr>
-        <w:t>和</w:t>
-      </w:r>
-      <w:r>
-        <w:rPr>
-          <w:rFonts w:ascii="Times New Roman" w:hAnsi="Times New Roman" w:eastAsia="宋体"/>
-          <w:b/>
-          <w:sz w:val="24"/>
-        </w:rPr>
-        <w:t>锰</w:t>
-      </w:r>
-      <w:r>
-        <w:rPr>
-          <w:rFonts w:ascii="Times New Roman" w:hAnsi="Times New Roman" w:eastAsia="宋体"/>
-          <w:b w:val="0"/>
-          <w:sz w:val="24"/>
-        </w:rPr>
-        <w:t>的溶解量（只测总量分不清是"界面失效"还是"涂层脱落"）。</w:t>
+        <w:t>两个溶解方向</w:t>
+      </w:r>
+      <w:r>
+        <w:rPr>
+          <w:rFonts w:ascii="Times New Roman" w:hAnsi="Times New Roman" w:eastAsia="宋体"/>
+          <w:b w:val="0"/>
+          <w:sz w:val="24"/>
+        </w:rPr>
+        <w:t>：</w:t>
+      </w:r>
+    </w:p>
+    <w:p>
+      <w:pPr>
+        <w:spacing w:line="360" w:lineRule="auto"/>
+        <w:ind w:left="839"/>
+      </w:pPr>
+      <w:r>
+        <w:rPr>
+          <w:rFonts w:ascii="Times New Roman" w:hAnsi="Times New Roman" w:eastAsia="宋体"/>
+          <w:b w:val="0"/>
+          <w:sz w:val="24"/>
+        </w:rPr>
+        <w:t xml:space="preserve">• </w:t>
+      </w:r>
+      <w:r>
+        <w:rPr>
+          <w:rFonts w:ascii="Times New Roman" w:hAnsi="Times New Roman" w:eastAsia="宋体"/>
+          <w:b w:val="0"/>
+          <w:sz w:val="24"/>
+        </w:rPr>
+        <w:t>低电位侧＝</w:t>
+      </w:r>
+      <w:r>
+        <w:rPr>
+          <w:rFonts w:ascii="Times New Roman" w:hAnsi="Times New Roman" w:eastAsia="宋体"/>
+          <w:b/>
+          <w:sz w:val="24"/>
+        </w:rPr>
+        <w:t>还原溶解</w:t>
+      </w:r>
+      <w:r>
+        <w:rPr>
+          <w:rFonts w:ascii="Times New Roman" w:hAnsi="Times New Roman" w:eastAsia="宋体"/>
+          <w:b w:val="0"/>
+          <w:sz w:val="24"/>
+        </w:rPr>
+        <w:t>：MnO₂ + 4H⁺ + 2e⁻ → Mn²⁺ + 2H₂O，E° ≈ +1.23 V（vs RHE 随 pH 略移）。OER 工作电位在它上面，但</w:t>
+      </w:r>
+      <w:r>
+        <w:rPr>
+          <w:rFonts w:ascii="Times New Roman" w:hAnsi="Times New Roman" w:eastAsia="宋体"/>
+          <w:b/>
+          <w:sz w:val="24"/>
+        </w:rPr>
+        <w:t>静置、CV 下扫、活化阶段会踩到</w:t>
+      </w:r>
+      <w:r>
+        <w:rPr>
+          <w:rFonts w:ascii="Times New Roman" w:hAnsi="Times New Roman" w:eastAsia="宋体"/>
+          <w:b w:val="0"/>
+          <w:sz w:val="24"/>
+        </w:rPr>
+        <w:t>。</w:t>
+      </w:r>
+    </w:p>
+    <w:p>
+      <w:pPr>
+        <w:spacing w:line="360" w:lineRule="auto"/>
+        <w:ind w:left="839"/>
+      </w:pPr>
+      <w:r>
+        <w:rPr>
+          <w:rFonts w:ascii="Times New Roman" w:hAnsi="Times New Roman" w:eastAsia="宋体"/>
+          <w:b w:val="0"/>
+          <w:sz w:val="24"/>
+        </w:rPr>
+        <w:t xml:space="preserve">• </w:t>
+      </w:r>
+      <w:r>
+        <w:rPr>
+          <w:rFonts w:ascii="Times New Roman" w:hAnsi="Times New Roman" w:eastAsia="宋体"/>
+          <w:b w:val="0"/>
+          <w:sz w:val="24"/>
+        </w:rPr>
+        <w:t>高电位侧＝</w:t>
+      </w:r>
+      <w:r>
+        <w:rPr>
+          <w:rFonts w:ascii="Times New Roman" w:hAnsi="Times New Roman" w:eastAsia="宋体"/>
+          <w:b/>
+          <w:sz w:val="24"/>
+        </w:rPr>
+        <w:t>氧化溶解</w:t>
+      </w:r>
+      <w:r>
+        <w:rPr>
+          <w:rFonts w:ascii="Times New Roman" w:hAnsi="Times New Roman" w:eastAsia="宋体"/>
+          <w:b w:val="0"/>
+          <w:sz w:val="24"/>
+        </w:rPr>
+        <w:t xml:space="preserve">：MnO₂ → MnO₄⁻，原位拉曼 </w:t>
+      </w:r>
+      <w:r>
+        <w:rPr>
+          <w:rFonts w:ascii="Times New Roman" w:hAnsi="Times New Roman" w:eastAsia="宋体"/>
+          <w:b/>
+          <w:sz w:val="24"/>
+        </w:rPr>
+        <w:t>839 cm⁻¹</w:t>
+      </w:r>
+      <w:r>
+        <w:rPr>
+          <w:rFonts w:ascii="Times New Roman" w:hAnsi="Times New Roman" w:eastAsia="宋体"/>
+          <w:b w:val="0"/>
+          <w:sz w:val="24"/>
+        </w:rPr>
+        <w:t>（UV-vis ~525 nm）。</w:t>
+      </w:r>
+    </w:p>
+    <w:p>
+      <w:pPr>
+        <w:spacing w:line="360" w:lineRule="auto"/>
+        <w:ind w:left="839"/>
+      </w:pPr>
+      <w:r>
+        <w:rPr>
+          <w:rFonts w:ascii="Times New Roman" w:hAnsi="Times New Roman" w:eastAsia="宋体"/>
+          <w:b w:val="0"/>
+          <w:sz w:val="24"/>
+        </w:rPr>
+        <w:t xml:space="preserve">• </w:t>
+      </w:r>
+      <w:r>
+        <w:rPr>
+          <w:rFonts w:ascii="Times New Roman" w:hAnsi="Times New Roman" w:eastAsia="宋体"/>
+          <w:b/>
+          <w:sz w:val="24"/>
+        </w:rPr>
+        <w:t>窗口 = 两侧边界之间</w:t>
+      </w:r>
+      <w:r>
+        <w:rPr>
+          <w:rFonts w:ascii="Times New Roman" w:hAnsi="Times New Roman" w:eastAsia="宋体"/>
+          <w:b w:val="0"/>
+          <w:sz w:val="24"/>
+        </w:rPr>
+        <w:t>；后面所有测试的工作电位都要落在窗口内。</w:t>
       </w:r>
     </w:p>
     <w:p>
@@ -8390,55 +8631,69 @@
           <w:b w:val="0"/>
           <w:sz w:val="24"/>
         </w:rPr>
-        <w:t>判据（会上要主动说）：</w:t>
-      </w:r>
-      <w:r>
-        <w:rPr>
-          <w:rFonts w:ascii="Times New Roman" w:hAnsi="Times New Roman" w:eastAsia="宋体"/>
-          <w:b/>
-          <w:sz w:val="24"/>
-        </w:rPr>
-        <w:t>同一电位段内，Mn 的溶解速率 ≥ Ru 的 5 倍且无钝化趋势</w:t>
-      </w:r>
-      <w:r>
-        <w:rPr>
-          <w:rFonts w:ascii="Times New Roman" w:hAnsi="Times New Roman" w:eastAsia="宋体"/>
-          <w:b w:val="0"/>
-          <w:sz w:val="24"/>
-        </w:rPr>
-        <w:t>，或者</w:t>
-      </w:r>
-      <w:r>
-        <w:rPr>
-          <w:rFonts w:ascii="Times New Roman" w:hAnsi="Times New Roman" w:eastAsia="宋体"/>
-          <w:b/>
-          <w:sz w:val="24"/>
-        </w:rPr>
-        <w:t>检出 839 cm⁻¹ 的高锰酸根拉曼带</w:t>
-      </w:r>
-      <w:r>
-        <w:rPr>
-          <w:rFonts w:ascii="Times New Roman" w:hAnsi="Times New Roman" w:eastAsia="宋体"/>
-          <w:b w:val="0"/>
-          <w:sz w:val="24"/>
-        </w:rPr>
-        <w:t xml:space="preserve"> → </w:t>
-      </w:r>
-      <w:r>
-        <w:rPr>
-          <w:rFonts w:ascii="Times New Roman" w:hAnsi="Times New Roman" w:eastAsia="宋体"/>
-          <w:b/>
-          <w:sz w:val="24"/>
-        </w:rPr>
-        <w:t>no-go</w:t>
-      </w:r>
-      <w:r>
-        <w:rPr>
-          <w:rFonts w:ascii="Times New Roman" w:hAnsi="Times New Roman" w:eastAsia="宋体"/>
-          <w:b w:val="0"/>
-          <w:sz w:val="24"/>
-        </w:rPr>
-        <w:t>（改相 / 改氧配位 / 先掺 Ru）；否则继续。</w:t>
+        <w:t>判据（会上主动说）：</w:t>
+      </w:r>
+      <w:r>
+        <w:rPr>
+          <w:rFonts w:ascii="Times New Roman" w:hAnsi="Times New Roman" w:eastAsia="宋体"/>
+          <w:b/>
+          <w:sz w:val="24"/>
+        </w:rPr>
+        <w:t>扫完存在一个可用窗口（Mn 溶出速率低且无上升趋势、无 839 cm⁻¹ 带）→ go</w:t>
+      </w:r>
+      <w:r>
+        <w:rPr>
+          <w:rFonts w:ascii="Times New Roman" w:hAnsi="Times New Roman" w:eastAsia="宋体"/>
+          <w:b w:val="0"/>
+          <w:sz w:val="24"/>
+        </w:rPr>
+        <w:t>；</w:t>
+      </w:r>
+      <w:r>
+        <w:rPr>
+          <w:rFonts w:ascii="Times New Roman" w:hAnsi="Times New Roman" w:eastAsia="宋体"/>
+          <w:b/>
+          <w:sz w:val="24"/>
+        </w:rPr>
+        <w:t>找不到窗口 → no-go</w:t>
+      </w:r>
+      <w:r>
+        <w:rPr>
+          <w:rFonts w:ascii="Times New Roman" w:hAnsi="Times New Roman" w:eastAsia="宋体"/>
+          <w:b w:val="0"/>
+          <w:sz w:val="24"/>
+        </w:rPr>
+        <w:t>（改相 / 改氧配位 / 先掺 Ru）。</w:t>
+      </w:r>
+    </w:p>
+    <w:p>
+      <w:pPr>
+        <w:spacing w:line="360" w:lineRule="auto"/>
+        <w:ind w:left="420"/>
+      </w:pPr>
+      <w:r>
+        <w:rPr>
+          <w:rFonts w:ascii="Times New Roman" w:hAnsi="Times New Roman" w:eastAsia="宋体"/>
+          <w:b w:val="0"/>
+          <w:sz w:val="24"/>
+        </w:rPr>
+        <w:t xml:space="preserve">• </w:t>
+      </w:r>
+      <w:r>
+        <w:rPr>
+          <w:rFonts w:ascii="Times New Roman" w:hAnsi="Times New Roman" w:eastAsia="宋体"/>
+          <w:b/>
+          <w:sz w:val="24"/>
+        </w:rPr>
+        <w:t>ICP-MS 只给总量、不给形态</w:t>
+      </w:r>
+      <w:r>
+        <w:rPr>
+          <w:rFonts w:ascii="Times New Roman" w:hAnsi="Times New Roman" w:eastAsia="宋体"/>
+          <w:b w:val="0"/>
+          <w:sz w:val="24"/>
+        </w:rPr>
+        <w:t>：它数的是原子，RuO₄ / Ru³⁺ / 胶体颗粒在它眼里都是"Ru"。要形态得靠原位拉曼、UV-vis 或 RRDE 环收集。</w:t>
       </w:r>
     </w:p>
     <w:p>
@@ -8521,6 +8776,68 @@
           <w:sz w:val="24"/>
         </w:rPr>
         <w:t>。</w:t>
+      </w:r>
+    </w:p>
+    <w:p>
+      <w:pPr>
+        <w:spacing w:line="360" w:lineRule="auto"/>
+        <w:ind w:left="420"/>
+      </w:pPr>
+      <w:r>
+        <w:rPr>
+          <w:rFonts w:ascii="Times New Roman" w:hAnsi="Times New Roman" w:eastAsia="宋体"/>
+          <w:b w:val="0"/>
+          <w:sz w:val="24"/>
+        </w:rPr>
+        <w:t xml:space="preserve">• </w:t>
+      </w:r>
+      <w:r>
+        <w:rPr>
+          <w:rFonts w:ascii="Times New Roman" w:hAnsi="Times New Roman" w:eastAsia="宋体"/>
+          <w:b/>
+          <w:sz w:val="24"/>
+        </w:rPr>
+        <w:t>装完 Ru 再把②的扫描做一遍</w:t>
+      </w:r>
+      <w:r>
+        <w:rPr>
+          <w:rFonts w:ascii="Times New Roman" w:hAnsi="Times New Roman" w:eastAsia="宋体"/>
+          <w:b w:val="0"/>
+          <w:sz w:val="24"/>
+        </w:rPr>
+        <w:t xml:space="preserve">：这次 </w:t>
+      </w:r>
+      <w:r>
+        <w:rPr>
+          <w:rFonts w:ascii="Times New Roman" w:hAnsi="Times New Roman" w:eastAsia="宋体"/>
+          <w:b/>
+          <w:sz w:val="24"/>
+        </w:rPr>
+        <w:t>Mn 与 Ru 分开测</w:t>
+      </w:r>
+      <w:r>
+        <w:rPr>
+          <w:rFonts w:ascii="Times New Roman" w:hAnsi="Times New Roman" w:eastAsia="宋体"/>
+          <w:b w:val="0"/>
+          <w:sz w:val="24"/>
+        </w:rPr>
+        <w:t>才有意义，也才有"谁先溶"的判据——</w:t>
+      </w:r>
+      <w:r>
+        <w:rPr>
+          <w:rFonts w:ascii="Times New Roman" w:hAnsi="Times New Roman" w:eastAsia="宋体"/>
+          <w:b/>
+          <w:sz w:val="24"/>
+        </w:rPr>
+        <w:t>Mn 的溶解速率 ≥ Ru 的 5 倍且无钝化趋势</w:t>
+      </w:r>
+      <w:r>
+        <w:rPr>
+          <w:rFonts w:ascii="Times New Roman" w:hAnsi="Times New Roman" w:eastAsia="宋体"/>
+          <w:b w:val="0"/>
+          <w:sz w:val="24"/>
+        </w:rPr>
+        <w:t>（或出现 839 cm⁻¹ 带）→ 说明宿主先崩、Ru 还没轮到，先改相/改氧配位；反之则说明 Ru 是短板，要靠 M–O–Mn 桥与载量来救。</w:t>
       </w:r>
     </w:p>
     <w:p>
@@ -8885,7 +9202,163 @@
           <w:b w:val="0"/>
           <w:sz w:val="24"/>
         </w:rPr>
-        <w:t>：能测溶液里 ppb 级金属含量的仪器——溶解研究的"秤"。</w:t>
+        <w:t>：能测溶液里 ppb 级金属含量的仪器——溶解研究的"秤"。但</w:t>
+      </w:r>
+      <w:r>
+        <w:rPr>
+          <w:rFonts w:ascii="Times New Roman" w:hAnsi="Times New Roman" w:eastAsia="宋体"/>
+          <w:b/>
+          <w:sz w:val="24"/>
+        </w:rPr>
+        <w:t>它只认元素不认化合物</w:t>
+      </w:r>
+      <w:r>
+        <w:rPr>
+          <w:rFonts w:ascii="Times New Roman" w:hAnsi="Times New Roman" w:eastAsia="宋体"/>
+          <w:b w:val="0"/>
+          <w:sz w:val="24"/>
+        </w:rPr>
+        <w:t>，读到的是</w:t>
+      </w:r>
+      <w:r>
+        <w:rPr>
+          <w:rFonts w:ascii="Times New Roman" w:hAnsi="Times New Roman" w:eastAsia="宋体"/>
+          <w:b/>
+          <w:sz w:val="24"/>
+        </w:rPr>
+        <w:t>总 Ru / 总 Mn</w:t>
+      </w:r>
+      <w:r>
+        <w:rPr>
+          <w:rFonts w:ascii="Times New Roman" w:hAnsi="Times New Roman" w:eastAsia="宋体"/>
+          <w:b w:val="0"/>
+          <w:sz w:val="24"/>
+        </w:rPr>
+        <w:t>，所以不能讲"测了 RuO₂ 的溶解"。</w:t>
+      </w:r>
+    </w:p>
+    <w:p>
+      <w:pPr>
+        <w:spacing w:line="360" w:lineRule="auto"/>
+        <w:ind w:left="420"/>
+      </w:pPr>
+      <w:r>
+        <w:rPr>
+          <w:rFonts w:ascii="Times New Roman" w:hAnsi="Times New Roman" w:eastAsia="宋体"/>
+          <w:b w:val="0"/>
+          <w:sz w:val="24"/>
+        </w:rPr>
+        <w:t xml:space="preserve">• </w:t>
+      </w:r>
+      <w:r>
+        <w:rPr>
+          <w:rFonts w:ascii="Times New Roman" w:hAnsi="Times New Roman" w:eastAsia="宋体"/>
+          <w:b/>
+          <w:sz w:val="24"/>
+        </w:rPr>
+        <w:t>RuO₄ 会挥发</w:t>
+      </w:r>
+      <w:r>
+        <w:rPr>
+          <w:rFonts w:ascii="Times New Roman" w:hAnsi="Times New Roman" w:eastAsia="宋体"/>
+          <w:b w:val="0"/>
+          <w:sz w:val="24"/>
+        </w:rPr>
+        <w:t>（Ru⁺⁸，易挥发）→ 只测电解液会</w:t>
+      </w:r>
+      <w:r>
+        <w:rPr>
+          <w:rFonts w:ascii="Times New Roman" w:hAnsi="Times New Roman" w:eastAsia="宋体"/>
+          <w:b/>
+          <w:sz w:val="24"/>
+        </w:rPr>
+        <w:t>低估</w:t>
+      </w:r>
+      <w:r>
+        <w:rPr>
+          <w:rFonts w:ascii="Times New Roman" w:hAnsi="Times New Roman" w:eastAsia="宋体"/>
+          <w:b w:val="0"/>
+          <w:sz w:val="24"/>
+        </w:rPr>
+        <w:t xml:space="preserve"> Ru 溶解：要么密闭池＋尾气吸收，要么把结果写成"电解液中 Ru（</w:t>
+      </w:r>
+      <w:r>
+        <w:rPr>
+          <w:rFonts w:ascii="Times New Roman" w:hAnsi="Times New Roman" w:eastAsia="宋体"/>
+          <w:b/>
+          <w:sz w:val="24"/>
+        </w:rPr>
+        <w:t>下限值</w:t>
+      </w:r>
+      <w:r>
+        <w:rPr>
+          <w:rFonts w:ascii="Times New Roman" w:hAnsi="Times New Roman" w:eastAsia="宋体"/>
+          <w:b w:val="0"/>
+          <w:sz w:val="24"/>
+        </w:rPr>
+        <w:t>）"，再用</w:t>
+      </w:r>
+      <w:r>
+        <w:rPr>
+          <w:rFonts w:ascii="Times New Roman" w:hAnsi="Times New Roman" w:eastAsia="宋体"/>
+          <w:b/>
+          <w:sz w:val="24"/>
+        </w:rPr>
+        <w:t>剩余膜的金属质量平衡</w:t>
+      </w:r>
+      <w:r>
+        <w:rPr>
+          <w:rFonts w:ascii="Times New Roman" w:hAnsi="Times New Roman" w:eastAsia="宋体"/>
+          <w:b w:val="0"/>
+          <w:sz w:val="24"/>
+        </w:rPr>
+        <w:t>交叉核对。</w:t>
+      </w:r>
+    </w:p>
+    <w:p>
+      <w:pPr>
+        <w:spacing w:line="360" w:lineRule="auto"/>
+        <w:ind w:left="420"/>
+      </w:pPr>
+      <w:r>
+        <w:rPr>
+          <w:rFonts w:ascii="Times New Roman" w:hAnsi="Times New Roman" w:eastAsia="宋体"/>
+          <w:b w:val="0"/>
+          <w:sz w:val="24"/>
+        </w:rPr>
+        <w:t xml:space="preserve">• </w:t>
+      </w:r>
+      <w:r>
+        <w:rPr>
+          <w:rFonts w:ascii="Times New Roman" w:hAnsi="Times New Roman" w:eastAsia="宋体"/>
+          <w:b/>
+          <w:sz w:val="24"/>
+        </w:rPr>
+        <w:t>过滤能把"溶解"与"脱落"分开</w:t>
+      </w:r>
+      <w:r>
+        <w:rPr>
+          <w:rFonts w:ascii="Times New Roman" w:hAnsi="Times New Roman" w:eastAsia="宋体"/>
+          <w:b w:val="0"/>
+          <w:sz w:val="24"/>
+        </w:rPr>
+        <w:t>：0.22 µm 过滤，滤液＝真溶解（离子态），未过滤−过滤＝颗粒脱落（涂层碎片）；</w:t>
+      </w:r>
+      <w:r>
+        <w:rPr>
+          <w:rFonts w:ascii="Times New Roman" w:hAnsi="Times New Roman" w:eastAsia="宋体"/>
+          <w:b/>
+          <w:sz w:val="24"/>
+        </w:rPr>
+        <w:t>顺带测 Ti</w:t>
+      </w:r>
+      <w:r>
+        <w:rPr>
+          <w:rFonts w:ascii="Times New Roman" w:hAnsi="Times New Roman" w:eastAsia="宋体"/>
+          <w:b w:val="0"/>
+          <w:sz w:val="24"/>
+        </w:rPr>
+        <w:t>——Ti 飙升通常意味着膜脱落而不是溶解。</w:t>
       </w:r>
     </w:p>
     <w:p>
@@ -8990,7 +9463,7 @@
           <w:b/>
           <w:sz w:val="24"/>
         </w:rPr>
-        <w:t>7 mA cm⁻² × 15 min ≈ 6.3 C cm⁻² ≈ 2.8 mg cm⁻² ｜ 扫描 1.40→1.90 V vs RHE ｜ 判据 5× 或 839 cm⁻¹ ｜ 器件：单电池</w:t>
+        <w:t>7 mA cm⁻² × 15 min ≈ 6.3 C cm⁻² ≈ 2.8 mg cm⁻² ｜ 宿主窗口扫描 1.20→1.90 V vs RHE（6 档）｜ 上边界标志 839 cm⁻¹（MnO₄⁻）｜ 载 Ru 后重扫：Mn ≥ 5× Ru 且无钝化 → 先改相 ｜ 器件：单电池</w:t>
       </w:r>
     </w:p>
     <w:p/>
@@ -9022,7 +9495,7 @@
           <w:b w:val="0"/>
           <w:sz w:val="24"/>
         </w:rPr>
-        <w:t>Step one: electrodeposit MnO₂ at 7 mA cm⁻² for 15 minutes, about 6.3 C cm⁻². Step two is the stability window: a potential-step scan from 1.40 to 1.90 V against RHE with segmented ICP-MS for ruthenium and manganese. Step four uses EXAFS to show whether ruthenium is inside the lattice. The first priority is step two: if manganese dissolves first, the phase or the oxygen coordination is changed before any optimisation.</w:t>
+        <w:t>Step one: electrodeposit MnO₂ at 7 mA cm⁻² for 15 minutes, about 6.3 C cm⁻². Step two is the host window: with no ruthenium loaded yet, ICP-MS measures manganese only — ruthenium is our blank. We scan from 1.20 to 1.90 volts against RHE in six steps, with each step collected separately: the low end probes reductive dissolution to Mn²⁺, the high end oxidative dissolution to MnO₄⁻, which appears as the 839 cm⁻¹ Raman band. Only after the exchange do we repeat the same scan with manganese and ruthenium measured separately — that is when the question of which one dissolves first can be asked. Step four uses EXAFS to show whether ruthenium is inside the lattice. The first priority is step two: without a usable window, the phase or the oxygen coordination is changed before any optimisation.</w:t>
       </w:r>
     </w:p>
     <w:p/>
@@ -9059,6 +9532,144 @@
           <w:b/>
           <w:sz w:val="24"/>
         </w:rPr>
+        <w:t>"ICP-MS 测到的 Ru 是 RuO₂ 吗？"</w:t>
+      </w:r>
+      <w:r>
+        <w:rPr>
+          <w:rFonts w:ascii="Times New Roman" w:hAnsi="Times New Roman" w:eastAsia="宋体"/>
+          <w:b w:val="0"/>
+          <w:sz w:val="24"/>
+        </w:rPr>
+        <w:t xml:space="preserve"> → 不是。ICP-MS 只测元素浓度，读数是</w:t>
+      </w:r>
+      <w:r>
+        <w:rPr>
+          <w:rFonts w:ascii="Times New Roman" w:hAnsi="Times New Roman" w:eastAsia="宋体"/>
+          <w:b/>
+          <w:sz w:val="24"/>
+        </w:rPr>
+        <w:t>总溶解 Ru</w:t>
+      </w:r>
+      <w:r>
+        <w:rPr>
+          <w:rFonts w:ascii="Times New Roman" w:hAnsi="Times New Roman" w:eastAsia="宋体"/>
+          <w:b w:val="0"/>
+          <w:sz w:val="24"/>
+        </w:rPr>
+        <w:t>，RuO₄、Ru³⁺、胶体颗粒在它眼里都一样；形态要靠原位拉曼/UV-vis/RRDE 补。而且 RuO₄ 易挥发，电解液值只能当</w:t>
+      </w:r>
+      <w:r>
+        <w:rPr>
+          <w:rFonts w:ascii="Times New Roman" w:hAnsi="Times New Roman" w:eastAsia="宋体"/>
+          <w:b/>
+          <w:sz w:val="24"/>
+        </w:rPr>
+        <w:t>下限</w:t>
+      </w:r>
+      <w:r>
+        <w:rPr>
+          <w:rFonts w:ascii="Times New Roman" w:hAnsi="Times New Roman" w:eastAsia="宋体"/>
+          <w:b w:val="0"/>
+          <w:sz w:val="24"/>
+        </w:rPr>
+        <w:t>。</w:t>
+      </w:r>
+    </w:p>
+    <w:p>
+      <w:pPr>
+        <w:spacing w:line="360" w:lineRule="auto"/>
+        <w:ind w:left="420"/>
+      </w:pPr>
+      <w:r>
+        <w:rPr>
+          <w:rFonts w:ascii="Times New Roman" w:hAnsi="Times New Roman" w:eastAsia="宋体"/>
+          <w:b w:val="0"/>
+          <w:sz w:val="24"/>
+        </w:rPr>
+        <w:t xml:space="preserve">• </w:t>
+      </w:r>
+      <w:r>
+        <w:rPr>
+          <w:rFonts w:ascii="Times New Roman" w:hAnsi="Times New Roman" w:eastAsia="宋体"/>
+          <w:b/>
+          <w:sz w:val="24"/>
+        </w:rPr>
+        <w:t>"②里样品还没 Ru，为什么写测 Ru？"</w:t>
+      </w:r>
+      <w:r>
+        <w:rPr>
+          <w:rFonts w:ascii="Times New Roman" w:hAnsi="Times New Roman" w:eastAsia="宋体"/>
+          <w:b w:val="0"/>
+          <w:sz w:val="24"/>
+        </w:rPr>
+        <w:t xml:space="preserve"> → 这是要主动纠正的一点：②只测 Mn、Ru 作本底；"Mn 与 Ru 分开测"的正确位置是</w:t>
+      </w:r>
+      <w:r>
+        <w:rPr>
+          <w:rFonts w:ascii="Times New Roman" w:hAnsi="Times New Roman" w:eastAsia="宋体"/>
+          <w:b/>
+          <w:sz w:val="24"/>
+        </w:rPr>
+        <w:t>载 Ru 之后重扫</w:t>
+      </w:r>
+      <w:r>
+        <w:rPr>
+          <w:rFonts w:ascii="Times New Roman" w:hAnsi="Times New Roman" w:eastAsia="宋体"/>
+          <w:b w:val="0"/>
+          <w:sz w:val="24"/>
+        </w:rPr>
+        <w:t>（面板③末尾那句）。</w:t>
+      </w:r>
+    </w:p>
+    <w:p>
+      <w:pPr>
+        <w:spacing w:line="360" w:lineRule="auto"/>
+        <w:ind w:left="420"/>
+      </w:pPr>
+      <w:r>
+        <w:rPr>
+          <w:rFonts w:ascii="Times New Roman" w:hAnsi="Times New Roman" w:eastAsia="宋体"/>
+          <w:b w:val="0"/>
+          <w:sz w:val="24"/>
+        </w:rPr>
+        <w:t xml:space="preserve">• </w:t>
+      </w:r>
+      <w:r>
+        <w:rPr>
+          <w:rFonts w:ascii="Times New Roman" w:hAnsi="Times New Roman" w:eastAsia="宋体"/>
+          <w:b/>
+          <w:sz w:val="24"/>
+        </w:rPr>
+        <w:t>"为什么要往下扫到 1.20 V？"</w:t>
+      </w:r>
+      <w:r>
+        <w:rPr>
+          <w:rFonts w:ascii="Times New Roman" w:hAnsi="Times New Roman" w:eastAsia="宋体"/>
+          <w:b w:val="0"/>
+          <w:sz w:val="24"/>
+        </w:rPr>
+        <w:t xml:space="preserve"> → 因为 MnO₂ 有两条溶解通道：低电位侧还原成 Mn²⁺（E° ≈ +1.23 V）、高电位侧氧化成 MnO₄⁻（839 cm⁻¹）。只扫 1.40→1.90 只摸到上边界。</w:t>
+      </w:r>
+    </w:p>
+    <w:p>
+      <w:pPr>
+        <w:spacing w:line="360" w:lineRule="auto"/>
+        <w:ind w:left="420"/>
+      </w:pPr>
+      <w:r>
+        <w:rPr>
+          <w:rFonts w:ascii="Times New Roman" w:hAnsi="Times New Roman" w:eastAsia="宋体"/>
+          <w:b w:val="0"/>
+          <w:sz w:val="24"/>
+        </w:rPr>
+        <w:t xml:space="preserve">• </w:t>
+      </w:r>
+      <w:r>
+        <w:rPr>
+          <w:rFonts w:ascii="Times New Roman" w:hAnsi="Times New Roman" w:eastAsia="宋体"/>
+          <w:b/>
+          <w:sz w:val="24"/>
+        </w:rPr>
         <w:t>"三周够吗？"</w:t>
       </w:r>
       <w:r>
@@ -9067,7 +9678,7 @@
           <w:b w:val="0"/>
           <w:sz w:val="24"/>
         </w:rPr>
-        <w:t xml:space="preserve"> → 够，因为它只回答一个问题：谁先溶、在哪个电位。</w:t>
+        <w:t xml:space="preserve"> → 够，因为它只回答一个问题：宿主有没有可用窗口（谁先溶、在哪个电位）。</w:t>
       </w:r>
     </w:p>
     <w:p>
@@ -10139,7 +10750,23 @@
                 <w:b w:val="0"/>
                 <w:sz w:val="24"/>
               </w:rPr>
-              <w:t>测溶液中 ppb 级金属 → 溶解速率</w:t>
+              <w:t>测溶液中 ppb 级金属总量（</w:t>
+            </w:r>
+            <w:r>
+              <w:rPr>
+                <w:rFonts w:ascii="Times New Roman" w:hAnsi="Times New Roman" w:eastAsia="宋体"/>
+                <w:b/>
+                <w:sz w:val="24"/>
+              </w:rPr>
+              <w:t>只认元素、不认化合物</w:t>
+            </w:r>
+            <w:r>
+              <w:rPr>
+                <w:rFonts w:ascii="Times New Roman" w:hAnsi="Times New Roman" w:eastAsia="宋体"/>
+                <w:b w:val="0"/>
+                <w:sz w:val="24"/>
+              </w:rPr>
+              <w:t>）→ 溶解速率</w:t>
             </w:r>
           </w:p>
         </w:tc>

--- a/FYP/组会/2026.9.24/9.24-v3-详细讲解版（当作零基础）.docx
+++ b/FYP/组会/2026.9.24/9.24-v3-详细讲解版（当作零基础）.docx
@@ -53,7 +53,7 @@
           <w:rFonts w:ascii="宋体" w:hAnsi="宋体" w:eastAsia="宋体"/>
           <w:sz w:val="24"/>
         </w:rPr>
-        <w:t>编制日期：2026年09月25日</w:t>
+        <w:t>编制日期：2026年09月26日</w:t>
       </w:r>
     </w:p>
     <w:p/>
@@ -3818,7 +3818,7 @@
           <w:b/>
           <w:sz w:val="24"/>
         </w:rPr>
-        <w:t>左图：四种"路径"的对照表（文献原图，Adv. Energy Mater. 2016, Fig. 1）</w:t>
+        <w:t>左图：OPM 三步循环图（本页专用示意图）</w:t>
       </w:r>
     </w:p>
     <w:p>
@@ -3832,7 +3832,7 @@
           <w:b w:val="0"/>
           <w:sz w:val="24"/>
         </w:rPr>
-        <w:t>四格分别是：</w:t>
+        <w:t>四个卡片＝循环上的四个状态，绿色箭头上的 ①②③ 就是三步反应；中央徽标 OPM。</w:t>
       </w:r>
     </w:p>
     <w:p>
@@ -3854,7 +3854,37 @@
           <w:b/>
           <w:sz w:val="24"/>
         </w:rPr>
-        <w:t>I) Oxide Path（氧化物路径）</w:t>
+        <w:t>左上：两对相邻的金属位点（2 pairs of adjacent M sites）</w:t>
+      </w:r>
+      <w:r>
+        <w:rPr>
+          <w:rFonts w:ascii="Times New Roman" w:hAnsi="Times New Roman" w:eastAsia="宋体"/>
+          <w:b w:val="0"/>
+          <w:sz w:val="24"/>
+        </w:rPr>
+        <w:t>——"相邻"是关键，因为最后要两个位点上的氧互相偶联；标注"无氧空位"。</w:t>
+      </w:r>
+    </w:p>
+    <w:p>
+      <w:pPr>
+        <w:spacing w:line="360" w:lineRule="auto"/>
+        <w:ind w:left="420"/>
+      </w:pPr>
+      <w:r>
+        <w:rPr>
+          <w:rFonts w:ascii="Times New Roman" w:hAnsi="Times New Roman" w:eastAsia="宋体"/>
+          <w:b w:val="0"/>
+          <w:sz w:val="24"/>
+        </w:rPr>
+        <w:t xml:space="preserve">• </w:t>
+      </w:r>
+      <w:r>
+        <w:rPr>
+          <w:rFonts w:ascii="Times New Roman" w:hAnsi="Times New Roman" w:eastAsia="宋体"/>
+          <w:b/>
+          <w:sz w:val="24"/>
+        </w:rPr>
+        <w:t>右上：4 个 M–OH</w:t>
       </w:r>
       <w:r>
         <w:rPr>
@@ -3870,15 +3900,61 @@
           <w:sz w:val="24"/>
           <w:shd w:fill="F0F0F0"/>
         </w:rPr>
-        <w:t>H₂O + M → M–OH + H⁺ + e⁻</w:t>
-      </w:r>
-      <w:r>
-        <w:rPr>
-          <w:rFonts w:ascii="Times New Roman" w:hAnsi="Times New Roman" w:eastAsia="宋体"/>
-          <w:b w:val="0"/>
-          <w:sz w:val="24"/>
-        </w:rPr>
-        <w:t>；</w:t>
+        <w:t>1) H₂O + M → M–OH + H⁺ + e⁻</w:t>
+      </w:r>
+      <w:r>
+        <w:rPr>
+          <w:rFonts w:ascii="Times New Roman" w:hAnsi="Times New Roman" w:eastAsia="宋体"/>
+          <w:b w:val="0"/>
+          <w:sz w:val="24"/>
+        </w:rPr>
+        <w:t>（</w:t>
+      </w:r>
+      <w:r>
+        <w:rPr>
+          <w:rFonts w:ascii="Times New Roman" w:hAnsi="Times New Roman" w:eastAsia="宋体"/>
+          <w:b/>
+          <w:sz w:val="24"/>
+        </w:rPr>
+        <w:t>这一步要走 4 次</w:t>
+      </w:r>
+      <w:r>
+        <w:rPr>
+          <w:rFonts w:ascii="Times New Roman" w:hAnsi="Times New Roman" w:eastAsia="宋体"/>
+          <w:b w:val="0"/>
+          <w:sz w:val="24"/>
+        </w:rPr>
+        <w:t>）。</w:t>
+      </w:r>
+    </w:p>
+    <w:p>
+      <w:pPr>
+        <w:spacing w:line="360" w:lineRule="auto"/>
+        <w:ind w:left="420"/>
+      </w:pPr>
+      <w:r>
+        <w:rPr>
+          <w:rFonts w:ascii="Times New Roman" w:hAnsi="Times New Roman" w:eastAsia="宋体"/>
+          <w:b w:val="0"/>
+          <w:sz w:val="24"/>
+        </w:rPr>
+        <w:t xml:space="preserve">• </w:t>
+      </w:r>
+      <w:r>
+        <w:rPr>
+          <w:rFonts w:ascii="Times New Roman" w:hAnsi="Times New Roman" w:eastAsia="宋体"/>
+          <w:b/>
+          <w:sz w:val="24"/>
+        </w:rPr>
+        <w:t>右下：2 个 M–O ＋ 2 个裸位点</w:t>
+      </w:r>
+      <w:r>
+        <w:rPr>
+          <w:rFonts w:ascii="Times New Roman" w:hAnsi="Times New Roman" w:eastAsia="宋体"/>
+          <w:b w:val="0"/>
+          <w:sz w:val="24"/>
+        </w:rPr>
+        <w:t>：</w:t>
       </w:r>
       <w:r>
         <w:rPr>
@@ -3886,24 +3962,85 @@
           <w:sz w:val="24"/>
           <w:shd w:fill="F0F0F0"/>
         </w:rPr>
-        <w:t>2 M–OH → M–O + M + H₂O</w:t>
-      </w:r>
-      <w:r>
-        <w:rPr>
-          <w:rFonts w:ascii="Times New Roman" w:hAnsi="Times New Roman" w:eastAsia="宋体"/>
-          <w:b w:val="0"/>
-          <w:sz w:val="24"/>
-        </w:rPr>
-        <w:t>；</w:t>
+        <w:t>2) 2 M–OH → M–O + M + H₂O</w:t>
+      </w:r>
+      <w:r>
+        <w:rPr>
+          <w:rFonts w:ascii="Times New Roman" w:hAnsi="Times New Roman" w:eastAsia="宋体"/>
+          <w:b w:val="0"/>
+          <w:sz w:val="24"/>
+        </w:rPr>
+        <w:t>（</w:t>
+      </w:r>
+      <w:r>
+        <w:rPr>
+          <w:rFonts w:ascii="Times New Roman" w:hAnsi="Times New Roman" w:eastAsia="宋体"/>
+          <w:b/>
+          <w:sz w:val="24"/>
+        </w:rPr>
+        <w:t>走 2 次</w:t>
+      </w:r>
+      <w:r>
+        <w:rPr>
+          <w:rFonts w:ascii="Times New Roman" w:hAnsi="Times New Roman" w:eastAsia="宋体"/>
+          <w:b w:val="0"/>
+          <w:sz w:val="24"/>
+        </w:rPr>
+        <w:t>；注意这一步会</w:t>
+      </w:r>
+      <w:r>
+        <w:rPr>
+          <w:rFonts w:ascii="Times New Roman" w:hAnsi="Times New Roman" w:eastAsia="宋体"/>
+          <w:b/>
+          <w:sz w:val="24"/>
+        </w:rPr>
+        <w:t>回吐水</w:t>
+      </w:r>
+      <w:r>
+        <w:rPr>
+          <w:rFonts w:ascii="Times New Roman" w:hAnsi="Times New Roman" w:eastAsia="宋体"/>
+          <w:b w:val="0"/>
+          <w:sz w:val="24"/>
+        </w:rPr>
+        <w:t>，所以净式里的水是 2 个而不是 4 个）。</w:t>
+      </w:r>
+    </w:p>
+    <w:p>
+      <w:pPr>
+        <w:spacing w:line="360" w:lineRule="auto"/>
+        <w:ind w:left="420"/>
+      </w:pPr>
+      <w:r>
+        <w:rPr>
+          <w:rFonts w:ascii="Times New Roman" w:hAnsi="Times New Roman" w:eastAsia="宋体"/>
+          <w:b w:val="0"/>
+          <w:sz w:val="24"/>
+        </w:rPr>
+        <w:t xml:space="preserve">• </w:t>
+      </w:r>
+      <w:r>
+        <w:rPr>
+          <w:rFonts w:ascii="Times New Roman" w:hAnsi="Times New Roman" w:eastAsia="宋体"/>
+          <w:b/>
+          <w:sz w:val="24"/>
+        </w:rPr>
+        <w:t>左下：O₂ 放出、位点再生</w:t>
+      </w:r>
+      <w:r>
+        <w:rPr>
+          <w:rFonts w:ascii="Times New Roman" w:hAnsi="Times New Roman" w:eastAsia="宋体"/>
+          <w:b w:val="0"/>
+          <w:sz w:val="24"/>
+        </w:rPr>
+        <w:t>：</w:t>
       </w:r>
       <w:r>
         <w:rPr>
           <w:rFonts w:ascii="Consolas" w:hAnsi="Consolas" w:eastAsia="Consolas"/>
-          <w:b/>
           <w:sz w:val="24"/>
           <w:shd w:fill="F0F0F0"/>
         </w:rPr>
-        <w:t>2 M–O → 2 M + O₂</w:t>
+        <w:t>3) 2 M–O → 2 M + O₂</w:t>
       </w:r>
       <w:r>
         <w:rPr>
@@ -3919,15 +4056,15 @@
           <w:b/>
           <w:sz w:val="24"/>
         </w:rPr>
-        <w:t>这一步就是 OPM 的核心：两个相邻的金属–氧直接偶联成 O₂</w:t>
-      </w:r>
-      <w:r>
-        <w:rPr>
-          <w:rFonts w:ascii="Times New Roman" w:hAnsi="Times New Roman" w:eastAsia="宋体"/>
-          <w:b w:val="0"/>
-          <w:sz w:val="24"/>
-        </w:rPr>
-        <w:t xml:space="preserve">，中间不经过 </w:t>
+        <w:t>OPM 的核心：两个相邻的 M–O 直接偶联成 O₂</w:t>
+      </w:r>
+      <w:r>
+        <w:rPr>
+          <w:rFonts w:ascii="Times New Roman" w:hAnsi="Times New Roman" w:eastAsia="宋体"/>
+          <w:b w:val="0"/>
+          <w:sz w:val="24"/>
+        </w:rPr>
+        <w:t xml:space="preserve">，不经过 </w:t>
       </w:r>
       <w:r>
         <w:rPr>
@@ -3962,18 +4099,10 @@
       <w:r>
         <w:rPr>
           <w:rFonts w:ascii="Times New Roman" w:hAnsi="Times New Roman" w:eastAsia="宋体"/>
-          <w:b/>
-          <w:sz w:val="24"/>
-        </w:rPr>
-        <w:t>II) Electrochemical Oxide Path</w:t>
-      </w:r>
-      <w:r>
-        <w:rPr>
-          <w:rFonts w:ascii="Times New Roman" w:hAnsi="Times New Roman" w:eastAsia="宋体"/>
-          <w:b w:val="0"/>
-          <w:sz w:val="24"/>
-        </w:rPr>
-        <w:t xml:space="preserve">：同样的两步去质子，最后也是 </w:t>
+          <w:b w:val="0"/>
+          <w:sz w:val="24"/>
+        </w:rPr>
+        <w:t>右侧"why this route"：</w:t>
       </w:r>
       <w:r>
         <w:rPr>
@@ -3981,15 +4110,47 @@
           <w:sz w:val="24"/>
           <w:shd w:fill="F0F0F0"/>
         </w:rPr>
-        <w:t>2 M–O → 2 M + O₂</w:t>
-      </w:r>
-      <w:r>
-        <w:rPr>
-          <w:rFonts w:ascii="Times New Roman" w:hAnsi="Times New Roman" w:eastAsia="宋体"/>
-          <w:b w:val="0"/>
-          <w:sz w:val="24"/>
-        </w:rPr>
-        <w:t>（差别在前两步的电子/质子转移方式）。</w:t>
+        <w:t>no OOH intermediate</w:t>
+      </w:r>
+      <w:r>
+        <w:rPr>
+          <w:rFonts w:ascii="Times New Roman" w:hAnsi="Times New Roman" w:eastAsia="宋体"/>
+          <w:b w:val="0"/>
+          <w:sz w:val="24"/>
+        </w:rPr>
+        <w:t>（绕开 AEM 的标度关系上限）、</w:t>
+      </w:r>
+      <w:r>
+        <w:rPr>
+          <w:rFonts w:ascii="Consolas" w:hAnsi="Consolas" w:eastAsia="Consolas"/>
+          <w:sz w:val="24"/>
+          <w:shd w:fill="F0F0F0"/>
+        </w:rPr>
+        <w:t>no oxygen vacancy</w:t>
+      </w:r>
+      <w:r>
+        <w:rPr>
+          <w:rFonts w:ascii="Times New Roman" w:hAnsi="Times New Roman" w:eastAsia="宋体"/>
+          <w:b w:val="0"/>
+          <w:sz w:val="24"/>
+        </w:rPr>
+        <w:t>（没有空位就没有"金属跟着氧走"的溶解通道）、</w:t>
+      </w:r>
+      <w:r>
+        <w:rPr>
+          <w:rFonts w:ascii="Consolas" w:hAnsi="Consolas" w:eastAsia="Consolas"/>
+          <w:sz w:val="24"/>
+          <w:shd w:fill="F0F0F0"/>
+        </w:rPr>
+        <w:t>4 H⁺ and 4 e⁻ per O₂</w:t>
+      </w:r>
+      <w:r>
+        <w:rPr>
+          <w:rFonts w:ascii="Times New Roman" w:hAnsi="Times New Roman" w:eastAsia="宋体"/>
+          <w:b w:val="0"/>
+          <w:sz w:val="24"/>
+        </w:rPr>
+        <w:t>。</w:t>
       </w:r>
     </w:p>
     <w:p>
@@ -4008,18 +4169,10 @@
       <w:r>
         <w:rPr>
           <w:rFonts w:ascii="Times New Roman" w:hAnsi="Times New Roman" w:eastAsia="宋体"/>
-          <w:b/>
-          <w:sz w:val="24"/>
-        </w:rPr>
-        <w:t>III) Electrochemical Metal Peroxide Path</w:t>
-      </w:r>
-      <w:r>
-        <w:rPr>
-          <w:rFonts w:ascii="Times New Roman" w:hAnsi="Times New Roman" w:eastAsia="宋体"/>
-          <w:b w:val="0"/>
-          <w:sz w:val="24"/>
-        </w:rPr>
-        <w:t xml:space="preserve">：多一步 </w:t>
+          <w:b w:val="0"/>
+          <w:sz w:val="24"/>
+        </w:rPr>
+        <w:t>底部净式：</w:t>
       </w:r>
       <w:r>
         <w:rPr>
@@ -4027,435 +4180,34 @@
           <w:sz w:val="24"/>
           <w:shd w:fill="F0F0F0"/>
         </w:rPr>
-        <w:t>M–O + H₂O → M–OOH</w:t>
-      </w:r>
-      <w:r>
-        <w:rPr>
-          <w:rFonts w:ascii="Times New Roman" w:hAnsi="Times New Roman" w:eastAsia="宋体"/>
-          <w:b w:val="0"/>
-          <w:sz w:val="24"/>
-        </w:rPr>
-        <w:t>，出现了过氧中间体。</w:t>
-      </w:r>
-    </w:p>
-    <w:p>
-      <w:pPr>
-        <w:spacing w:line="360" w:lineRule="auto"/>
-        <w:ind w:left="420"/>
-      </w:pPr>
-      <w:r>
-        <w:rPr>
-          <w:rFonts w:ascii="Times New Roman" w:hAnsi="Times New Roman" w:eastAsia="宋体"/>
-          <w:b w:val="0"/>
-          <w:sz w:val="24"/>
-        </w:rPr>
-        <w:t xml:space="preserve">• </w:t>
-      </w:r>
-      <w:r>
-        <w:rPr>
-          <w:rFonts w:ascii="Times New Roman" w:hAnsi="Times New Roman" w:eastAsia="宋体"/>
-          <w:b/>
-          <w:sz w:val="24"/>
-        </w:rPr>
-        <w:t>IV) DFT-predicted Peroxide Path</w:t>
-      </w:r>
-      <w:r>
-        <w:rPr>
-          <w:rFonts w:ascii="Times New Roman" w:hAnsi="Times New Roman" w:eastAsia="宋体"/>
-          <w:b w:val="0"/>
-          <w:sz w:val="24"/>
-        </w:rPr>
-        <w:t>：也是过氧路径（</w:t>
-      </w:r>
-      <w:r>
-        <w:rPr>
-          <w:rFonts w:ascii="Consolas" w:hAnsi="Consolas" w:eastAsia="Consolas"/>
-          <w:sz w:val="24"/>
-          <w:shd w:fill="F0F0F0"/>
-        </w:rPr>
-        <w:t>OOH</w:t>
-      </w:r>
-      <w:r>
-        <w:rPr>
-          <w:rFonts w:ascii="Times New Roman" w:hAnsi="Times New Roman" w:eastAsia="宋体"/>
-          <w:b w:val="0"/>
-          <w:sz w:val="24"/>
-        </w:rPr>
-        <w:t>）。</w:t>
-      </w:r>
-    </w:p>
-    <w:p>
-      <w:pPr>
-        <w:spacing w:line="360" w:lineRule="auto"/>
-        <w:ind w:firstLine="420"/>
-      </w:pPr>
-      <w:r>
-        <w:rPr>
-          <w:rFonts w:ascii="Times New Roman" w:hAnsi="Times New Roman" w:eastAsia="宋体"/>
-          <w:b w:val="0"/>
-          <w:sz w:val="24"/>
-        </w:rPr>
-        <w:t>→ 所以</w:t>
-      </w:r>
-      <w:r>
-        <w:rPr>
-          <w:rFonts w:ascii="Times New Roman" w:hAnsi="Times New Roman" w:eastAsia="宋体"/>
-          <w:b/>
-          <w:sz w:val="24"/>
-        </w:rPr>
-        <w:t xml:space="preserve">只有 OPM 是不经过 </w:t>
-      </w:r>
-      <w:r>
-        <w:rPr>
-          <w:rFonts w:ascii="Consolas" w:hAnsi="Consolas" w:eastAsia="Consolas"/>
-          <w:b/>
-          <w:sz w:val="24"/>
-          <w:shd w:fill="F0F0F0"/>
-        </w:rPr>
-        <w:t>OOH</w:t>
-      </w:r>
-      <w:r>
-        <w:rPr>
-          <w:rFonts w:ascii="Times New Roman" w:hAnsi="Times New Roman" w:eastAsia="宋体"/>
-          <w:b/>
-          <w:sz w:val="24"/>
-        </w:rPr>
-        <w:t xml:space="preserve"> 的</w:t>
-      </w:r>
-      <w:r>
-        <w:rPr>
-          <w:rFonts w:ascii="Times New Roman" w:hAnsi="Times New Roman" w:eastAsia="宋体"/>
-          <w:b w:val="0"/>
-          <w:sz w:val="24"/>
-        </w:rPr>
-        <w:t>，这正是它绕开标度关系的原因。</w:t>
-      </w:r>
-    </w:p>
-    <w:p>
-      <w:pPr>
-        <w:spacing w:line="360" w:lineRule="auto"/>
-        <w:ind w:firstLine="420"/>
-      </w:pPr>
-      <w:r>
-        <w:rPr>
-          <w:rFonts w:ascii="Times New Roman" w:hAnsi="Times New Roman" w:eastAsia="宋体"/>
-          <w:b/>
-          <w:sz w:val="24"/>
-        </w:rPr>
-        <w:t>右侧：COM（本组提出的耦合氧机理）</w:t>
-      </w:r>
-    </w:p>
-    <w:p>
-      <w:pPr>
-        <w:spacing w:line="360" w:lineRule="auto"/>
-        <w:ind w:left="420"/>
-      </w:pPr>
-      <w:r>
-        <w:rPr>
-          <w:rFonts w:ascii="Times New Roman" w:hAnsi="Times New Roman" w:eastAsia="宋体"/>
-          <w:b w:val="0"/>
-          <w:sz w:val="24"/>
-        </w:rPr>
-        <w:t xml:space="preserve">• </w:t>
-      </w:r>
-      <w:r>
-        <w:rPr>
-          <w:rFonts w:ascii="Times New Roman" w:hAnsi="Times New Roman" w:eastAsia="宋体"/>
-          <w:b w:val="0"/>
-          <w:sz w:val="24"/>
-        </w:rPr>
-        <w:t>文字卡写着：</w:t>
-      </w:r>
-      <w:r>
-        <w:rPr>
-          <w:rFonts w:ascii="Times New Roman" w:hAnsi="Times New Roman" w:eastAsia="宋体"/>
-          <w:b/>
-          <w:sz w:val="24"/>
-        </w:rPr>
-        <w:t>光照</w:t>
-      </w:r>
-      <w:r>
-        <w:rPr>
-          <w:rFonts w:ascii="Times New Roman" w:hAnsi="Times New Roman" w:eastAsia="宋体"/>
-          <w:b w:val="0"/>
-          <w:sz w:val="24"/>
-        </w:rPr>
-        <w:t>驱动电子从氧态转移到金属，O–O 键在</w:t>
-      </w:r>
-      <w:r>
-        <w:rPr>
-          <w:rFonts w:ascii="Times New Roman" w:hAnsi="Times New Roman" w:eastAsia="宋体"/>
-          <w:b/>
-          <w:sz w:val="24"/>
-        </w:rPr>
-        <w:t>氧态</w:t>
-      </w:r>
-      <w:r>
-        <w:rPr>
-          <w:rFonts w:ascii="Times New Roman" w:hAnsi="Times New Roman" w:eastAsia="宋体"/>
-          <w:b w:val="0"/>
-          <w:sz w:val="24"/>
-        </w:rPr>
-        <w:t xml:space="preserve">上形成——与 OPM 同属"不经 </w:t>
-      </w:r>
-      <w:r>
-        <w:rPr>
-          <w:rFonts w:ascii="Consolas" w:hAnsi="Consolas" w:eastAsia="Consolas"/>
-          <w:sz w:val="24"/>
-          <w:shd w:fill="F0F0F0"/>
-        </w:rPr>
-        <w:t>OOH</w:t>
-      </w:r>
-      <w:r>
-        <w:rPr>
-          <w:rFonts w:ascii="Times New Roman" w:hAnsi="Times New Roman" w:eastAsia="宋体"/>
-          <w:b w:val="0"/>
-          <w:sz w:val="24"/>
-        </w:rPr>
-        <w:t>"的路线，但它需要光。</w:t>
+        <w:t>2 H₂O → O₂ + 4 H⁺ + 4 e⁻</w:t>
+      </w:r>
+      <w:r>
+        <w:rPr>
+          <w:rFonts w:ascii="Times New Roman" w:hAnsi="Times New Roman" w:eastAsia="宋体"/>
+          <w:b w:val="0"/>
+          <w:sz w:val="24"/>
+        </w:rPr>
+        <w:t>（4 个位点再生；步骤 1 ×4、2 ×2、3 ×1）——</w:t>
+      </w:r>
+      <w:r>
+        <w:rPr>
+          <w:rFonts w:ascii="Times New Roman" w:hAnsi="Times New Roman" w:eastAsia="宋体"/>
+          <w:b/>
+          <w:sz w:val="24"/>
+        </w:rPr>
+        <w:t>配平可自查，被问到时可以现场推</w:t>
+      </w:r>
+      <w:r>
+        <w:rPr>
+          <w:rFonts w:ascii="Times New Roman" w:hAnsi="Times New Roman" w:eastAsia="宋体"/>
+          <w:b w:val="0"/>
+          <w:sz w:val="24"/>
+        </w:rPr>
+        <w:t>。</w:t>
       </w:r>
     </w:p>
     <w:p/>
-    <w:p>
-      <w:pPr>
-        <w:pStyle w:val="4"/>
-        <w:pageBreakBefore w:val="0"/>
-      </w:pPr>
-      <w:r>
-        <w:rPr>
-          <w:rFonts w:ascii="Times New Roman" w:hAnsi="Times New Roman" w:eastAsia="宋体"/>
-          <w:b/>
-          <w:sz w:val="32"/>
-        </w:rPr>
-        <w:t>3. 概念白话</w:t>
-      </w:r>
-    </w:p>
-    <w:p>
-      <w:pPr>
-        <w:spacing w:line="360" w:lineRule="auto"/>
-        <w:ind w:left="420"/>
-      </w:pPr>
-      <w:r>
-        <w:rPr>
-          <w:rFonts w:ascii="Times New Roman" w:hAnsi="Times New Roman" w:eastAsia="宋体"/>
-          <w:b w:val="0"/>
-          <w:sz w:val="24"/>
-        </w:rPr>
-        <w:t xml:space="preserve">• </w:t>
-      </w:r>
-      <w:r>
-        <w:rPr>
-          <w:rFonts w:ascii="Times New Roman" w:hAnsi="Times New Roman" w:eastAsia="宋体"/>
-          <w:b/>
-          <w:sz w:val="24"/>
-        </w:rPr>
-        <w:t xml:space="preserve">为什么"不经过 </w:t>
-      </w:r>
-      <w:r>
-        <w:rPr>
-          <w:rFonts w:ascii="Consolas" w:hAnsi="Consolas" w:eastAsia="Consolas"/>
-          <w:b/>
-          <w:sz w:val="24"/>
-          <w:shd w:fill="F0F0F0"/>
-        </w:rPr>
-        <w:t>*OOH</w:t>
-      </w:r>
-      <w:r>
-        <w:rPr>
-          <w:rFonts w:ascii="Times New Roman" w:hAnsi="Times New Roman" w:eastAsia="宋体"/>
-          <w:b/>
-          <w:sz w:val="24"/>
-        </w:rPr>
-        <w:t>"很重要</w:t>
-      </w:r>
-      <w:r>
-        <w:rPr>
-          <w:rFonts w:ascii="Times New Roman" w:hAnsi="Times New Roman" w:eastAsia="宋体"/>
-          <w:b w:val="0"/>
-          <w:sz w:val="24"/>
-        </w:rPr>
-        <w:t xml:space="preserve">：AEM 被锁死就是因为 </w:t>
-      </w:r>
-      <w:r>
-        <w:rPr>
-          <w:rFonts w:ascii="Consolas" w:hAnsi="Consolas" w:eastAsia="Consolas"/>
-          <w:sz w:val="24"/>
-          <w:shd w:fill="F0F0F0"/>
-        </w:rPr>
-        <w:t>*OOH</w:t>
-      </w:r>
-      <w:r>
-        <w:rPr>
-          <w:rFonts w:ascii="Times New Roman" w:hAnsi="Times New Roman" w:eastAsia="宋体"/>
-          <w:b w:val="0"/>
-          <w:sz w:val="24"/>
-        </w:rPr>
-        <w:t xml:space="preserve"> 与 </w:t>
-      </w:r>
-      <w:r>
-        <w:rPr>
-          <w:rFonts w:ascii="Times New Roman" w:hAnsi="Times New Roman" w:eastAsia="宋体"/>
-          <w:b w:val="0"/>
-          <w:i/>
-          <w:sz w:val="24"/>
-        </w:rPr>
-        <w:t xml:space="preserve">OH 的固定差值；只要不生成 </w:t>
-      </w:r>
-      <w:r>
-        <w:rPr>
-          <w:rFonts w:ascii="Times New Roman" w:hAnsi="Times New Roman" w:eastAsia="宋体"/>
-          <w:b w:val="0"/>
-          <w:i/>
-          <w:sz w:val="24"/>
-        </w:rPr>
-        <w:t>`</w:t>
-      </w:r>
-      <w:r>
-        <w:rPr>
-          <w:rFonts w:ascii="Times New Roman" w:hAnsi="Times New Roman" w:eastAsia="宋体"/>
-          <w:b w:val="0"/>
-          <w:sz w:val="24"/>
-        </w:rPr>
-        <w:t>OOH</w:t>
-      </w:r>
-      <w:r>
-        <w:rPr>
-          <w:rFonts w:ascii="Times New Roman" w:hAnsi="Times New Roman" w:eastAsia="宋体"/>
-          <w:b w:val="0"/>
-          <w:sz w:val="24"/>
-        </w:rPr>
-        <w:t>`</w:t>
-      </w:r>
-      <w:r>
-        <w:rPr>
-          <w:rFonts w:ascii="Times New Roman" w:hAnsi="Times New Roman" w:eastAsia="宋体"/>
-          <w:b w:val="0"/>
-          <w:sz w:val="24"/>
-        </w:rPr>
-        <w:t>，标度关系就管不到你。</w:t>
-      </w:r>
-    </w:p>
-    <w:p>
-      <w:pPr>
-        <w:spacing w:line="360" w:lineRule="auto"/>
-        <w:ind w:left="420"/>
-      </w:pPr>
-      <w:r>
-        <w:rPr>
-          <w:rFonts w:ascii="Times New Roman" w:hAnsi="Times New Roman" w:eastAsia="宋体"/>
-          <w:b w:val="0"/>
-          <w:sz w:val="24"/>
-        </w:rPr>
-        <w:t xml:space="preserve">• </w:t>
-      </w:r>
-      <w:r>
-        <w:rPr>
-          <w:rFonts w:ascii="Times New Roman" w:hAnsi="Times New Roman" w:eastAsia="宋体"/>
-          <w:b/>
-          <w:sz w:val="24"/>
-        </w:rPr>
-        <w:t>为什么"不产生氧空位"很重要</w:t>
-      </w:r>
-      <w:r>
-        <w:rPr>
-          <w:rFonts w:ascii="Times New Roman" w:hAnsi="Times New Roman" w:eastAsia="宋体"/>
-          <w:b w:val="0"/>
-          <w:sz w:val="24"/>
-        </w:rPr>
-        <w:t>：没有空位，就没有"金属跟着氧走"的溶解通道。</w:t>
-      </w:r>
-    </w:p>
-    <w:p>
-      <w:pPr>
-        <w:spacing w:line="360" w:lineRule="auto"/>
-        <w:ind w:left="420"/>
-      </w:pPr>
-      <w:r>
-        <w:rPr>
-          <w:rFonts w:ascii="Times New Roman" w:hAnsi="Times New Roman" w:eastAsia="宋体"/>
-          <w:b w:val="0"/>
-          <w:sz w:val="24"/>
-        </w:rPr>
-        <w:t xml:space="preserve">• </w:t>
-      </w:r>
-      <w:r>
-        <w:rPr>
-          <w:rFonts w:ascii="Times New Roman" w:hAnsi="Times New Roman" w:eastAsia="宋体"/>
-          <w:b/>
-          <w:sz w:val="24"/>
-        </w:rPr>
-        <w:t>M 是什么</w:t>
-      </w:r>
-      <w:r>
-        <w:rPr>
-          <w:rFonts w:ascii="Times New Roman" w:hAnsi="Times New Roman" w:eastAsia="宋体"/>
-          <w:b w:val="0"/>
-          <w:sz w:val="24"/>
-        </w:rPr>
-        <w:t>：表面的金属位点（在我们的体系里就是 Ru 或 Mn）。</w:t>
-      </w:r>
-    </w:p>
-    <w:p/>
-    <w:p>
-      <w:pPr>
-        <w:pStyle w:val="4"/>
-        <w:pageBreakBefore w:val="0"/>
-      </w:pPr>
-      <w:r>
-        <w:rPr>
-          <w:rFonts w:ascii="Times New Roman" w:hAnsi="Times New Roman" w:eastAsia="宋体"/>
-          <w:b/>
-          <w:sz w:val="32"/>
-        </w:rPr>
-        <w:t>4. 必记数字</w:t>
-      </w:r>
-    </w:p>
-    <w:p>
-      <w:pPr>
-        <w:spacing w:line="360" w:lineRule="auto"/>
-        <w:ind w:firstLine="420"/>
-      </w:pPr>
-      <w:r>
-        <w:rPr>
-          <w:rFonts w:ascii="Times New Roman" w:hAnsi="Times New Roman" w:eastAsia="宋体"/>
-          <w:b/>
-          <w:sz w:val="24"/>
-        </w:rPr>
-        <w:t xml:space="preserve">OPM 关键步：2 M–O → 2 M + O₂（直接偶联）｜ 无 </w:t>
-      </w:r>
-      <w:r>
-        <w:rPr>
-          <w:rFonts w:ascii="Consolas" w:hAnsi="Consolas" w:eastAsia="Consolas"/>
-          <w:b/>
-          <w:sz w:val="24"/>
-          <w:shd w:fill="F0F0F0"/>
-        </w:rPr>
-        <w:t>OOH</w:t>
-      </w:r>
-      <w:r>
-        <w:rPr>
-          <w:rFonts w:ascii="Times New Roman" w:hAnsi="Times New Roman" w:eastAsia="宋体"/>
-          <w:b/>
-          <w:sz w:val="24"/>
-        </w:rPr>
-        <w:t>、无氧空位 ｜ 先例：161 mV、&gt;200 h</w:t>
-      </w:r>
-    </w:p>
-    <w:p/>
-    <w:p>
-      <w:pPr>
-        <w:pStyle w:val="4"/>
-        <w:pageBreakBefore w:val="0"/>
-      </w:pPr>
-      <w:r>
-        <w:rPr>
-          <w:rFonts w:ascii="Times New Roman" w:hAnsi="Times New Roman" w:eastAsia="宋体"/>
-          <w:b/>
-          <w:sz w:val="32"/>
-        </w:rPr>
-        <w:t>5. 口播示例</w:t>
-      </w:r>
-    </w:p>
     <w:p>
       <w:pPr>
         <w:spacing w:before="120" w:after="120"/>
@@ -4470,7 +4222,140 @@
           <w:b w:val="0"/>
           <w:sz w:val="24"/>
         </w:rPr>
-        <w:t>Panel I is the oxide path: two adjacent metal–oxo sites couple directly to O₂. There is no OOH intermediate and no oxygen vacancy, so this route avoids both the bottleneck and the dissolution channel. COM, from our group, is a related route in which light drives the electron transfer and the O–O bond forms on the oxygen states.</w:t>
+        <w:t xml:space="preserve">⚠️ </w:t>
+      </w:r>
+      <w:r>
+        <w:rPr>
+          <w:rFonts w:ascii="Times New Roman" w:hAnsi="Times New Roman" w:eastAsia="宋体"/>
+          <w:b/>
+          <w:sz w:val="24"/>
+        </w:rPr>
+        <w:t>为什么不再用原来那张"四条路径"图</w:t>
+      </w:r>
+      <w:r>
+        <w:rPr>
+          <w:rFonts w:ascii="Times New Roman" w:hAnsi="Times New Roman" w:eastAsia="宋体"/>
+          <w:b w:val="0"/>
+          <w:sz w:val="24"/>
+        </w:rPr>
+        <w:t xml:space="preserve">（会上若被问，这样答）：那是 Reier 等 2017 综述里的经典动力学分类（据 Bockris），四条里 I 与 II 其实是"氧化物路径"的两种变体（第 2 步一个化学、一个电化学，最后都走 </w:t>
+      </w:r>
+      <w:r>
+        <w:rPr>
+          <w:rFonts w:ascii="Consolas" w:hAnsi="Consolas" w:eastAsia="Consolas"/>
+          <w:sz w:val="24"/>
+          <w:shd w:fill="F0F0F0"/>
+        </w:rPr>
+        <w:t>2 M–O → 2 M + O₂</w:t>
+      </w:r>
+      <w:r>
+        <w:rPr>
+          <w:rFonts w:ascii="Times New Roman" w:hAnsi="Times New Roman" w:eastAsia="宋体"/>
+          <w:b w:val="0"/>
+          <w:sz w:val="24"/>
+        </w:rPr>
+        <w:t>），III 与 IV 才是过氧路径（走 M–OOH）；而且</w:t>
+      </w:r>
+      <w:r>
+        <w:rPr>
+          <w:rFonts w:ascii="Times New Roman" w:hAnsi="Times New Roman" w:eastAsia="宋体"/>
+          <w:b/>
+          <w:sz w:val="24"/>
+        </w:rPr>
+        <w:t>整张图不含 LOM</w:t>
+      </w:r>
+      <w:r>
+        <w:rPr>
+          <w:rFonts w:ascii="Times New Roman" w:hAnsi="Times New Roman" w:eastAsia="宋体"/>
+          <w:b w:val="0"/>
+          <w:sz w:val="24"/>
+        </w:rPr>
+        <w:t>，与 P3/P4 用的现代 AEM/LOM 命名不同源，和标题里的"Mechanism III"编号也容易看串。所以现在只画 OPM 一条路径。</w:t>
+      </w:r>
+    </w:p>
+    <w:p/>
+    <w:p>
+      <w:pPr>
+        <w:spacing w:line="360" w:lineRule="auto"/>
+        <w:ind w:firstLine="420"/>
+      </w:pPr>
+      <w:r>
+        <w:rPr>
+          <w:rFonts w:ascii="Times New Roman" w:hAnsi="Times New Roman" w:eastAsia="宋体"/>
+          <w:b/>
+          <w:sz w:val="24"/>
+        </w:rPr>
+        <w:t>右侧：COM（本组提出的耦合氧机理）</w:t>
+      </w:r>
+    </w:p>
+    <w:p>
+      <w:pPr>
+        <w:spacing w:line="360" w:lineRule="auto"/>
+        <w:ind w:left="420"/>
+      </w:pPr>
+      <w:r>
+        <w:rPr>
+          <w:rFonts w:ascii="Times New Roman" w:hAnsi="Times New Roman" w:eastAsia="宋体"/>
+          <w:b w:val="0"/>
+          <w:sz w:val="24"/>
+        </w:rPr>
+        <w:t xml:space="preserve">• </w:t>
+      </w:r>
+      <w:r>
+        <w:rPr>
+          <w:rFonts w:ascii="Times New Roman" w:hAnsi="Times New Roman" w:eastAsia="宋体"/>
+          <w:b w:val="0"/>
+          <w:sz w:val="24"/>
+        </w:rPr>
+        <w:t>文字卡写着：</w:t>
+      </w:r>
+      <w:r>
+        <w:rPr>
+          <w:rFonts w:ascii="Times New Roman" w:hAnsi="Times New Roman" w:eastAsia="宋体"/>
+          <w:b/>
+          <w:sz w:val="24"/>
+        </w:rPr>
+        <w:t>光照</w:t>
+      </w:r>
+      <w:r>
+        <w:rPr>
+          <w:rFonts w:ascii="Times New Roman" w:hAnsi="Times New Roman" w:eastAsia="宋体"/>
+          <w:b w:val="0"/>
+          <w:sz w:val="24"/>
+        </w:rPr>
+        <w:t>驱动电子从氧态转移到金属，O–O 键在</w:t>
+      </w:r>
+      <w:r>
+        <w:rPr>
+          <w:rFonts w:ascii="Times New Roman" w:hAnsi="Times New Roman" w:eastAsia="宋体"/>
+          <w:b/>
+          <w:sz w:val="24"/>
+        </w:rPr>
+        <w:t>氧态</w:t>
+      </w:r>
+      <w:r>
+        <w:rPr>
+          <w:rFonts w:ascii="Times New Roman" w:hAnsi="Times New Roman" w:eastAsia="宋体"/>
+          <w:b w:val="0"/>
+          <w:sz w:val="24"/>
+        </w:rPr>
+        <w:t xml:space="preserve">上形成——与 OPM 同属"不经 </w:t>
+      </w:r>
+      <w:r>
+        <w:rPr>
+          <w:rFonts w:ascii="Consolas" w:hAnsi="Consolas" w:eastAsia="Consolas"/>
+          <w:sz w:val="24"/>
+          <w:shd w:fill="F0F0F0"/>
+        </w:rPr>
+        <w:t>OOH</w:t>
+      </w:r>
+      <w:r>
+        <w:rPr>
+          <w:rFonts w:ascii="Times New Roman" w:hAnsi="Times New Roman" w:eastAsia="宋体"/>
+          <w:b w:val="0"/>
+          <w:sz w:val="24"/>
+        </w:rPr>
+        <w:t>"的路线，但它需要光。</w:t>
       </w:r>
     </w:p>
     <w:p/>
@@ -4485,6 +4370,264 @@
           <w:b/>
           <w:sz w:val="32"/>
         </w:rPr>
+        <w:t>3. 概念白话</w:t>
+      </w:r>
+    </w:p>
+    <w:p>
+      <w:pPr>
+        <w:spacing w:line="360" w:lineRule="auto"/>
+        <w:ind w:left="420"/>
+      </w:pPr>
+      <w:r>
+        <w:rPr>
+          <w:rFonts w:ascii="Times New Roman" w:hAnsi="Times New Roman" w:eastAsia="宋体"/>
+          <w:b w:val="0"/>
+          <w:sz w:val="24"/>
+        </w:rPr>
+        <w:t xml:space="preserve">• </w:t>
+      </w:r>
+      <w:r>
+        <w:rPr>
+          <w:rFonts w:ascii="Times New Roman" w:hAnsi="Times New Roman" w:eastAsia="宋体"/>
+          <w:b/>
+          <w:sz w:val="24"/>
+        </w:rPr>
+        <w:t xml:space="preserve">为什么"不经过 </w:t>
+      </w:r>
+      <w:r>
+        <w:rPr>
+          <w:rFonts w:ascii="Consolas" w:hAnsi="Consolas" w:eastAsia="Consolas"/>
+          <w:b/>
+          <w:sz w:val="24"/>
+          <w:shd w:fill="F0F0F0"/>
+        </w:rPr>
+        <w:t>*OOH</w:t>
+      </w:r>
+      <w:r>
+        <w:rPr>
+          <w:rFonts w:ascii="Times New Roman" w:hAnsi="Times New Roman" w:eastAsia="宋体"/>
+          <w:b/>
+          <w:sz w:val="24"/>
+        </w:rPr>
+        <w:t>"很重要</w:t>
+      </w:r>
+      <w:r>
+        <w:rPr>
+          <w:rFonts w:ascii="Times New Roman" w:hAnsi="Times New Roman" w:eastAsia="宋体"/>
+          <w:b w:val="0"/>
+          <w:sz w:val="24"/>
+        </w:rPr>
+        <w:t xml:space="preserve">：AEM 被锁死就是因为 </w:t>
+      </w:r>
+      <w:r>
+        <w:rPr>
+          <w:rFonts w:ascii="Consolas" w:hAnsi="Consolas" w:eastAsia="Consolas"/>
+          <w:sz w:val="24"/>
+          <w:shd w:fill="F0F0F0"/>
+        </w:rPr>
+        <w:t>*OOH</w:t>
+      </w:r>
+      <w:r>
+        <w:rPr>
+          <w:rFonts w:ascii="Times New Roman" w:hAnsi="Times New Roman" w:eastAsia="宋体"/>
+          <w:b w:val="0"/>
+          <w:sz w:val="24"/>
+        </w:rPr>
+        <w:t xml:space="preserve"> 与 </w:t>
+      </w:r>
+      <w:r>
+        <w:rPr>
+          <w:rFonts w:ascii="Times New Roman" w:hAnsi="Times New Roman" w:eastAsia="宋体"/>
+          <w:b w:val="0"/>
+          <w:i/>
+          <w:sz w:val="24"/>
+        </w:rPr>
+        <w:t xml:space="preserve">OH 的固定差值；只要不生成 </w:t>
+      </w:r>
+      <w:r>
+        <w:rPr>
+          <w:rFonts w:ascii="Times New Roman" w:hAnsi="Times New Roman" w:eastAsia="宋体"/>
+          <w:b w:val="0"/>
+          <w:i/>
+          <w:sz w:val="24"/>
+        </w:rPr>
+        <w:t>`</w:t>
+      </w:r>
+      <w:r>
+        <w:rPr>
+          <w:rFonts w:ascii="Times New Roman" w:hAnsi="Times New Roman" w:eastAsia="宋体"/>
+          <w:b w:val="0"/>
+          <w:sz w:val="24"/>
+        </w:rPr>
+        <w:t>OOH</w:t>
+      </w:r>
+      <w:r>
+        <w:rPr>
+          <w:rFonts w:ascii="Times New Roman" w:hAnsi="Times New Roman" w:eastAsia="宋体"/>
+          <w:b w:val="0"/>
+          <w:sz w:val="24"/>
+        </w:rPr>
+        <w:t>`</w:t>
+      </w:r>
+      <w:r>
+        <w:rPr>
+          <w:rFonts w:ascii="Times New Roman" w:hAnsi="Times New Roman" w:eastAsia="宋体"/>
+          <w:b w:val="0"/>
+          <w:sz w:val="24"/>
+        </w:rPr>
+        <w:t>，标度关系就管不到你。</w:t>
+      </w:r>
+    </w:p>
+    <w:p>
+      <w:pPr>
+        <w:spacing w:line="360" w:lineRule="auto"/>
+        <w:ind w:left="420"/>
+      </w:pPr>
+      <w:r>
+        <w:rPr>
+          <w:rFonts w:ascii="Times New Roman" w:hAnsi="Times New Roman" w:eastAsia="宋体"/>
+          <w:b w:val="0"/>
+          <w:sz w:val="24"/>
+        </w:rPr>
+        <w:t xml:space="preserve">• </w:t>
+      </w:r>
+      <w:r>
+        <w:rPr>
+          <w:rFonts w:ascii="Times New Roman" w:hAnsi="Times New Roman" w:eastAsia="宋体"/>
+          <w:b/>
+          <w:sz w:val="24"/>
+        </w:rPr>
+        <w:t>为什么"不产生氧空位"很重要</w:t>
+      </w:r>
+      <w:r>
+        <w:rPr>
+          <w:rFonts w:ascii="Times New Roman" w:hAnsi="Times New Roman" w:eastAsia="宋体"/>
+          <w:b w:val="0"/>
+          <w:sz w:val="24"/>
+        </w:rPr>
+        <w:t>：没有空位，就没有"金属跟着氧走"的溶解通道。</w:t>
+      </w:r>
+    </w:p>
+    <w:p>
+      <w:pPr>
+        <w:spacing w:line="360" w:lineRule="auto"/>
+        <w:ind w:left="420"/>
+      </w:pPr>
+      <w:r>
+        <w:rPr>
+          <w:rFonts w:ascii="Times New Roman" w:hAnsi="Times New Roman" w:eastAsia="宋体"/>
+          <w:b w:val="0"/>
+          <w:sz w:val="24"/>
+        </w:rPr>
+        <w:t xml:space="preserve">• </w:t>
+      </w:r>
+      <w:r>
+        <w:rPr>
+          <w:rFonts w:ascii="Times New Roman" w:hAnsi="Times New Roman" w:eastAsia="宋体"/>
+          <w:b/>
+          <w:sz w:val="24"/>
+        </w:rPr>
+        <w:t>M 是什么</w:t>
+      </w:r>
+      <w:r>
+        <w:rPr>
+          <w:rFonts w:ascii="Times New Roman" w:hAnsi="Times New Roman" w:eastAsia="宋体"/>
+          <w:b w:val="0"/>
+          <w:sz w:val="24"/>
+        </w:rPr>
+        <w:t>：表面的金属位点（在我们的体系里就是 Ru 或 Mn）。</w:t>
+      </w:r>
+    </w:p>
+    <w:p/>
+    <w:p>
+      <w:pPr>
+        <w:pStyle w:val="4"/>
+        <w:pageBreakBefore w:val="0"/>
+      </w:pPr>
+      <w:r>
+        <w:rPr>
+          <w:rFonts w:ascii="Times New Roman" w:hAnsi="Times New Roman" w:eastAsia="宋体"/>
+          <w:b/>
+          <w:sz w:val="32"/>
+        </w:rPr>
+        <w:t>4. 必记数字</w:t>
+      </w:r>
+    </w:p>
+    <w:p>
+      <w:pPr>
+        <w:spacing w:line="360" w:lineRule="auto"/>
+        <w:ind w:firstLine="420"/>
+      </w:pPr>
+      <w:r>
+        <w:rPr>
+          <w:rFonts w:ascii="Times New Roman" w:hAnsi="Times New Roman" w:eastAsia="宋体"/>
+          <w:b/>
+          <w:sz w:val="24"/>
+        </w:rPr>
+        <w:t xml:space="preserve">OPM 关键步：2 M–O → 2 M + O₂（直接偶联）｜ 无 </w:t>
+      </w:r>
+      <w:r>
+        <w:rPr>
+          <w:rFonts w:ascii="Consolas" w:hAnsi="Consolas" w:eastAsia="Consolas"/>
+          <w:b/>
+          <w:sz w:val="24"/>
+          <w:shd w:fill="F0F0F0"/>
+        </w:rPr>
+        <w:t>OOH</w:t>
+      </w:r>
+      <w:r>
+        <w:rPr>
+          <w:rFonts w:ascii="Times New Roman" w:hAnsi="Times New Roman" w:eastAsia="宋体"/>
+          <w:b/>
+          <w:sz w:val="24"/>
+        </w:rPr>
+        <w:t>、无氧空位 ｜ 先例：161 mV、&gt;200 h</w:t>
+      </w:r>
+    </w:p>
+    <w:p/>
+    <w:p>
+      <w:pPr>
+        <w:pStyle w:val="4"/>
+        <w:pageBreakBefore w:val="0"/>
+      </w:pPr>
+      <w:r>
+        <w:rPr>
+          <w:rFonts w:ascii="Times New Roman" w:hAnsi="Times New Roman" w:eastAsia="宋体"/>
+          <w:b/>
+          <w:sz w:val="32"/>
+        </w:rPr>
+        <w:t>5. 口播示例</w:t>
+      </w:r>
+    </w:p>
+    <w:p>
+      <w:pPr>
+        <w:spacing w:before="120" w:after="120"/>
+        <w:ind w:left="567" w:right="567"/>
+        <w:pBdr>
+          <w:left w:val="single" w:sz="12" w:color="6366F1"/>
+        </w:pBdr>
+      </w:pPr>
+      <w:r>
+        <w:rPr>
+          <w:rFonts w:ascii="Times New Roman" w:hAnsi="Times New Roman" w:eastAsia="宋体"/>
+          <w:b w:val="0"/>
+          <w:sz w:val="24"/>
+        </w:rPr>
+        <w:t>The oxide path needs four metal sites and four electrons per O₂: each site is hydroxylated, two hydroxyls condense into one oxo site plus one bare site, and finally two adjacent oxo sites couple directly into O₂. There is no OOH intermediate, so the AEM scaling limit does not apply, and no oxygen vacancy is left behind, so there is no metal-leaching channel. That is why this is the route we target. COM, from our group, is a related route in which light drives the electron transfer and the O–O bond forms on the oxygen states.</w:t>
+      </w:r>
+    </w:p>
+    <w:p/>
+    <w:p>
+      <w:pPr>
+        <w:pStyle w:val="4"/>
+        <w:pageBreakBefore w:val="0"/>
+      </w:pPr>
+      <w:r>
+        <w:rPr>
+          <w:rFonts w:ascii="Times New Roman" w:hAnsi="Times New Roman" w:eastAsia="宋体"/>
+          <w:b/>
+          <w:sz w:val="32"/>
+        </w:rPr>
         <w:t>6. 可能被问什么</w:t>
       </w:r>
     </w:p>
@@ -4573,6 +4716,98 @@
           <w:shd w:fill="F0F0F0"/>
         </w:rPr>
         <w:t>*OOH</w:t>
+      </w:r>
+      <w:r>
+        <w:rPr>
+          <w:rFonts w:ascii="Times New Roman" w:hAnsi="Times New Roman" w:eastAsia="宋体"/>
+          <w:b w:val="0"/>
+          <w:sz w:val="24"/>
+        </w:rPr>
+        <w:t>。</w:t>
+      </w:r>
+    </w:p>
+    <w:p>
+      <w:pPr>
+        <w:spacing w:line="360" w:lineRule="auto"/>
+        <w:ind w:left="420"/>
+      </w:pPr>
+      <w:r>
+        <w:rPr>
+          <w:rFonts w:ascii="Times New Roman" w:hAnsi="Times New Roman" w:eastAsia="宋体"/>
+          <w:b w:val="0"/>
+          <w:sz w:val="24"/>
+        </w:rPr>
+        <w:t xml:space="preserve">• </w:t>
+      </w:r>
+      <w:r>
+        <w:rPr>
+          <w:rFonts w:ascii="Times New Roman" w:hAnsi="Times New Roman" w:eastAsia="宋体"/>
+          <w:b/>
+          <w:sz w:val="24"/>
+        </w:rPr>
+        <w:t>"为什么不用那张四条路径的图？"</w:t>
+      </w:r>
+      <w:r>
+        <w:rPr>
+          <w:rFonts w:ascii="Times New Roman" w:hAnsi="Times New Roman" w:eastAsia="宋体"/>
+          <w:b w:val="0"/>
+          <w:sz w:val="24"/>
+        </w:rPr>
+        <w:t xml:space="preserve"> → 它是 Bockris 时代的动力学分类（按 Tafel 斜率分），I/II 是氧化物路径的两种变体、III/IV 是过氧路径，而且不含 LOM；与我们的 AEM/LOM/OPM 命名不同源，容易和"Mechanism III"的编号看串，所以改成只画 OPM。</w:t>
+      </w:r>
+    </w:p>
+    <w:p>
+      <w:pPr>
+        <w:spacing w:line="360" w:lineRule="auto"/>
+        <w:ind w:left="420"/>
+      </w:pPr>
+      <w:r>
+        <w:rPr>
+          <w:rFonts w:ascii="Times New Roman" w:hAnsi="Times New Roman" w:eastAsia="宋体"/>
+          <w:b w:val="0"/>
+          <w:sz w:val="24"/>
+        </w:rPr>
+        <w:t xml:space="preserve">• </w:t>
+      </w:r>
+      <w:r>
+        <w:rPr>
+          <w:rFonts w:ascii="Times New Roman" w:hAnsi="Times New Roman" w:eastAsia="宋体"/>
+          <w:b/>
+          <w:sz w:val="24"/>
+        </w:rPr>
+        <w:t>"每析出一个 O₂ 要几个位点、几个电子？"</w:t>
+      </w:r>
+      <w:r>
+        <w:rPr>
+          <w:rFonts w:ascii="Times New Roman" w:hAnsi="Times New Roman" w:eastAsia="宋体"/>
+          <w:b w:val="0"/>
+          <w:sz w:val="24"/>
+        </w:rPr>
+        <w:t xml:space="preserve"> → </w:t>
+      </w:r>
+      <w:r>
+        <w:rPr>
+          <w:rFonts w:ascii="Times New Roman" w:hAnsi="Times New Roman" w:eastAsia="宋体"/>
+          <w:b/>
+          <w:sz w:val="24"/>
+        </w:rPr>
+        <w:t>4 个位点、4 个电子</w:t>
+      </w:r>
+      <w:r>
+        <w:rPr>
+          <w:rFonts w:ascii="Times New Roman" w:hAnsi="Times New Roman" w:eastAsia="宋体"/>
+          <w:b w:val="0"/>
+          <w:sz w:val="24"/>
+        </w:rPr>
+        <w:t xml:space="preserve">（步骤 1 走 4 次、步骤 2 走 2 次、步骤 3 走 1 次），净式 </w:t>
+      </w:r>
+      <w:r>
+        <w:rPr>
+          <w:rFonts w:ascii="Consolas" w:hAnsi="Consolas" w:eastAsia="Consolas"/>
+          <w:sz w:val="24"/>
+          <w:shd w:fill="F0F0F0"/>
+        </w:rPr>
+        <w:t>2 H₂O → O₂ + 4 H⁺ + 4 e⁻</w:t>
       </w:r>
       <w:r>
         <w:rPr>
